--- a/STRATEGIC THINKING- CA 1 Capstone Project Proposal.docx
+++ b/STRATEGIC THINKING- CA 1 Capstone Project Proposal.docx
@@ -2,15 +2,7622 @@
 <file path=word/document.xml><?xml version="1.0" encoding="utf-8"?>
 <w:document xmlns:wpc="http://schemas.microsoft.com/office/word/2010/wordprocessingCanvas" xmlns:cx="http://schemas.microsoft.com/office/drawing/2014/chartex" xmlns:cx1="http://schemas.microsoft.com/office/drawing/2015/9/8/chartex" xmlns:cx2="http://schemas.microsoft.com/office/drawing/2015/10/21/chartex" xmlns:cx3="http://schemas.microsoft.com/office/drawing/2016/5/9/chartex" xmlns:cx4="http://schemas.microsoft.com/office/drawing/2016/5/10/chartex" xmlns:cx5="http://schemas.microsoft.com/office/drawing/2016/5/11/chartex" xmlns:cx6="http://schemas.microsoft.com/office/drawing/2016/5/12/chartex" xmlns:cx7="http://schemas.microsoft.com/office/drawing/2016/5/13/chartex" xmlns:cx8="http://schemas.microsoft.com/office/drawing/2016/5/14/chartex" xmlns:mc="http://schemas.openxmlformats.org/markup-compatibility/2006" xmlns:aink="http://schemas.microsoft.com/office/drawing/2016/ink" xmlns:am3d="http://schemas.microsoft.com/office/drawing/2017/model3d" xmlns:o="urn:schemas-microsoft-com:office:office" xmlns:oel="http://schemas.microsoft.com/office/2019/extlst" xmlns:r="http://schemas.openxmlformats.org/officeDocument/2006/relationships" xmlns:m="http://schemas.openxmlformats.org/officeDocument/2006/math" xmlns:v="urn:schemas-microsoft-com:vml" xmlns:wp14="http://schemas.microsoft.com/office/word/2010/wordprocessingDrawing" xmlns:wp="http://schemas.openxmlformats.org/drawingml/2006/wordprocessingDrawing" xmlns:w10="urn:schemas-microsoft-com:office:word" xmlns:w="http://schemas.openxmlformats.org/wordprocessingml/2006/main" xmlns:w14="http://schemas.microsoft.com/office/word/2010/wordml" xmlns:w15="http://schemas.microsoft.com/office/word/2012/wordml" xmlns:w16cex="http://schemas.microsoft.com/office/word/2018/wordml/cex" xmlns:w16cid="http://schemas.microsoft.com/office/word/2016/wordml/cid" xmlns:w16="http://schemas.microsoft.com/office/word/2018/wordml" xmlns:w16du="http://schemas.microsoft.com/office/word/2023/wordml/word16du" xmlns:w16sdtdh="http://schemas.microsoft.com/office/word/2020/wordml/sdtdatahash" xmlns:w16sdtfl="http://schemas.microsoft.com/office/word/2024/wordml/sdtformatlock" xmlns:w16se="http://schemas.microsoft.com/office/word/2015/wordml/symex" xmlns:wpg="http://schemas.microsoft.com/office/word/2010/wordprocessingGroup" xmlns:wpi="http://schemas.microsoft.com/office/word/2010/wordprocessingInk" xmlns:wne="http://schemas.microsoft.com/office/word/2006/wordml" xmlns:wps="http://schemas.microsoft.com/office/word/2010/wordprocessingShape" mc:Ignorable="w14 w15 w16se w16cid w16 w16cex w16sdtdh w16sdtfl w16du wp14">
   <w:body>
+    <w:sdt>
+      <w:sdtPr>
+        <w:rPr>
+          <w:rFonts w:ascii="Arial" w:hAnsi="Arial" w:cs="Arial"/>
+        </w:rPr>
+        <w:id w:val="-1285886074"/>
+        <w:docPartObj>
+          <w:docPartGallery w:val="Cover Pages"/>
+          <w:docPartUnique/>
+        </w:docPartObj>
+      </w:sdtPr>
+      <w:sdtContent>
+        <w:p>
+          <w:pPr>
+            <w:jc w:val="both"/>
+            <w:rPr>
+              <w:rFonts w:ascii="Arial" w:hAnsi="Arial" w:cs="Arial"/>
+            </w:rPr>
+          </w:pPr>
+          <w:r>
+            <w:rPr>
+              <w:rFonts w:ascii="Arial" w:hAnsi="Arial" w:cs="Arial"/>
+              <w:noProof/>
+            </w:rPr>
+            <mc:AlternateContent>
+              <mc:Choice Requires="wpg">
+                <w:drawing>
+                  <wp:anchor distT="0" distB="0" distL="114300" distR="114300" simplePos="0" relativeHeight="251662336" behindDoc="0" locked="0" layoutInCell="1" allowOverlap="1" wp14:anchorId="6A484BC9" wp14:editId="72905022">
+                    <wp:simplePos x="0" y="0"/>
+                    <wp:positionH relativeFrom="page">
+                      <wp:align>center</wp:align>
+                    </wp:positionH>
+                    <mc:AlternateContent>
+                      <mc:Choice Requires="wp14">
+                        <wp:positionV relativeFrom="page">
+                          <wp14:pctPosVOffset>2300</wp14:pctPosVOffset>
+                        </wp:positionV>
+                      </mc:Choice>
+                      <mc:Fallback>
+                        <wp:positionV relativeFrom="page">
+                          <wp:posOffset>245745</wp:posOffset>
+                        </wp:positionV>
+                      </mc:Fallback>
+                    </mc:AlternateContent>
+                    <wp:extent cx="7315200" cy="1215391"/>
+                    <wp:effectExtent l="0" t="0" r="1270" b="1905"/>
+                    <wp:wrapNone/>
+                    <wp:docPr id="149" name="Group 157"/>
+                    <wp:cNvGraphicFramePr/>
+                    <a:graphic xmlns:a="http://schemas.openxmlformats.org/drawingml/2006/main">
+                      <a:graphicData uri="http://schemas.microsoft.com/office/word/2010/wordprocessingGroup">
+                        <wpg:wgp>
+                          <wpg:cNvGrpSpPr/>
+                          <wpg:grpSpPr>
+                            <a:xfrm>
+                              <a:off x="0" y="0"/>
+                              <a:ext cx="7315200" cy="1215391"/>
+                              <a:chOff x="0" y="-1"/>
+                              <a:chExt cx="7315200" cy="1216153"/>
+                            </a:xfrm>
+                          </wpg:grpSpPr>
+                          <wps:wsp>
+                            <wps:cNvPr id="150" name="Rectangle 51"/>
+                            <wps:cNvSpPr/>
+                            <wps:spPr>
+                              <a:xfrm>
+                                <a:off x="0" y="-1"/>
+                                <a:ext cx="7315200" cy="1130373"/>
+                              </a:xfrm>
+                              <a:custGeom>
+                                <a:avLst/>
+                                <a:gdLst>
+                                  <a:gd name="connsiteX0" fmla="*/ 0 w 7312660"/>
+                                  <a:gd name="connsiteY0" fmla="*/ 0 h 1215390"/>
+                                  <a:gd name="connsiteX1" fmla="*/ 7312660 w 7312660"/>
+                                  <a:gd name="connsiteY1" fmla="*/ 0 h 1215390"/>
+                                  <a:gd name="connsiteX2" fmla="*/ 7312660 w 7312660"/>
+                                  <a:gd name="connsiteY2" fmla="*/ 1215390 h 1215390"/>
+                                  <a:gd name="connsiteX3" fmla="*/ 0 w 7312660"/>
+                                  <a:gd name="connsiteY3" fmla="*/ 1215390 h 1215390"/>
+                                  <a:gd name="connsiteX4" fmla="*/ 0 w 7312660"/>
+                                  <a:gd name="connsiteY4" fmla="*/ 0 h 1215390"/>
+                                  <a:gd name="connsiteX0" fmla="*/ 0 w 7312660"/>
+                                  <a:gd name="connsiteY0" fmla="*/ 0 h 1215390"/>
+                                  <a:gd name="connsiteX1" fmla="*/ 7312660 w 7312660"/>
+                                  <a:gd name="connsiteY1" fmla="*/ 0 h 1215390"/>
+                                  <a:gd name="connsiteX2" fmla="*/ 7312660 w 7312660"/>
+                                  <a:gd name="connsiteY2" fmla="*/ 1215390 h 1215390"/>
+                                  <a:gd name="connsiteX3" fmla="*/ 3667125 w 7312660"/>
+                                  <a:gd name="connsiteY3" fmla="*/ 1209675 h 1215390"/>
+                                  <a:gd name="connsiteX4" fmla="*/ 0 w 7312660"/>
+                                  <a:gd name="connsiteY4" fmla="*/ 1215390 h 1215390"/>
+                                  <a:gd name="connsiteX5" fmla="*/ 0 w 7312660"/>
+                                  <a:gd name="connsiteY5" fmla="*/ 0 h 1215390"/>
+                                  <a:gd name="connsiteX0" fmla="*/ 0 w 7312660"/>
+                                  <a:gd name="connsiteY0" fmla="*/ 0 h 1215390"/>
+                                  <a:gd name="connsiteX1" fmla="*/ 7312660 w 7312660"/>
+                                  <a:gd name="connsiteY1" fmla="*/ 0 h 1215390"/>
+                                  <a:gd name="connsiteX2" fmla="*/ 7312660 w 7312660"/>
+                                  <a:gd name="connsiteY2" fmla="*/ 1215390 h 1215390"/>
+                                  <a:gd name="connsiteX3" fmla="*/ 3619500 w 7312660"/>
+                                  <a:gd name="connsiteY3" fmla="*/ 733425 h 1215390"/>
+                                  <a:gd name="connsiteX4" fmla="*/ 0 w 7312660"/>
+                                  <a:gd name="connsiteY4" fmla="*/ 1215390 h 1215390"/>
+                                  <a:gd name="connsiteX5" fmla="*/ 0 w 7312660"/>
+                                  <a:gd name="connsiteY5" fmla="*/ 0 h 1215390"/>
+                                  <a:gd name="connsiteX0" fmla="*/ 0 w 7312660"/>
+                                  <a:gd name="connsiteY0" fmla="*/ 0 h 1215390"/>
+                                  <a:gd name="connsiteX1" fmla="*/ 7312660 w 7312660"/>
+                                  <a:gd name="connsiteY1" fmla="*/ 0 h 1215390"/>
+                                  <a:gd name="connsiteX2" fmla="*/ 7312660 w 7312660"/>
+                                  <a:gd name="connsiteY2" fmla="*/ 1129665 h 1215390"/>
+                                  <a:gd name="connsiteX3" fmla="*/ 3619500 w 7312660"/>
+                                  <a:gd name="connsiteY3" fmla="*/ 733425 h 1215390"/>
+                                  <a:gd name="connsiteX4" fmla="*/ 0 w 7312660"/>
+                                  <a:gd name="connsiteY4" fmla="*/ 1215390 h 1215390"/>
+                                  <a:gd name="connsiteX5" fmla="*/ 0 w 7312660"/>
+                                  <a:gd name="connsiteY5" fmla="*/ 0 h 1215390"/>
+                                  <a:gd name="connsiteX0" fmla="*/ 9525 w 7322185"/>
+                                  <a:gd name="connsiteY0" fmla="*/ 0 h 1129665"/>
+                                  <a:gd name="connsiteX1" fmla="*/ 7322185 w 7322185"/>
+                                  <a:gd name="connsiteY1" fmla="*/ 0 h 1129665"/>
+                                  <a:gd name="connsiteX2" fmla="*/ 7322185 w 7322185"/>
+                                  <a:gd name="connsiteY2" fmla="*/ 1129665 h 1129665"/>
+                                  <a:gd name="connsiteX3" fmla="*/ 3629025 w 7322185"/>
+                                  <a:gd name="connsiteY3" fmla="*/ 733425 h 1129665"/>
+                                  <a:gd name="connsiteX4" fmla="*/ 0 w 7322185"/>
+                                  <a:gd name="connsiteY4" fmla="*/ 1091565 h 1129665"/>
+                                  <a:gd name="connsiteX5" fmla="*/ 9525 w 7322185"/>
+                                  <a:gd name="connsiteY5" fmla="*/ 0 h 1129665"/>
+                                  <a:gd name="connsiteX0" fmla="*/ 0 w 7312660"/>
+                                  <a:gd name="connsiteY0" fmla="*/ 0 h 1129665"/>
+                                  <a:gd name="connsiteX1" fmla="*/ 7312660 w 7312660"/>
+                                  <a:gd name="connsiteY1" fmla="*/ 0 h 1129665"/>
+                                  <a:gd name="connsiteX2" fmla="*/ 7312660 w 7312660"/>
+                                  <a:gd name="connsiteY2" fmla="*/ 1129665 h 1129665"/>
+                                  <a:gd name="connsiteX3" fmla="*/ 3619500 w 7312660"/>
+                                  <a:gd name="connsiteY3" fmla="*/ 733425 h 1129665"/>
+                                  <a:gd name="connsiteX4" fmla="*/ 0 w 7312660"/>
+                                  <a:gd name="connsiteY4" fmla="*/ 1091565 h 1129665"/>
+                                  <a:gd name="connsiteX5" fmla="*/ 0 w 7312660"/>
+                                  <a:gd name="connsiteY5" fmla="*/ 0 h 1129665"/>
+                                </a:gdLst>
+                                <a:ahLst/>
+                                <a:cxnLst>
+                                  <a:cxn ang="0">
+                                    <a:pos x="connsiteX0" y="connsiteY0"/>
+                                  </a:cxn>
+                                  <a:cxn ang="0">
+                                    <a:pos x="connsiteX1" y="connsiteY1"/>
+                                  </a:cxn>
+                                  <a:cxn ang="0">
+                                    <a:pos x="connsiteX2" y="connsiteY2"/>
+                                  </a:cxn>
+                                  <a:cxn ang="0">
+                                    <a:pos x="connsiteX3" y="connsiteY3"/>
+                                  </a:cxn>
+                                  <a:cxn ang="0">
+                                    <a:pos x="connsiteX4" y="connsiteY4"/>
+                                  </a:cxn>
+                                  <a:cxn ang="0">
+                                    <a:pos x="connsiteX5" y="connsiteY5"/>
+                                  </a:cxn>
+                                </a:cxnLst>
+                                <a:rect l="l" t="t" r="r" b="b"/>
+                                <a:pathLst>
+                                  <a:path w="7312660" h="1129665">
+                                    <a:moveTo>
+                                      <a:pt x="0" y="0"/>
+                                    </a:moveTo>
+                                    <a:lnTo>
+                                      <a:pt x="7312660" y="0"/>
+                                    </a:lnTo>
+                                    <a:lnTo>
+                                      <a:pt x="7312660" y="1129665"/>
+                                    </a:lnTo>
+                                    <a:lnTo>
+                                      <a:pt x="3619500" y="733425"/>
+                                    </a:lnTo>
+                                    <a:lnTo>
+                                      <a:pt x="0" y="1091565"/>
+                                    </a:lnTo>
+                                    <a:lnTo>
+                                      <a:pt x="0" y="0"/>
+                                    </a:lnTo>
+                                    <a:close/>
+                                  </a:path>
+                                </a:pathLst>
+                              </a:custGeom>
+                              <a:ln>
+                                <a:noFill/>
+                              </a:ln>
+                            </wps:spPr>
+                            <wps:style>
+                              <a:lnRef idx="2">
+                                <a:schemeClr val="accent1">
+                                  <a:shade val="50000"/>
+                                </a:schemeClr>
+                              </a:lnRef>
+                              <a:fillRef idx="1">
+                                <a:schemeClr val="accent1"/>
+                              </a:fillRef>
+                              <a:effectRef idx="0">
+                                <a:schemeClr val="accent1"/>
+                              </a:effectRef>
+                              <a:fontRef idx="minor">
+                                <a:schemeClr val="lt1"/>
+                              </a:fontRef>
+                            </wps:style>
+                            <wps:bodyPr rot="0" spcFirstLastPara="0" vertOverflow="overflow" horzOverflow="overflow" vert="horz" wrap="square" lIns="91440" tIns="45720" rIns="91440" bIns="45720" numCol="1" spcCol="0" rtlCol="0" fromWordArt="0" anchor="ctr" anchorCtr="0" forceAA="0" compatLnSpc="1">
+                              <a:prstTxWarp prst="textNoShape">
+                                <a:avLst/>
+                              </a:prstTxWarp>
+                              <a:noAutofit/>
+                            </wps:bodyPr>
+                          </wps:wsp>
+                          <wps:wsp>
+                            <wps:cNvPr id="151" name="Rectangle 151"/>
+                            <wps:cNvSpPr/>
+                            <wps:spPr>
+                              <a:xfrm>
+                                <a:off x="0" y="0"/>
+                                <a:ext cx="7315200" cy="1216152"/>
+                              </a:xfrm>
+                              <a:prstGeom prst="rect">
+                                <a:avLst/>
+                              </a:prstGeom>
+                              <a:blipFill>
+                                <a:blip r:embed="rId6"/>
+                                <a:stretch>
+                                  <a:fillRect r="-7574"/>
+                                </a:stretch>
+                              </a:blipFill>
+                              <a:ln>
+                                <a:noFill/>
+                              </a:ln>
+                            </wps:spPr>
+                            <wps:style>
+                              <a:lnRef idx="2">
+                                <a:schemeClr val="accent1">
+                                  <a:shade val="50000"/>
+                                </a:schemeClr>
+                              </a:lnRef>
+                              <a:fillRef idx="1">
+                                <a:schemeClr val="accent1"/>
+                              </a:fillRef>
+                              <a:effectRef idx="0">
+                                <a:schemeClr val="accent1"/>
+                              </a:effectRef>
+                              <a:fontRef idx="minor">
+                                <a:schemeClr val="lt1"/>
+                              </a:fontRef>
+                            </wps:style>
+                            <wps:bodyPr rot="0" spcFirstLastPara="0" vertOverflow="overflow" horzOverflow="overflow" vert="horz" wrap="square" lIns="91440" tIns="45720" rIns="91440" bIns="45720" numCol="1" spcCol="0" rtlCol="0" fromWordArt="0" anchor="ctr" anchorCtr="0" forceAA="0" compatLnSpc="1">
+                              <a:prstTxWarp prst="textNoShape">
+                                <a:avLst/>
+                              </a:prstTxWarp>
+                              <a:noAutofit/>
+                            </wps:bodyPr>
+                          </wps:wsp>
+                        </wpg:wgp>
+                      </a:graphicData>
+                    </a:graphic>
+                    <wp14:sizeRelH relativeFrom="page">
+                      <wp14:pctWidth>94100</wp14:pctWidth>
+                    </wp14:sizeRelH>
+                    <wp14:sizeRelV relativeFrom="page">
+                      <wp14:pctHeight>12100</wp14:pctHeight>
+                    </wp14:sizeRelV>
+                  </wp:anchor>
+                </w:drawing>
+              </mc:Choice>
+              <mc:Fallback>
+                <w:pict>
+                  <v:group w14:anchorId="4B482194" id="Group 157" o:spid="_x0000_s1026" style="position:absolute;margin-left:0;margin-top:0;width:8in;height:95.7pt;z-index:251662336;mso-width-percent:941;mso-height-percent:121;mso-top-percent:23;mso-position-horizontal:center;mso-position-horizontal-relative:page;mso-position-vertical-relative:page;mso-width-percent:941;mso-height-percent:121;mso-top-percent:23" coordorigin="" coordsize="73152,12161" o:gfxdata="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">
+                    <v:shape id="Rectangle 51" o:spid="_x0000_s1027" style="position:absolute;width:73152;height:11303;visibility:visible;mso-wrap-style:square;v-text-anchor:middle" coordsize="7312660,1129665" o:gfxdata="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" path="m,l7312660,r,1129665l3619500,733425,,1091565,,xe" fillcolor="#4f81bd [3204]" stroked="f" strokeweight="1.5pt">
+                      <v:stroke joinstyle="miter"/>
+                      <v:path arrowok="t" o:connecttype="custom" o:connectlocs="0,0;7315200,0;7315200,1130373;3620757,733885;0,1092249;0,0" o:connectangles="0,0,0,0,0,0"/>
+                    </v:shape>
+                    <v:rect id="Rectangle 151" o:spid="_x0000_s1028" style="position:absolute;width:73152;height:12161;visibility:visible;mso-wrap-style:square;v-text-anchor:middle" o:gfxdata="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" stroked="f" strokeweight="1.5pt">
+                      <v:fill r:id="rId7" o:title="" recolor="t" rotate="t" type="frame"/>
+                    </v:rect>
+                    <w10:wrap anchorx="page" anchory="page"/>
+                  </v:group>
+                </w:pict>
+              </mc:Fallback>
+            </mc:AlternateContent>
+          </w:r>
+        </w:p>
+        <w:p>
+          <w:pPr>
+            <w:jc w:val="both"/>
+            <w:rPr>
+              <w:rFonts w:ascii="Arial" w:hAnsi="Arial" w:cs="Arial"/>
+            </w:rPr>
+          </w:pPr>
+          <w:r>
+            <w:rPr>
+              <w:rFonts w:ascii="Arial" w:hAnsi="Arial" w:cs="Arial"/>
+              <w:noProof/>
+            </w:rPr>
+            <w:drawing>
+              <wp:inline distT="0" distB="0" distL="0" distR="0" wp14:anchorId="5957297F" wp14:editId="55D7735E">
+                <wp:extent cx="5890260" cy="1927860"/>
+                <wp:effectExtent l="0" t="0" r="0" b="0"/>
+                <wp:docPr id="1728545883" name="image1.png" descr="A logo for college computing&#10;&#10;Description automatically generated"/>
+                <wp:cNvGraphicFramePr/>
+                <a:graphic xmlns:a="http://schemas.openxmlformats.org/drawingml/2006/main">
+                  <a:graphicData uri="http://schemas.openxmlformats.org/drawingml/2006/picture">
+                    <pic:pic xmlns:pic="http://schemas.openxmlformats.org/drawingml/2006/picture">
+                      <pic:nvPicPr>
+                        <pic:cNvPr id="1728545883" name="image1.png" descr="A logo for college computing&#10;&#10;Description automatically generated"/>
+                        <pic:cNvPicPr/>
+                      </pic:nvPicPr>
+                      <pic:blipFill>
+                        <a:blip r:embed="rId8"/>
+                        <a:srcRect/>
+                        <a:stretch>
+                          <a:fillRect/>
+                        </a:stretch>
+                      </pic:blipFill>
+                      <pic:spPr>
+                        <a:xfrm>
+                          <a:off x="0" y="0"/>
+                          <a:ext cx="5890260" cy="1927860"/>
+                        </a:xfrm>
+                        <a:prstGeom prst="rect">
+                          <a:avLst/>
+                        </a:prstGeom>
+                        <a:ln/>
+                      </pic:spPr>
+                    </pic:pic>
+                  </a:graphicData>
+                </a:graphic>
+              </wp:inline>
+            </w:drawing>
+          </w:r>
+        </w:p>
+      </w:sdtContent>
+    </w:sdt>
+    <w:p>
+      <w:pPr>
+        <w:jc w:val="both"/>
+        <w:rPr>
+          <w:rFonts w:ascii="Arial" w:hAnsi="Arial" w:cs="Arial"/>
+          <w:color w:val="4F81BD" w:themeColor="accent1"/>
+        </w:rPr>
+      </w:pPr>
+      <w:r>
+        <w:rPr>
+          <w:rFonts w:ascii="Arial" w:hAnsi="Arial" w:cs="Arial"/>
+          <w:color w:val="4F81BD" w:themeColor="accent1"/>
+        </w:rPr>
+        <w:t>Student Full Name</w:t>
+      </w:r>
+      <w:r>
+        <w:rPr>
+          <w:rFonts w:ascii="Arial" w:hAnsi="Arial" w:cs="Arial"/>
+          <w:color w:val="4F81BD" w:themeColor="accent1"/>
+        </w:rPr>
+        <w:t xml:space="preserve">: </w:t>
+      </w:r>
+    </w:p>
+    <w:p>
+      <w:pPr>
+        <w:jc w:val="both"/>
+        <w:rPr>
+          <w:rFonts w:ascii="Arial" w:hAnsi="Arial" w:cs="Arial"/>
+        </w:rPr>
+      </w:pPr>
+      <w:r>
+        <w:rPr>
+          <w:rFonts w:ascii="Arial" w:hAnsi="Arial" w:cs="Arial"/>
+        </w:rPr>
+        <w:t>Mónica Valenciano Barajas</w:t>
+      </w:r>
+    </w:p>
+    <w:p>
+      <w:pPr>
+        <w:jc w:val="both"/>
+        <w:rPr>
+          <w:rFonts w:ascii="Arial" w:hAnsi="Arial" w:cs="Arial"/>
+          <w:color w:val="4F81BD" w:themeColor="accent1"/>
+        </w:rPr>
+      </w:pPr>
+      <w:r>
+        <w:rPr>
+          <w:rFonts w:ascii="Arial" w:hAnsi="Arial" w:cs="Arial"/>
+          <w:color w:val="4F81BD" w:themeColor="accent1"/>
+        </w:rPr>
+        <w:t>Student Number</w:t>
+      </w:r>
+      <w:r>
+        <w:rPr>
+          <w:rFonts w:ascii="Arial" w:hAnsi="Arial" w:cs="Arial"/>
+          <w:color w:val="4F81BD" w:themeColor="accent1"/>
+        </w:rPr>
+        <w:t>:</w:t>
+      </w:r>
+    </w:p>
+    <w:p>
+      <w:pPr>
+        <w:jc w:val="both"/>
+        <w:rPr>
+          <w:rFonts w:ascii="Arial" w:hAnsi="Arial" w:cs="Arial"/>
+        </w:rPr>
+      </w:pPr>
+      <w:r>
+        <w:rPr>
+          <w:rFonts w:ascii="Arial" w:hAnsi="Arial" w:cs="Arial"/>
+        </w:rPr>
+        <w:t>2026556</w:t>
+      </w:r>
+    </w:p>
+    <w:p>
+      <w:pPr>
+        <w:jc w:val="both"/>
+        <w:rPr>
+          <w:rFonts w:ascii="Arial" w:hAnsi="Arial" w:cs="Arial"/>
+          <w:color w:val="4F81BD" w:themeColor="accent1"/>
+        </w:rPr>
+      </w:pPr>
+      <w:r>
+        <w:rPr>
+          <w:rFonts w:ascii="Arial" w:hAnsi="Arial" w:cs="Arial"/>
+          <w:color w:val="4F81BD" w:themeColor="accent1"/>
+        </w:rPr>
+        <w:t>Module Title</w:t>
+      </w:r>
+      <w:r>
+        <w:rPr>
+          <w:rFonts w:ascii="Arial" w:hAnsi="Arial" w:cs="Arial"/>
+          <w:color w:val="4F81BD" w:themeColor="accent1"/>
+        </w:rPr>
+        <w:t>:</w:t>
+      </w:r>
+    </w:p>
+    <w:p>
+      <w:pPr>
+        <w:jc w:val="both"/>
+        <w:rPr>
+          <w:rFonts w:ascii="Arial" w:hAnsi="Arial" w:cs="Arial"/>
+        </w:rPr>
+      </w:pPr>
+      <w:r>
+        <w:rPr>
+          <w:rFonts w:ascii="Arial" w:hAnsi="Arial" w:cs="Arial"/>
+        </w:rPr>
+        <w:t>Strategic Thinking</w:t>
+      </w:r>
+    </w:p>
+    <w:p>
+      <w:pPr>
+        <w:jc w:val="both"/>
+        <w:rPr>
+          <w:rFonts w:ascii="Arial" w:hAnsi="Arial" w:cs="Arial"/>
+          <w:color w:val="4F81BD" w:themeColor="accent1"/>
+        </w:rPr>
+      </w:pPr>
+      <w:r>
+        <w:rPr>
+          <w:rFonts w:ascii="Arial" w:hAnsi="Arial" w:cs="Arial"/>
+          <w:color w:val="4F81BD" w:themeColor="accent1"/>
+        </w:rPr>
+        <w:t>Assessment Title</w:t>
+      </w:r>
+      <w:r>
+        <w:rPr>
+          <w:rFonts w:ascii="Arial" w:hAnsi="Arial" w:cs="Arial"/>
+          <w:color w:val="4F81BD" w:themeColor="accent1"/>
+        </w:rPr>
+        <w:t>:</w:t>
+      </w:r>
+    </w:p>
+    <w:p>
+      <w:pPr>
+        <w:jc w:val="both"/>
+        <w:rPr>
+          <w:rFonts w:ascii="Arial" w:hAnsi="Arial" w:cs="Arial"/>
+        </w:rPr>
+      </w:pPr>
+      <w:r>
+        <w:rPr>
+          <w:rFonts w:ascii="Arial" w:hAnsi="Arial" w:cs="Arial"/>
+        </w:rPr>
+        <w:t>CA 1 – Capstone Project Proposal</w:t>
+      </w:r>
+    </w:p>
+    <w:p>
+      <w:pPr>
+        <w:jc w:val="both"/>
+        <w:rPr>
+          <w:rFonts w:ascii="Arial" w:hAnsi="Arial" w:cs="Arial"/>
+          <w:color w:val="4F81BD" w:themeColor="accent1"/>
+        </w:rPr>
+      </w:pPr>
+      <w:r>
+        <w:rPr>
+          <w:rFonts w:ascii="Arial" w:hAnsi="Arial" w:cs="Arial"/>
+          <w:color w:val="4F81BD" w:themeColor="accent1"/>
+        </w:rPr>
+        <w:t>Lecturer/Supervisor</w:t>
+      </w:r>
+      <w:r>
+        <w:rPr>
+          <w:rFonts w:ascii="Arial" w:hAnsi="Arial" w:cs="Arial"/>
+          <w:color w:val="4F81BD" w:themeColor="accent1"/>
+        </w:rPr>
+        <w:t>:</w:t>
+      </w:r>
+    </w:p>
+    <w:p>
+      <w:pPr>
+        <w:jc w:val="both"/>
+        <w:rPr>
+          <w:rFonts w:ascii="Arial" w:hAnsi="Arial" w:cs="Arial"/>
+        </w:rPr>
+      </w:pPr>
+      <w:r>
+        <w:rPr>
+          <w:rFonts w:ascii="Arial" w:hAnsi="Arial" w:cs="Arial"/>
+        </w:rPr>
+        <w:t xml:space="preserve">Mr. </w:t>
+      </w:r>
+      <w:r>
+        <w:rPr>
+          <w:rFonts w:ascii="Arial" w:hAnsi="Arial" w:cs="Arial"/>
+        </w:rPr>
+        <w:t>Taufique Ahmed</w:t>
+      </w:r>
+    </w:p>
+    <w:p>
+      <w:pPr>
+        <w:jc w:val="both"/>
+        <w:rPr>
+          <w:rFonts w:ascii="Arial" w:hAnsi="Arial" w:cs="Arial"/>
+          <w:color w:val="4F81BD" w:themeColor="accent1"/>
+        </w:rPr>
+      </w:pPr>
+      <w:r>
+        <w:rPr>
+          <w:rFonts w:ascii="Arial" w:hAnsi="Arial" w:cs="Arial"/>
+          <w:color w:val="4F81BD" w:themeColor="accent1"/>
+        </w:rPr>
+        <w:t>Assessment Due Date</w:t>
+      </w:r>
+      <w:r>
+        <w:rPr>
+          <w:rFonts w:ascii="Arial" w:hAnsi="Arial" w:cs="Arial"/>
+          <w:color w:val="4F81BD" w:themeColor="accent1"/>
+        </w:rPr>
+        <w:t xml:space="preserve">: </w:t>
+      </w:r>
+    </w:p>
+    <w:p>
+      <w:pPr>
+        <w:jc w:val="both"/>
+        <w:rPr>
+          <w:rFonts w:ascii="Arial" w:hAnsi="Arial" w:cs="Arial"/>
+        </w:rPr>
+      </w:pPr>
+      <w:r>
+        <w:rPr>
+          <w:rFonts w:ascii="Arial" w:hAnsi="Arial" w:cs="Arial"/>
+        </w:rPr>
+        <w:t>21-09-2026</w:t>
+      </w:r>
+    </w:p>
+    <w:p>
+      <w:pPr>
+        <w:jc w:val="both"/>
+        <w:rPr>
+          <w:rFonts w:ascii="Arial" w:hAnsi="Arial" w:cs="Arial"/>
+          <w:color w:val="4F81BD" w:themeColor="accent1"/>
+        </w:rPr>
+      </w:pPr>
+      <w:r>
+        <w:rPr>
+          <w:rFonts w:ascii="Arial" w:hAnsi="Arial" w:cs="Arial"/>
+          <w:color w:val="4F81BD" w:themeColor="accent1"/>
+        </w:rPr>
+        <w:t>Date of Submission</w:t>
+      </w:r>
+      <w:r>
+        <w:rPr>
+          <w:rFonts w:ascii="Arial" w:hAnsi="Arial" w:cs="Arial"/>
+          <w:color w:val="4F81BD" w:themeColor="accent1"/>
+        </w:rPr>
+        <w:t xml:space="preserve">: </w:t>
+      </w:r>
+    </w:p>
+    <w:p>
+      <w:pPr>
+        <w:jc w:val="both"/>
+        <w:rPr>
+          <w:rFonts w:ascii="Arial" w:hAnsi="Arial" w:cs="Arial"/>
+        </w:rPr>
+      </w:pPr>
+      <w:r>
+        <w:rPr>
+          <w:rFonts w:ascii="Arial" w:hAnsi="Arial" w:cs="Arial"/>
+        </w:rPr>
+        <w:t>25-10-2026</w:t>
+      </w:r>
+    </w:p>
+    <w:p>
+      <w:pPr>
+        <w:jc w:val="both"/>
+        <w:rPr>
+          <w:ins w:id="0" w:author="MONICA VALENCIANO BARAJAS" w:date="2026-10-25T01:11:00Z" w16du:dateUtc="2026-10-25T00:11:00Z"/>
+          <w:rFonts w:ascii="Arial" w:hAnsi="Arial" w:cs="Arial"/>
+        </w:rPr>
+      </w:pPr>
+    </w:p>
+    <w:p>
+      <w:pPr>
+        <w:jc w:val="both"/>
+        <w:rPr>
+          <w:rFonts w:ascii="Arial" w:hAnsi="Arial" w:cs="Arial"/>
+        </w:rPr>
+      </w:pPr>
+      <w:r>
+        <w:rPr>
+          <w:rFonts w:ascii="Arial" w:hAnsi="Arial" w:cs="Arial"/>
+        </w:rPr>
+        <w:t>I acknowledge the use of Claude (Anthropic, 2026) for the purpose of obtaining guidance on how to cite websites, such as IMF PortWatch, using the Harvard referencing style, and for identifying reliable sources that explain this style.</w:t>
+      </w:r>
+    </w:p>
+    <w:p>
+      <w:pPr>
+        <w:jc w:val="both"/>
+        <w:rPr>
+          <w:rFonts w:ascii="Arial" w:hAnsi="Arial" w:cs="Arial"/>
+        </w:rPr>
+      </w:pPr>
+    </w:p>
+    <w:p>
+      <w:pPr>
+        <w:jc w:val="both"/>
+        <w:rPr>
+          <w:rFonts w:ascii="Arial" w:hAnsi="Arial" w:cs="Arial"/>
+        </w:rPr>
+      </w:pPr>
+    </w:p>
+    <w:p>
+      <w:pPr>
+        <w:jc w:val="both"/>
+        <w:rPr>
+          <w:ins w:id="1" w:author="MONICA VALENCIANO BARAJAS" w:date="2026-10-25T01:13:00Z" w16du:dateUtc="2026-10-25T00:13:00Z"/>
+          <w:rFonts w:ascii="Arial" w:hAnsi="Arial" w:cs="Arial"/>
+        </w:rPr>
+      </w:pPr>
+    </w:p>
+    <w:sdt>
+      <w:sdtPr>
+        <w:rPr>
+          <w:rFonts w:ascii="Arial" w:hAnsi="Arial" w:cs="Arial"/>
+        </w:rPr>
+        <w:id w:val="1326019030"/>
+        <w:docPartObj>
+          <w:docPartGallery w:val="Table of Contents"/>
+          <w:docPartUnique/>
+        </w:docPartObj>
+      </w:sdtPr>
+      <w:sdtEndPr>
+        <w:rPr>
+          <w:rFonts w:eastAsiaTheme="minorHAnsi"/>
+          <w:b/>
+          <w:bCs/>
+          <w:noProof/>
+          <w:color w:val="auto"/>
+          <w:kern w:val="2"/>
+          <w:sz w:val="24"/>
+          <w:szCs w:val="24"/>
+          <w:lang w:val="en-IE"/>
+          <w14:ligatures w14:val="standardContextual"/>
+        </w:rPr>
+      </w:sdtEndPr>
+      <w:sdtContent>
+        <w:p>
+          <w:pPr>
+            <w:pStyle w:val="TOCHeading"/>
+            <w:rPr>
+              <w:rFonts w:ascii="Arial" w:hAnsi="Arial" w:cs="Arial"/>
+            </w:rPr>
+          </w:pPr>
+          <w:r>
+            <w:rPr>
+              <w:rFonts w:ascii="Arial" w:hAnsi="Arial" w:cs="Arial"/>
+            </w:rPr>
+            <w:t>Contents</w:t>
+          </w:r>
+        </w:p>
+        <w:p>
+          <w:pPr>
+            <w:pStyle w:val="TOC2"/>
+            <w:tabs>
+              <w:tab w:val="right" w:leader="dot" w:pos="9016"/>
+            </w:tabs>
+            <w:rPr>
+              <w:rFonts w:eastAsiaTheme="minorEastAsia"/>
+              <w:noProof/>
+              <w:lang w:eastAsia="en-IE"/>
+            </w:rPr>
+          </w:pPr>
+          <w:r>
+            <w:rPr>
+              <w:rFonts w:ascii="Arial" w:hAnsi="Arial" w:cs="Arial"/>
+            </w:rPr>
+            <w:fldChar w:fldCharType="begin"/>
+          </w:r>
+          <w:r>
+            <w:rPr>
+              <w:rFonts w:ascii="Arial" w:hAnsi="Arial" w:cs="Arial"/>
+            </w:rPr>
+            <w:instrText xml:space="preserve"> TOC \o "1-3" \h \z \u </w:instrText>
+          </w:r>
+          <w:r>
+            <w:rPr>
+              <w:rFonts w:ascii="Arial" w:hAnsi="Arial" w:cs="Arial"/>
+            </w:rPr>
+            <w:fldChar w:fldCharType="separate"/>
+          </w:r>
+          <w:hyperlink w:anchor="_Toc243855883" w:history="1">
+            <w:r>
+              <w:rPr>
+                <w:rStyle w:val="Hyperlink"/>
+                <w:rFonts w:ascii="Arial" w:hAnsi="Arial" w:cs="Arial"/>
+                <w:noProof/>
+              </w:rPr>
+              <w:t>1. Project Title</w:t>
+            </w:r>
+            <w:r>
+              <w:rPr>
+                <w:noProof/>
+                <w:webHidden/>
+              </w:rPr>
+              <w:tab/>
+            </w:r>
+            <w:r>
+              <w:rPr>
+                <w:noProof/>
+                <w:webHidden/>
+              </w:rPr>
+              <w:fldChar w:fldCharType="begin"/>
+            </w:r>
+            <w:r>
+              <w:rPr>
+                <w:noProof/>
+                <w:webHidden/>
+              </w:rPr>
+              <w:instrText xml:space="preserve"> PAGEREF _Toc243855883 \h </w:instrText>
+            </w:r>
+            <w:r>
+              <w:rPr>
+                <w:noProof/>
+                <w:webHidden/>
+              </w:rPr>
+            </w:r>
+            <w:r>
+              <w:rPr>
+                <w:noProof/>
+                <w:webHidden/>
+              </w:rPr>
+              <w:fldChar w:fldCharType="separate"/>
+            </w:r>
+            <w:r>
+              <w:rPr>
+                <w:noProof/>
+                <w:webHidden/>
+              </w:rPr>
+              <w:t>2</w:t>
+            </w:r>
+            <w:r>
+              <w:rPr>
+                <w:noProof/>
+                <w:webHidden/>
+              </w:rPr>
+              <w:fldChar w:fldCharType="end"/>
+            </w:r>
+          </w:hyperlink>
+        </w:p>
+        <w:p>
+          <w:pPr>
+            <w:pStyle w:val="TOC2"/>
+            <w:tabs>
+              <w:tab w:val="right" w:leader="dot" w:pos="9016"/>
+            </w:tabs>
+            <w:rPr>
+              <w:rFonts w:eastAsiaTheme="minorEastAsia"/>
+              <w:noProof/>
+              <w:lang w:eastAsia="en-IE"/>
+            </w:rPr>
+          </w:pPr>
+          <w:hyperlink w:anchor="_Toc243855884" w:history="1">
+            <w:r>
+              <w:rPr>
+                <w:rStyle w:val="Hyperlink"/>
+                <w:rFonts w:ascii="Arial" w:hAnsi="Arial" w:cs="Arial"/>
+                <w:noProof/>
+              </w:rPr>
+              <w:t>2. Introduction</w:t>
+            </w:r>
+            <w:r>
+              <w:rPr>
+                <w:noProof/>
+                <w:webHidden/>
+              </w:rPr>
+              <w:tab/>
+            </w:r>
+            <w:r>
+              <w:rPr>
+                <w:noProof/>
+                <w:webHidden/>
+              </w:rPr>
+              <w:fldChar w:fldCharType="begin"/>
+            </w:r>
+            <w:r>
+              <w:rPr>
+                <w:noProof/>
+                <w:webHidden/>
+              </w:rPr>
+              <w:instrText xml:space="preserve"> PAGEREF _Toc243855884 \h </w:instrText>
+            </w:r>
+            <w:r>
+              <w:rPr>
+                <w:noProof/>
+                <w:webHidden/>
+              </w:rPr>
+            </w:r>
+            <w:r>
+              <w:rPr>
+                <w:noProof/>
+                <w:webHidden/>
+              </w:rPr>
+              <w:fldChar w:fldCharType="separate"/>
+            </w:r>
+            <w:r>
+              <w:rPr>
+                <w:noProof/>
+                <w:webHidden/>
+              </w:rPr>
+              <w:t>2</w:t>
+            </w:r>
+            <w:r>
+              <w:rPr>
+                <w:noProof/>
+                <w:webHidden/>
+              </w:rPr>
+              <w:fldChar w:fldCharType="end"/>
+            </w:r>
+          </w:hyperlink>
+        </w:p>
+        <w:p>
+          <w:pPr>
+            <w:pStyle w:val="TOC2"/>
+            <w:tabs>
+              <w:tab w:val="right" w:leader="dot" w:pos="9016"/>
+            </w:tabs>
+            <w:rPr>
+              <w:rFonts w:eastAsiaTheme="minorEastAsia"/>
+              <w:noProof/>
+              <w:lang w:eastAsia="en-IE"/>
+            </w:rPr>
+          </w:pPr>
+          <w:hyperlink w:anchor="_Toc243855885" w:history="1">
+            <w:r>
+              <w:rPr>
+                <w:rStyle w:val="Hyperlink"/>
+                <w:rFonts w:ascii="Arial" w:hAnsi="Arial" w:cs="Arial"/>
+                <w:noProof/>
+              </w:rPr>
+              <w:t>3. Problem Definition</w:t>
+            </w:r>
+            <w:r>
+              <w:rPr>
+                <w:noProof/>
+                <w:webHidden/>
+              </w:rPr>
+              <w:tab/>
+            </w:r>
+            <w:r>
+              <w:rPr>
+                <w:noProof/>
+                <w:webHidden/>
+              </w:rPr>
+              <w:fldChar w:fldCharType="begin"/>
+            </w:r>
+            <w:r>
+              <w:rPr>
+                <w:noProof/>
+                <w:webHidden/>
+              </w:rPr>
+              <w:instrText xml:space="preserve"> PAGEREF _Toc243855885 \h </w:instrText>
+            </w:r>
+            <w:r>
+              <w:rPr>
+                <w:noProof/>
+                <w:webHidden/>
+              </w:rPr>
+            </w:r>
+            <w:r>
+              <w:rPr>
+                <w:noProof/>
+                <w:webHidden/>
+              </w:rPr>
+              <w:fldChar w:fldCharType="separate"/>
+            </w:r>
+            <w:r>
+              <w:rPr>
+                <w:noProof/>
+                <w:webHidden/>
+              </w:rPr>
+              <w:t>2</w:t>
+            </w:r>
+            <w:r>
+              <w:rPr>
+                <w:noProof/>
+                <w:webHidden/>
+              </w:rPr>
+              <w:fldChar w:fldCharType="end"/>
+            </w:r>
+          </w:hyperlink>
+        </w:p>
+        <w:p>
+          <w:pPr>
+            <w:pStyle w:val="TOC2"/>
+            <w:tabs>
+              <w:tab w:val="right" w:leader="dot" w:pos="9016"/>
+            </w:tabs>
+            <w:rPr>
+              <w:rFonts w:eastAsiaTheme="minorEastAsia"/>
+              <w:noProof/>
+              <w:lang w:eastAsia="en-IE"/>
+            </w:rPr>
+          </w:pPr>
+          <w:hyperlink w:anchor="_Toc243855886" w:history="1">
+            <w:r>
+              <w:rPr>
+                <w:rStyle w:val="Hyperlink"/>
+                <w:rFonts w:ascii="Arial" w:hAnsi="Arial" w:cs="Arial"/>
+                <w:noProof/>
+              </w:rPr>
+              <w:t>4. Aim and Objectives</w:t>
+            </w:r>
+            <w:r>
+              <w:rPr>
+                <w:noProof/>
+                <w:webHidden/>
+              </w:rPr>
+              <w:tab/>
+            </w:r>
+            <w:r>
+              <w:rPr>
+                <w:noProof/>
+                <w:webHidden/>
+              </w:rPr>
+              <w:fldChar w:fldCharType="begin"/>
+            </w:r>
+            <w:r>
+              <w:rPr>
+                <w:noProof/>
+                <w:webHidden/>
+              </w:rPr>
+              <w:instrText xml:space="preserve"> PAGEREF _Toc243855886 \h </w:instrText>
+            </w:r>
+            <w:r>
+              <w:rPr>
+                <w:noProof/>
+                <w:webHidden/>
+              </w:rPr>
+            </w:r>
+            <w:r>
+              <w:rPr>
+                <w:noProof/>
+                <w:webHidden/>
+              </w:rPr>
+              <w:fldChar w:fldCharType="separate"/>
+            </w:r>
+            <w:r>
+              <w:rPr>
+                <w:noProof/>
+                <w:webHidden/>
+              </w:rPr>
+              <w:t>2</w:t>
+            </w:r>
+            <w:r>
+              <w:rPr>
+                <w:noProof/>
+                <w:webHidden/>
+              </w:rPr>
+              <w:fldChar w:fldCharType="end"/>
+            </w:r>
+          </w:hyperlink>
+        </w:p>
+        <w:p>
+          <w:pPr>
+            <w:pStyle w:val="TOC2"/>
+            <w:tabs>
+              <w:tab w:val="right" w:leader="dot" w:pos="9016"/>
+            </w:tabs>
+            <w:rPr>
+              <w:rFonts w:eastAsiaTheme="minorEastAsia"/>
+              <w:noProof/>
+              <w:lang w:eastAsia="en-IE"/>
+            </w:rPr>
+          </w:pPr>
+          <w:hyperlink w:anchor="_Toc243855887" w:history="1">
+            <w:r>
+              <w:rPr>
+                <w:rStyle w:val="Hyperlink"/>
+                <w:rFonts w:ascii="Arial" w:hAnsi="Arial" w:cs="Arial"/>
+                <w:noProof/>
+              </w:rPr>
+              <w:t>5. Scope</w:t>
+            </w:r>
+            <w:r>
+              <w:rPr>
+                <w:noProof/>
+                <w:webHidden/>
+              </w:rPr>
+              <w:tab/>
+            </w:r>
+            <w:r>
+              <w:rPr>
+                <w:noProof/>
+                <w:webHidden/>
+              </w:rPr>
+              <w:fldChar w:fldCharType="begin"/>
+            </w:r>
+            <w:r>
+              <w:rPr>
+                <w:noProof/>
+                <w:webHidden/>
+              </w:rPr>
+              <w:instrText xml:space="preserve"> PAGEREF _Toc243855887 \h </w:instrText>
+            </w:r>
+            <w:r>
+              <w:rPr>
+                <w:noProof/>
+                <w:webHidden/>
+              </w:rPr>
+            </w:r>
+            <w:r>
+              <w:rPr>
+                <w:noProof/>
+                <w:webHidden/>
+              </w:rPr>
+              <w:fldChar w:fldCharType="separate"/>
+            </w:r>
+            <w:r>
+              <w:rPr>
+                <w:noProof/>
+                <w:webHidden/>
+              </w:rPr>
+              <w:t>3</w:t>
+            </w:r>
+            <w:r>
+              <w:rPr>
+                <w:noProof/>
+                <w:webHidden/>
+              </w:rPr>
+              <w:fldChar w:fldCharType="end"/>
+            </w:r>
+          </w:hyperlink>
+        </w:p>
+        <w:p>
+          <w:pPr>
+            <w:pStyle w:val="TOC2"/>
+            <w:tabs>
+              <w:tab w:val="right" w:leader="dot" w:pos="9016"/>
+            </w:tabs>
+            <w:rPr>
+              <w:rFonts w:eastAsiaTheme="minorEastAsia"/>
+              <w:noProof/>
+              <w:lang w:eastAsia="en-IE"/>
+            </w:rPr>
+          </w:pPr>
+          <w:hyperlink w:anchor="_Toc243855888" w:history="1">
+            <w:r>
+              <w:rPr>
+                <w:rStyle w:val="Hyperlink"/>
+                <w:rFonts w:ascii="Arial" w:hAnsi="Arial" w:cs="Arial"/>
+                <w:noProof/>
+              </w:rPr>
+              <w:t>6. Methodology</w:t>
+            </w:r>
+            <w:r>
+              <w:rPr>
+                <w:noProof/>
+                <w:webHidden/>
+              </w:rPr>
+              <w:tab/>
+            </w:r>
+            <w:r>
+              <w:rPr>
+                <w:noProof/>
+                <w:webHidden/>
+              </w:rPr>
+              <w:fldChar w:fldCharType="begin"/>
+            </w:r>
+            <w:r>
+              <w:rPr>
+                <w:noProof/>
+                <w:webHidden/>
+              </w:rPr>
+              <w:instrText xml:space="preserve"> PAGEREF _Toc243855888 \h </w:instrText>
+            </w:r>
+            <w:r>
+              <w:rPr>
+                <w:noProof/>
+                <w:webHidden/>
+              </w:rPr>
+            </w:r>
+            <w:r>
+              <w:rPr>
+                <w:noProof/>
+                <w:webHidden/>
+              </w:rPr>
+              <w:fldChar w:fldCharType="separate"/>
+            </w:r>
+            <w:r>
+              <w:rPr>
+                <w:noProof/>
+                <w:webHidden/>
+              </w:rPr>
+              <w:t>3</w:t>
+            </w:r>
+            <w:r>
+              <w:rPr>
+                <w:noProof/>
+                <w:webHidden/>
+              </w:rPr>
+              <w:fldChar w:fldCharType="end"/>
+            </w:r>
+          </w:hyperlink>
+        </w:p>
+        <w:p>
+          <w:pPr>
+            <w:pStyle w:val="TOC2"/>
+            <w:tabs>
+              <w:tab w:val="right" w:leader="dot" w:pos="9016"/>
+            </w:tabs>
+            <w:rPr>
+              <w:rFonts w:eastAsiaTheme="minorEastAsia"/>
+              <w:noProof/>
+              <w:lang w:eastAsia="en-IE"/>
+            </w:rPr>
+          </w:pPr>
+          <w:hyperlink w:anchor="_Toc243855889" w:history="1">
+            <w:r>
+              <w:rPr>
+                <w:rStyle w:val="Hyperlink"/>
+                <w:rFonts w:ascii="Arial" w:hAnsi="Arial" w:cs="Arial"/>
+                <w:noProof/>
+              </w:rPr>
+              <w:t>7. Data Sources</w:t>
+            </w:r>
+            <w:r>
+              <w:rPr>
+                <w:noProof/>
+                <w:webHidden/>
+              </w:rPr>
+              <w:tab/>
+            </w:r>
+            <w:r>
+              <w:rPr>
+                <w:noProof/>
+                <w:webHidden/>
+              </w:rPr>
+              <w:fldChar w:fldCharType="begin"/>
+            </w:r>
+            <w:r>
+              <w:rPr>
+                <w:noProof/>
+                <w:webHidden/>
+              </w:rPr>
+              <w:instrText xml:space="preserve"> PAGEREF _Toc243855889 \h </w:instrText>
+            </w:r>
+            <w:r>
+              <w:rPr>
+                <w:noProof/>
+                <w:webHidden/>
+              </w:rPr>
+            </w:r>
+            <w:r>
+              <w:rPr>
+                <w:noProof/>
+                <w:webHidden/>
+              </w:rPr>
+              <w:fldChar w:fldCharType="separate"/>
+            </w:r>
+            <w:r>
+              <w:rPr>
+                <w:noProof/>
+                <w:webHidden/>
+              </w:rPr>
+              <w:t>4</w:t>
+            </w:r>
+            <w:r>
+              <w:rPr>
+                <w:noProof/>
+                <w:webHidden/>
+              </w:rPr>
+              <w:fldChar w:fldCharType="end"/>
+            </w:r>
+          </w:hyperlink>
+        </w:p>
+        <w:p>
+          <w:pPr>
+            <w:pStyle w:val="TOC2"/>
+            <w:tabs>
+              <w:tab w:val="right" w:leader="dot" w:pos="9016"/>
+            </w:tabs>
+            <w:rPr>
+              <w:rFonts w:eastAsiaTheme="minorEastAsia"/>
+              <w:noProof/>
+              <w:lang w:eastAsia="en-IE"/>
+            </w:rPr>
+          </w:pPr>
+          <w:hyperlink w:anchor="_Toc243855890" w:history="1">
+            <w:r>
+              <w:rPr>
+                <w:rStyle w:val="Hyperlink"/>
+                <w:rFonts w:ascii="Arial" w:hAnsi="Arial" w:cs="Arial"/>
+                <w:noProof/>
+              </w:rPr>
+              <w:t>8. Expected Deliverables</w:t>
+            </w:r>
+            <w:r>
+              <w:rPr>
+                <w:noProof/>
+                <w:webHidden/>
+              </w:rPr>
+              <w:tab/>
+            </w:r>
+            <w:r>
+              <w:rPr>
+                <w:noProof/>
+                <w:webHidden/>
+              </w:rPr>
+              <w:fldChar w:fldCharType="begin"/>
+            </w:r>
+            <w:r>
+              <w:rPr>
+                <w:noProof/>
+                <w:webHidden/>
+              </w:rPr>
+              <w:instrText xml:space="preserve"> PAGEREF _Toc243855890 \h </w:instrText>
+            </w:r>
+            <w:r>
+              <w:rPr>
+                <w:noProof/>
+                <w:webHidden/>
+              </w:rPr>
+            </w:r>
+            <w:r>
+              <w:rPr>
+                <w:noProof/>
+                <w:webHidden/>
+              </w:rPr>
+              <w:fldChar w:fldCharType="separate"/>
+            </w:r>
+            <w:r>
+              <w:rPr>
+                <w:noProof/>
+                <w:webHidden/>
+              </w:rPr>
+              <w:t>4</w:t>
+            </w:r>
+            <w:r>
+              <w:rPr>
+                <w:noProof/>
+                <w:webHidden/>
+              </w:rPr>
+              <w:fldChar w:fldCharType="end"/>
+            </w:r>
+          </w:hyperlink>
+        </w:p>
+        <w:p>
+          <w:pPr>
+            <w:pStyle w:val="TOC2"/>
+            <w:tabs>
+              <w:tab w:val="right" w:leader="dot" w:pos="9016"/>
+            </w:tabs>
+            <w:rPr>
+              <w:rFonts w:eastAsiaTheme="minorEastAsia"/>
+              <w:noProof/>
+              <w:lang w:eastAsia="en-IE"/>
+            </w:rPr>
+          </w:pPr>
+          <w:hyperlink w:anchor="_Toc243855891" w:history="1">
+            <w:r>
+              <w:rPr>
+                <w:rStyle w:val="Hyperlink"/>
+                <w:rFonts w:ascii="Arial" w:hAnsi="Arial" w:cs="Arial"/>
+                <w:noProof/>
+              </w:rPr>
+              <w:t>9. Project Timeline</w:t>
+            </w:r>
+            <w:r>
+              <w:rPr>
+                <w:noProof/>
+                <w:webHidden/>
+              </w:rPr>
+              <w:tab/>
+            </w:r>
+            <w:r>
+              <w:rPr>
+                <w:noProof/>
+                <w:webHidden/>
+              </w:rPr>
+              <w:fldChar w:fldCharType="begin"/>
+            </w:r>
+            <w:r>
+              <w:rPr>
+                <w:noProof/>
+                <w:webHidden/>
+              </w:rPr>
+              <w:instrText xml:space="preserve"> PAGEREF _Toc243855891 \h </w:instrText>
+            </w:r>
+            <w:r>
+              <w:rPr>
+                <w:noProof/>
+                <w:webHidden/>
+              </w:rPr>
+            </w:r>
+            <w:r>
+              <w:rPr>
+                <w:noProof/>
+                <w:webHidden/>
+              </w:rPr>
+              <w:fldChar w:fldCharType="separate"/>
+            </w:r>
+            <w:r>
+              <w:rPr>
+                <w:noProof/>
+                <w:webHidden/>
+              </w:rPr>
+              <w:t>4</w:t>
+            </w:r>
+            <w:r>
+              <w:rPr>
+                <w:noProof/>
+                <w:webHidden/>
+              </w:rPr>
+              <w:fldChar w:fldCharType="end"/>
+            </w:r>
+          </w:hyperlink>
+        </w:p>
+        <w:p>
+          <w:pPr>
+            <w:pStyle w:val="TOC2"/>
+            <w:tabs>
+              <w:tab w:val="right" w:leader="dot" w:pos="9016"/>
+            </w:tabs>
+            <w:rPr>
+              <w:rFonts w:eastAsiaTheme="minorEastAsia"/>
+              <w:noProof/>
+              <w:lang w:eastAsia="en-IE"/>
+            </w:rPr>
+          </w:pPr>
+          <w:hyperlink w:anchor="_Toc243855892" w:history="1">
+            <w:r>
+              <w:rPr>
+                <w:rStyle w:val="Hyperlink"/>
+                <w:rFonts w:ascii="Arial" w:hAnsi="Arial" w:cs="Arial"/>
+                <w:noProof/>
+              </w:rPr>
+              <w:t>10. Ethical and Legal Considerations</w:t>
+            </w:r>
+            <w:r>
+              <w:rPr>
+                <w:noProof/>
+                <w:webHidden/>
+              </w:rPr>
+              <w:tab/>
+            </w:r>
+            <w:r>
+              <w:rPr>
+                <w:noProof/>
+                <w:webHidden/>
+              </w:rPr>
+              <w:fldChar w:fldCharType="begin"/>
+            </w:r>
+            <w:r>
+              <w:rPr>
+                <w:noProof/>
+                <w:webHidden/>
+              </w:rPr>
+              <w:instrText xml:space="preserve"> PAGEREF _Toc243855892 \h </w:instrText>
+            </w:r>
+            <w:r>
+              <w:rPr>
+                <w:noProof/>
+                <w:webHidden/>
+              </w:rPr>
+            </w:r>
+            <w:r>
+              <w:rPr>
+                <w:noProof/>
+                <w:webHidden/>
+              </w:rPr>
+              <w:fldChar w:fldCharType="separate"/>
+            </w:r>
+            <w:r>
+              <w:rPr>
+                <w:noProof/>
+                <w:webHidden/>
+              </w:rPr>
+              <w:t>5</w:t>
+            </w:r>
+            <w:r>
+              <w:rPr>
+                <w:noProof/>
+                <w:webHidden/>
+              </w:rPr>
+              <w:fldChar w:fldCharType="end"/>
+            </w:r>
+          </w:hyperlink>
+        </w:p>
+        <w:p>
+          <w:pPr>
+            <w:pStyle w:val="TOC2"/>
+            <w:tabs>
+              <w:tab w:val="right" w:leader="dot" w:pos="9016"/>
+            </w:tabs>
+            <w:rPr>
+              <w:rFonts w:eastAsiaTheme="minorEastAsia"/>
+              <w:noProof/>
+              <w:lang w:eastAsia="en-IE"/>
+            </w:rPr>
+          </w:pPr>
+          <w:hyperlink w:anchor="_Toc243855893" w:history="1">
+            <w:r>
+              <w:rPr>
+                <w:rStyle w:val="Hyperlink"/>
+                <w:rFonts w:ascii="Arial" w:hAnsi="Arial" w:cs="Arial"/>
+                <w:noProof/>
+              </w:rPr>
+              <w:t>References</w:t>
+            </w:r>
+            <w:r>
+              <w:rPr>
+                <w:noProof/>
+                <w:webHidden/>
+              </w:rPr>
+              <w:tab/>
+            </w:r>
+            <w:r>
+              <w:rPr>
+                <w:noProof/>
+                <w:webHidden/>
+              </w:rPr>
+              <w:fldChar w:fldCharType="begin"/>
+            </w:r>
+            <w:r>
+              <w:rPr>
+                <w:noProof/>
+                <w:webHidden/>
+              </w:rPr>
+              <w:instrText xml:space="preserve"> PAGEREF _Toc243855893 \h </w:instrText>
+            </w:r>
+            <w:r>
+              <w:rPr>
+                <w:noProof/>
+                <w:webHidden/>
+              </w:rPr>
+            </w:r>
+            <w:r>
+              <w:rPr>
+                <w:noProof/>
+                <w:webHidden/>
+              </w:rPr>
+              <w:fldChar w:fldCharType="separate"/>
+            </w:r>
+            <w:r>
+              <w:rPr>
+                <w:noProof/>
+                <w:webHidden/>
+              </w:rPr>
+              <w:t>6</w:t>
+            </w:r>
+            <w:r>
+              <w:rPr>
+                <w:noProof/>
+                <w:webHidden/>
+              </w:rPr>
+              <w:fldChar w:fldCharType="end"/>
+            </w:r>
+          </w:hyperlink>
+        </w:p>
+        <w:p>
+          <w:pPr>
+            <w:pStyle w:val="TOC2"/>
+            <w:tabs>
+              <w:tab w:val="right" w:leader="dot" w:pos="9016"/>
+            </w:tabs>
+            <w:rPr>
+              <w:rFonts w:eastAsiaTheme="minorEastAsia"/>
+              <w:noProof/>
+              <w:lang w:eastAsia="en-IE"/>
+            </w:rPr>
+          </w:pPr>
+          <w:hyperlink w:anchor="_Toc243855894" w:history="1">
+            <w:r>
+              <w:rPr>
+                <w:rStyle w:val="Hyperlink"/>
+                <w:noProof/>
+              </w:rPr>
+              <w:t>Appendix</w:t>
+            </w:r>
+            <w:r>
+              <w:rPr>
+                <w:noProof/>
+                <w:webHidden/>
+              </w:rPr>
+              <w:tab/>
+            </w:r>
+            <w:r>
+              <w:rPr>
+                <w:noProof/>
+                <w:webHidden/>
+              </w:rPr>
+              <w:fldChar w:fldCharType="begin"/>
+            </w:r>
+            <w:r>
+              <w:rPr>
+                <w:noProof/>
+                <w:webHidden/>
+              </w:rPr>
+              <w:instrText xml:space="preserve"> PAGEREF _Toc243855894 \h </w:instrText>
+            </w:r>
+            <w:r>
+              <w:rPr>
+                <w:noProof/>
+                <w:webHidden/>
+              </w:rPr>
+            </w:r>
+            <w:r>
+              <w:rPr>
+                <w:noProof/>
+                <w:webHidden/>
+              </w:rPr>
+              <w:fldChar w:fldCharType="separate"/>
+            </w:r>
+            <w:r>
+              <w:rPr>
+                <w:noProof/>
+                <w:webHidden/>
+              </w:rPr>
+              <w:t>7</w:t>
+            </w:r>
+            <w:r>
+              <w:rPr>
+                <w:noProof/>
+                <w:webHidden/>
+              </w:rPr>
+              <w:fldChar w:fldCharType="end"/>
+            </w:r>
+          </w:hyperlink>
+        </w:p>
+        <w:p>
+          <w:pPr>
+            <w:rPr>
+              <w:rFonts w:ascii="Arial" w:hAnsi="Arial" w:cs="Arial"/>
+            </w:rPr>
+          </w:pPr>
+          <w:r>
+            <w:rPr>
+              <w:rFonts w:ascii="Arial" w:hAnsi="Arial" w:cs="Arial"/>
+              <w:b/>
+              <w:bCs/>
+              <w:noProof/>
+            </w:rPr>
+            <w:fldChar w:fldCharType="end"/>
+          </w:r>
+        </w:p>
+      </w:sdtContent>
+    </w:sdt>
+    <w:p>
+      <w:pPr>
+        <w:pStyle w:val="Heading2"/>
+        <w:rPr>
+          <w:rFonts w:ascii="Arial" w:hAnsi="Arial" w:cs="Arial"/>
+        </w:rPr>
+      </w:pPr>
+    </w:p>
+    <w:p>
+      <w:pPr>
+        <w:pStyle w:val="Heading2"/>
+        <w:rPr>
+          <w:rFonts w:ascii="Arial" w:hAnsi="Arial" w:cs="Arial"/>
+        </w:rPr>
+      </w:pPr>
+    </w:p>
+    <w:p>
+      <w:pPr>
+        <w:pStyle w:val="Heading2"/>
+        <w:rPr>
+          <w:rFonts w:ascii="Arial" w:hAnsi="Arial" w:cs="Arial"/>
+        </w:rPr>
+      </w:pPr>
+    </w:p>
+    <w:p>
+      <w:pPr>
+        <w:pStyle w:val="Heading2"/>
+        <w:rPr>
+          <w:rFonts w:ascii="Arial" w:hAnsi="Arial" w:cs="Arial"/>
+        </w:rPr>
+      </w:pPr>
+    </w:p>
+    <w:p>
+      <w:pPr>
+        <w:pStyle w:val="Heading2"/>
+        <w:rPr>
+          <w:rFonts w:ascii="Arial" w:hAnsi="Arial" w:cs="Arial"/>
+        </w:rPr>
+      </w:pPr>
+    </w:p>
+    <w:p>
+      <w:pPr>
+        <w:pStyle w:val="Heading2"/>
+        <w:rPr>
+          <w:rFonts w:ascii="Arial" w:hAnsi="Arial" w:cs="Arial"/>
+        </w:rPr>
+      </w:pPr>
+    </w:p>
+    <w:p>
+      <w:pPr>
+        <w:pStyle w:val="Heading2"/>
+        <w:rPr>
+          <w:rFonts w:ascii="Arial" w:hAnsi="Arial" w:cs="Arial"/>
+        </w:rPr>
+      </w:pPr>
+    </w:p>
+    <w:p>
+      <w:pPr>
+        <w:pStyle w:val="Heading2"/>
+        <w:rPr>
+          <w:rFonts w:ascii="Arial" w:hAnsi="Arial" w:cs="Arial"/>
+        </w:rPr>
+      </w:pPr>
+    </w:p>
+    <w:p>
+      <w:pPr>
+        <w:pStyle w:val="Heading2"/>
+        <w:rPr>
+          <w:rFonts w:ascii="Arial" w:hAnsi="Arial" w:cs="Arial"/>
+        </w:rPr>
+      </w:pPr>
+    </w:p>
+    <w:p>
+      <w:pPr>
+        <w:rPr>
+          <w:rFonts w:ascii="Arial" w:hAnsi="Arial" w:cs="Arial"/>
+        </w:rPr>
+      </w:pPr>
+    </w:p>
+    <w:p>
+      <w:pPr>
+        <w:rPr>
+          <w:rFonts w:ascii="Arial" w:hAnsi="Arial" w:cs="Arial"/>
+        </w:rPr>
+      </w:pPr>
+    </w:p>
+    <w:p>
+      <w:pPr>
+        <w:rPr>
+          <w:rFonts w:ascii="Arial" w:hAnsi="Arial" w:cs="Arial"/>
+        </w:rPr>
+      </w:pPr>
+    </w:p>
+    <w:p>
+      <w:pPr>
+        <w:pStyle w:val="Heading2"/>
+        <w:rPr>
+          <w:rFonts w:ascii="Arial" w:hAnsi="Arial" w:cs="Arial"/>
+        </w:rPr>
+      </w:pPr>
+    </w:p>
     <w:p/>
+    <w:p>
+      <w:pPr>
+        <w:pStyle w:val="Heading2"/>
+        <w:rPr>
+          <w:ins w:id="2" w:author="MONICA VALENCIANO BARAJAS" w:date="2026-10-25T01:20:00Z" w16du:dateUtc="2026-10-25T00:20:00Z"/>
+          <w:rFonts w:ascii="Arial" w:hAnsi="Arial" w:cs="Arial"/>
+        </w:rPr>
+      </w:pPr>
+      <w:bookmarkStart w:id="3" w:name="_Toc243855883"/>
+      <w:ins w:id="4" w:author="MONICA VALENCIANO BARAJAS" w:date="2026-10-25T01:19:00Z">
+        <w:r>
+          <w:rPr>
+            <w:rFonts w:ascii="Arial" w:hAnsi="Arial" w:cs="Arial"/>
+          </w:rPr>
+          <w:lastRenderedPageBreak/>
+          <w:t>1. Project Title</w:t>
+        </w:r>
+      </w:ins>
+      <w:bookmarkEnd w:id="3"/>
+    </w:p>
+    <w:p>
+      <w:pPr>
+        <w:jc w:val="both"/>
+        <w:rPr>
+          <w:ins w:id="5" w:author="MONICA VALENCIANO BARAJAS" w:date="2026-10-25T01:19:00Z" w16du:dateUtc="2026-10-25T00:19:00Z"/>
+          <w:rFonts w:ascii="Arial" w:hAnsi="Arial" w:cs="Arial"/>
+          <w:rPrChange w:id="6" w:author="MONICA VALENCIANO BARAJAS" w:date="2026-10-25T08:32:00Z" w16du:dateUtc="2026-10-25T08:32:00Z">
+            <w:rPr>
+              <w:ins w:id="7" w:author="MONICA VALENCIANO BARAJAS" w:date="2026-10-25T01:19:00Z" w16du:dateUtc="2026-10-25T00:19:00Z"/>
+              <w:sz w:val="32"/>
+              <w:szCs w:val="32"/>
+            </w:rPr>
+          </w:rPrChange>
+        </w:rPr>
+      </w:pPr>
+      <w:ins w:id="8" w:author="MONICA VALENCIANO BARAJAS" w:date="2026-10-25T01:22:00Z" w16du:dateUtc="2026-10-25T00:22:00Z">
+        <w:r>
+          <w:rPr>
+            <w:rFonts w:ascii="Arial" w:hAnsi="Arial" w:cs="Arial"/>
+          </w:rPr>
+          <w:t>Forecasting</w:t>
+        </w:r>
+      </w:ins>
+      <w:ins w:id="9" w:author="MONICA VALENCIANO BARAJAS" w:date="2026-10-25T01:21:00Z" w16du:dateUtc="2026-10-25T00:21:00Z">
+        <w:r>
+          <w:rPr>
+            <w:rFonts w:ascii="Arial" w:hAnsi="Arial" w:cs="Arial"/>
+          </w:rPr>
+          <w:t xml:space="preserve"> Workload Pressure in the European Union’s Largest Ports</w:t>
+        </w:r>
+      </w:ins>
+      <w:ins w:id="10" w:author="MONICA VALENCIANO BARAJAS" w:date="2026-10-25T01:22:00Z" w16du:dateUtc="2026-10-25T00:22:00Z">
+        <w:r>
+          <w:rPr>
+            <w:rFonts w:ascii="Arial" w:hAnsi="Arial" w:cs="Arial"/>
+          </w:rPr>
+          <w:t xml:space="preserve"> using IMF </w:t>
+        </w:r>
+      </w:ins>
+      <w:ins w:id="11" w:author="MONICA VALENCIANO BARAJAS" w:date="2026-10-25T01:23:00Z" w16du:dateUtc="2026-10-25T00:23:00Z">
+        <w:r>
+          <w:rPr>
+            <w:rFonts w:ascii="Arial" w:hAnsi="Arial" w:cs="Arial"/>
+          </w:rPr>
+          <w:t>PortWatch</w:t>
+        </w:r>
+      </w:ins>
+      <w:ins w:id="12" w:author="MONICA VALENCIANO BARAJAS" w:date="2026-10-25T01:22:00Z" w16du:dateUtc="2026-10-25T00:22:00Z">
+        <w:r>
+          <w:rPr>
+            <w:rFonts w:ascii="Arial" w:hAnsi="Arial" w:cs="Arial"/>
+          </w:rPr>
+          <w:t xml:space="preserve"> Satellite Data</w:t>
+        </w:r>
+      </w:ins>
+    </w:p>
+    <w:p>
+      <w:pPr>
+        <w:pStyle w:val="Heading2"/>
+        <w:rPr>
+          <w:ins w:id="13" w:author="MONICA VALENCIANO BARAJAS" w:date="2026-10-25T01:19:00Z"/>
+          <w:rFonts w:ascii="Arial" w:hAnsi="Arial" w:cs="Arial"/>
+        </w:rPr>
+      </w:pPr>
+      <w:bookmarkStart w:id="14" w:name="_Toc243855884"/>
+      <w:ins w:id="15" w:author="MONICA VALENCIANO BARAJAS" w:date="2026-10-25T01:19:00Z">
+        <w:r>
+          <w:rPr>
+            <w:rFonts w:ascii="Arial" w:hAnsi="Arial" w:cs="Arial"/>
+          </w:rPr>
+          <w:t>2. Introduction</w:t>
+        </w:r>
+        <w:bookmarkEnd w:id="14"/>
+      </w:ins>
+    </w:p>
+    <w:p>
+      <w:pPr>
+        <w:jc w:val="both"/>
+        <w:rPr>
+          <w:ins w:id="16" w:author="MONICA VALENCIANO BARAJAS" w:date="2026-10-25T01:40:00Z" w16du:dateUtc="2026-10-25T00:40:00Z"/>
+          <w:rFonts w:ascii="Arial" w:hAnsi="Arial" w:cs="Arial"/>
+        </w:rPr>
+      </w:pPr>
+      <w:ins w:id="17" w:author="MONICA VALENCIANO BARAJAS" w:date="2026-10-25T01:24:00Z" w16du:dateUtc="2026-10-25T00:24:00Z">
+        <w:r>
+          <w:rPr>
+            <w:rFonts w:ascii="Arial" w:hAnsi="Arial" w:cs="Arial"/>
+          </w:rPr>
+          <w:t>M</w:t>
+        </w:r>
+      </w:ins>
+      <w:ins w:id="18" w:author="MONICA VALENCIANO BARAJAS" w:date="2026-10-25T01:25:00Z" w16du:dateUtc="2026-10-25T00:25:00Z">
+        <w:r>
+          <w:rPr>
+            <w:rFonts w:ascii="Arial" w:hAnsi="Arial" w:cs="Arial"/>
+          </w:rPr>
+          <w:t>aritime t</w:t>
+        </w:r>
+        <w:r>
+          <w:rPr>
+            <w:rFonts w:ascii="Arial" w:hAnsi="Arial" w:cs="Arial"/>
+            <w:rPrChange w:id="19" w:author="MONICA VALENCIANO BARAJAS" w:date="2026-10-25T02:34:00Z" w16du:dateUtc="2026-10-25T02:34:00Z">
+              <w:rPr>
+                <w:lang w:val="fr-FR"/>
+              </w:rPr>
+            </w:rPrChange>
+          </w:rPr>
+          <w:t>ransport is the</w:t>
+        </w:r>
+        <w:r>
+          <w:rPr>
+            <w:rFonts w:ascii="Arial" w:hAnsi="Arial" w:cs="Arial"/>
+          </w:rPr>
+          <w:t xml:space="preserve"> foundation of trade. EU ports moved about 3.4 billion tonn</w:t>
+        </w:r>
+      </w:ins>
+      <w:ins w:id="20" w:author="MONICA VALENCIANO BARAJAS" w:date="2026-10-25T01:26:00Z" w16du:dateUtc="2026-10-25T00:26:00Z">
+        <w:r>
+          <w:rPr>
+            <w:rFonts w:ascii="Arial" w:hAnsi="Arial" w:cs="Arial"/>
+          </w:rPr>
+          <w:t>es of freight in 2024</w:t>
+        </w:r>
+      </w:ins>
+      <w:r>
+        <w:rPr>
+          <w:rFonts w:ascii="Arial" w:hAnsi="Arial" w:cs="Arial"/>
+        </w:rPr>
+        <w:t xml:space="preserve"> </w:t>
+      </w:r>
+      <w:ins w:id="21" w:author="MONICA VALENCIANO BARAJAS" w:date="2026-10-25T01:30:00Z" w16du:dateUtc="2026-10-25T00:30:00Z">
+        <w:r>
+          <w:rPr>
+            <w:rFonts w:ascii="Arial" w:hAnsi="Arial" w:cs="Arial"/>
+          </w:rPr>
+          <w:t>(He</w:t>
+        </w:r>
+      </w:ins>
+      <w:ins w:id="22" w:author="MONICA VALENCIANO BARAJAS" w:date="2026-10-25T01:33:00Z" w16du:dateUtc="2026-10-25T00:33:00Z">
+        <w:r>
+          <w:rPr>
+            <w:rFonts w:ascii="Arial" w:hAnsi="Arial" w:cs="Arial"/>
+          </w:rPr>
+          <w:t>ll</w:t>
+        </w:r>
+      </w:ins>
+      <w:ins w:id="23" w:author="MONICA VALENCIANO BARAJAS" w:date="2026-10-25T01:30:00Z" w16du:dateUtc="2026-10-25T00:30:00Z">
+        <w:r>
+          <w:rPr>
+            <w:rFonts w:ascii="Arial" w:hAnsi="Arial" w:cs="Arial"/>
+          </w:rPr>
+          <w:t xml:space="preserve">enic Shipping News, 2025) and the 20 biggest </w:t>
+        </w:r>
+      </w:ins>
+      <w:ins w:id="24" w:author="MONICA VALENCIANO BARAJAS" w:date="2026-10-25T01:50:00Z" w16du:dateUtc="2026-10-25T00:50:00Z">
+        <w:r>
+          <w:rPr>
+            <w:rFonts w:ascii="Arial" w:hAnsi="Arial" w:cs="Arial"/>
+          </w:rPr>
+          <w:t>ports</w:t>
+        </w:r>
+      </w:ins>
+      <w:ins w:id="25" w:author="MONICA VALENCIANO BARAJAS" w:date="2026-10-25T01:30:00Z" w16du:dateUtc="2026-10-25T00:30:00Z">
+        <w:r>
+          <w:rPr>
+            <w:rFonts w:ascii="Arial" w:hAnsi="Arial" w:cs="Arial"/>
+          </w:rPr>
+          <w:t xml:space="preserve"> handled 49.8</w:t>
+        </w:r>
+      </w:ins>
+      <w:ins w:id="26" w:author="MONICA VALENCIANO BARAJAS" w:date="2026-10-25T01:31:00Z" w16du:dateUtc="2026-10-25T00:31:00Z">
+        <w:r>
+          <w:rPr>
+            <w:rFonts w:ascii="Arial" w:hAnsi="Arial" w:cs="Arial"/>
+          </w:rPr>
+          <w:t>% of all EU port tonnage with Rotterdam alone handling 11.8%</w:t>
+        </w:r>
+      </w:ins>
+      <w:ins w:id="27" w:author="MONICA VALENCIANO BARAJAS" w:date="2026-10-25T01:39:00Z" w16du:dateUtc="2026-10-25T00:39:00Z">
+        <w:r>
+          <w:rPr>
+            <w:rFonts w:ascii="Arial" w:hAnsi="Arial" w:cs="Arial"/>
+          </w:rPr>
+          <w:t xml:space="preserve"> (Eurostat, 2025).</w:t>
+        </w:r>
+      </w:ins>
+      <w:ins w:id="28" w:author="MONICA VALENCIANO BARAJAS" w:date="2026-10-25T01:40:00Z" w16du:dateUtc="2026-10-25T00:40:00Z">
+        <w:r>
+          <w:rPr>
+            <w:rFonts w:ascii="Arial" w:hAnsi="Arial" w:cs="Arial"/>
+          </w:rPr>
+          <w:t xml:space="preserve"> </w:t>
+        </w:r>
+      </w:ins>
+      <w:ins w:id="29" w:author="MONICA VALENCIANO BARAJAS" w:date="2026-10-25T01:33:00Z" w16du:dateUtc="2026-10-25T00:33:00Z">
+        <w:r>
+          <w:rPr>
+            <w:rFonts w:ascii="Arial" w:hAnsi="Arial" w:cs="Arial"/>
+          </w:rPr>
+          <w:t xml:space="preserve">When </w:t>
+        </w:r>
+      </w:ins>
+      <w:ins w:id="30" w:author="MONICA VALENCIANO BARAJAS" w:date="2026-10-25T01:34:00Z" w16du:dateUtc="2026-10-25T00:34:00Z">
+        <w:r>
+          <w:rPr>
+            <w:rFonts w:ascii="Arial" w:hAnsi="Arial" w:cs="Arial"/>
+          </w:rPr>
+          <w:t>activity at these places increases suddenly ships wait in line schedules get delayed and costs go up</w:t>
+        </w:r>
+      </w:ins>
+      <w:ins w:id="31" w:author="MONICA VALENCIANO BARAJAS" w:date="2026-10-25T01:35:00Z" w16du:dateUtc="2026-10-25T00:35:00Z">
+        <w:r>
+          <w:rPr>
+            <w:rFonts w:ascii="Arial" w:hAnsi="Arial" w:cs="Arial"/>
+          </w:rPr>
+          <w:t xml:space="preserve"> for shipping companies, port workers and people who move goods. Official numbers </w:t>
+        </w:r>
+      </w:ins>
+      <w:ins w:id="32" w:author="MONICA VALENCIANO BARAJAS" w:date="2026-10-25T01:36:00Z" w16du:dateUtc="2026-10-25T00:36:00Z">
+        <w:r>
+          <w:rPr>
+            <w:rFonts w:ascii="Arial" w:hAnsi="Arial" w:cs="Arial"/>
+          </w:rPr>
+          <w:t>come out months after the situation happens</w:t>
+        </w:r>
+      </w:ins>
+      <w:ins w:id="33" w:author="MONICA VALENCIANO BARAJAS" w:date="2026-10-25T01:38:00Z" w16du:dateUtc="2026-10-25T00:38:00Z">
+        <w:r>
+          <w:rPr>
+            <w:rFonts w:ascii="Arial" w:hAnsi="Arial" w:cs="Arial"/>
+          </w:rPr>
+          <w:t xml:space="preserve"> (Eurostat, 2025)</w:t>
+        </w:r>
+      </w:ins>
+      <w:ins w:id="34" w:author="MONICA VALENCIANO BARAJAS" w:date="2026-10-25T01:40:00Z" w16du:dateUtc="2026-10-25T00:40:00Z">
+        <w:r>
+          <w:rPr>
+            <w:rFonts w:ascii="Arial" w:hAnsi="Arial" w:cs="Arial"/>
+          </w:rPr>
+          <w:t>.</w:t>
+        </w:r>
+      </w:ins>
+    </w:p>
+    <w:p>
+      <w:pPr>
+        <w:jc w:val="both"/>
+        <w:rPr>
+          <w:ins w:id="35" w:author="MONICA VALENCIANO BARAJAS" w:date="2026-10-25T01:19:00Z"/>
+          <w:rFonts w:ascii="Arial" w:hAnsi="Arial" w:cs="Arial"/>
+        </w:rPr>
+        <w:pPrChange w:id="36" w:author="MONICA VALENCIANO BARAJAS" w:date="2026-10-25T01:57:00Z" w16du:dateUtc="2026-10-25T00:57:00Z">
+          <w:pPr/>
+        </w:pPrChange>
+      </w:pPr>
+      <w:ins w:id="37" w:author="MONICA VALENCIANO BARAJAS" w:date="2026-10-25T01:40:00Z" w16du:dateUtc="2026-10-25T00:40:00Z">
+        <w:r>
+          <w:rPr>
+            <w:rFonts w:ascii="Arial" w:hAnsi="Arial" w:cs="Arial"/>
+          </w:rPr>
+          <w:t>The IMF’s</w:t>
+        </w:r>
+      </w:ins>
+      <w:ins w:id="38" w:author="MONICA VALENCIANO BARAJAS" w:date="2026-10-25T01:41:00Z" w16du:dateUtc="2026-10-25T00:41:00Z">
+        <w:r>
+          <w:rPr>
+            <w:rFonts w:ascii="Arial" w:hAnsi="Arial" w:cs="Arial"/>
+          </w:rPr>
+          <w:t xml:space="preserve"> PortWatch now gives daily updates on port activity and trade estimates based on signals from, about </w:t>
+        </w:r>
+      </w:ins>
+      <w:ins w:id="39" w:author="MONICA VALENCIANO BARAJAS" w:date="2026-10-25T01:42:00Z" w16du:dateUtc="2026-10-25T00:42:00Z">
+        <w:r>
+          <w:rPr>
+            <w:rFonts w:ascii="Arial" w:hAnsi="Arial" w:cs="Arial"/>
+          </w:rPr>
+          <w:t>90,000 ships (I</w:t>
+        </w:r>
+      </w:ins>
+      <w:ins w:id="40" w:author="MONICA VALENCIANO BARAJAS" w:date="2026-10-25T01:43:00Z" w16du:dateUtc="2026-10-25T00:43:00Z">
+        <w:r>
+          <w:rPr>
+            <w:rFonts w:ascii="Arial" w:hAnsi="Arial" w:cs="Arial"/>
+          </w:rPr>
+          <w:t>MF, 2026a</w:t>
+        </w:r>
+      </w:ins>
+      <w:ins w:id="41" w:author="MONICA VALENCIANO BARAJAS" w:date="2026-10-25T01:44:00Z" w16du:dateUtc="2026-10-25T00:44:00Z">
+        <w:r>
+          <w:rPr>
+            <w:rFonts w:ascii="Arial" w:hAnsi="Arial" w:cs="Arial"/>
+          </w:rPr>
+          <w:t xml:space="preserve">; IMF, 2026c). This tool helps people see </w:t>
+        </w:r>
+      </w:ins>
+      <w:ins w:id="42" w:author="MONICA VALENCIANO BARAJAS" w:date="2026-10-25T01:45:00Z" w16du:dateUtc="2026-10-25T00:45:00Z">
+        <w:r>
+          <w:rPr>
+            <w:rFonts w:ascii="Arial" w:hAnsi="Arial" w:cs="Arial"/>
+          </w:rPr>
+          <w:t xml:space="preserve">when ports might get busy before it </w:t>
+        </w:r>
+      </w:ins>
+      <w:ins w:id="43" w:author="MONICA VALENCIANO BARAJAS" w:date="2026-10-25T01:50:00Z" w16du:dateUtc="2026-10-25T00:50:00Z">
+        <w:r>
+          <w:rPr>
+            <w:rFonts w:ascii="Arial" w:hAnsi="Arial" w:cs="Arial"/>
+          </w:rPr>
+          <w:t>happens</w:t>
+        </w:r>
+      </w:ins>
+      <w:ins w:id="44" w:author="MONICA VALENCIANO BARAJAS" w:date="2026-10-25T01:45:00Z" w16du:dateUtc="2026-10-25T00:45:00Z">
+        <w:r>
+          <w:rPr>
+            <w:rFonts w:ascii="Arial" w:hAnsi="Arial" w:cs="Arial"/>
+          </w:rPr>
+          <w:t>.</w:t>
+        </w:r>
+      </w:ins>
+    </w:p>
+    <w:p>
+      <w:pPr>
+        <w:pStyle w:val="Heading2"/>
+        <w:rPr>
+          <w:ins w:id="45" w:author="MONICA VALENCIANO BARAJAS" w:date="2026-10-25T01:19:00Z"/>
+          <w:rFonts w:ascii="Arial" w:hAnsi="Arial" w:cs="Arial"/>
+        </w:rPr>
+      </w:pPr>
+      <w:bookmarkStart w:id="46" w:name="_Toc243855885"/>
+      <w:ins w:id="47" w:author="MONICA VALENCIANO BARAJAS" w:date="2026-10-25T01:19:00Z">
+        <w:r>
+          <w:rPr>
+            <w:rFonts w:ascii="Arial" w:hAnsi="Arial" w:cs="Arial"/>
+          </w:rPr>
+          <w:t>3. Problem Definition</w:t>
+        </w:r>
+        <w:bookmarkEnd w:id="46"/>
+      </w:ins>
+    </w:p>
+    <w:p>
+      <w:pPr>
+        <w:jc w:val="both"/>
+        <w:rPr>
+          <w:ins w:id="48" w:author="MONICA VALENCIANO BARAJAS" w:date="2026-10-25T01:47:00Z" w16du:dateUtc="2026-10-25T00:47:00Z"/>
+          <w:rFonts w:ascii="Arial" w:hAnsi="Arial" w:cs="Arial"/>
+        </w:rPr>
+        <w:pPrChange w:id="49" w:author="MONICA VALENCIANO BARAJAS" w:date="2026-10-25T01:26:00Z" w16du:dateUtc="2026-10-25T01:26:00Z">
+          <w:pPr/>
+        </w:pPrChange>
+      </w:pPr>
+      <w:ins w:id="50" w:author="MONICA VALENCIANO BARAJAS" w:date="2026-10-25T01:47:00Z" w16du:dateUtc="2026-10-25T00:47:00Z">
+        <w:r>
+          <w:rPr>
+            <w:rFonts w:ascii="Arial" w:hAnsi="Arial" w:cs="Arial"/>
+          </w:rPr>
+          <w:t>Ports and logistic</w:t>
+        </w:r>
+      </w:ins>
+      <w:ins w:id="51" w:author="MONICA VALENCIANO BARAJAS" w:date="2026-10-25T01:48:00Z" w16du:dateUtc="2026-10-25T00:48:00Z">
+        <w:r>
+          <w:rPr>
+            <w:rFonts w:ascii="Arial" w:hAnsi="Arial" w:cs="Arial"/>
+          </w:rPr>
+          <w:t xml:space="preserve">s planners do not have access to forward-looking information about how much work a port has. </w:t>
+        </w:r>
+      </w:ins>
+      <w:ins w:id="52" w:author="MONICA VALENCIANO BARAJAS" w:date="2026-10-25T01:55:00Z" w16du:dateUtc="2026-10-25T00:55:00Z">
+        <w:r>
+          <w:rPr>
+            <w:rFonts w:ascii="Arial" w:hAnsi="Arial" w:cs="Arial"/>
+          </w:rPr>
+          <w:t xml:space="preserve">The demand for port services changes with seasons and can be affected by </w:t>
+        </w:r>
+      </w:ins>
+      <w:ins w:id="53" w:author="MONICA VALENCIANO BARAJAS" w:date="2026-10-25T01:01:00Z" w16du:dateUtc="2026-10-25T01:01:00Z">
+        <w:r>
+          <w:rPr>
+            <w:rFonts w:ascii="Arial" w:hAnsi="Arial" w:cs="Arial"/>
+          </w:rPr>
+          <w:t>a variety of</w:t>
+        </w:r>
+      </w:ins>
+      <w:ins w:id="54" w:author="MONICA VALENCIANO BARAJAS" w:date="2026-10-25T01:56:00Z" w16du:dateUtc="2026-10-25T00:56:00Z">
+        <w:r>
+          <w:rPr>
+            <w:rFonts w:ascii="Arial" w:hAnsi="Arial" w:cs="Arial"/>
+          </w:rPr>
+          <w:t xml:space="preserve"> events</w:t>
+        </w:r>
+      </w:ins>
+      <w:ins w:id="55" w:author="MONICA VALENCIANO BARAJAS" w:date="2026-10-25T01:02:00Z" w16du:dateUtc="2026-10-25T01:02:00Z">
+        <w:r>
+          <w:rPr>
+            <w:rFonts w:ascii="Arial" w:hAnsi="Arial" w:cs="Arial"/>
+          </w:rPr>
+          <w:t xml:space="preserve"> and circumstances</w:t>
+        </w:r>
+      </w:ins>
+      <w:ins w:id="56" w:author="MONICA VALENCIANO BARAJAS" w:date="2026-10-25T01:56:00Z" w16du:dateUtc="2026-10-25T00:56:00Z">
+        <w:r>
+          <w:rPr>
+            <w:rFonts w:ascii="Arial" w:hAnsi="Arial" w:cs="Arial"/>
+          </w:rPr>
+          <w:t xml:space="preserve">, which means, that sudden increases </w:t>
+        </w:r>
+      </w:ins>
+      <w:ins w:id="57" w:author="MONICA VALENCIANO BARAJAS" w:date="2026-10-25T01:02:00Z" w16du:dateUtc="2026-10-25T01:02:00Z">
+        <w:r>
+          <w:rPr>
+            <w:rFonts w:ascii="Arial" w:hAnsi="Arial" w:cs="Arial"/>
+          </w:rPr>
+          <w:t>in</w:t>
+        </w:r>
+      </w:ins>
+      <w:ins w:id="58" w:author="MONICA VALENCIANO BARAJAS" w:date="2026-10-25T01:56:00Z" w16du:dateUtc="2026-10-25T00:56:00Z">
+        <w:r>
+          <w:rPr>
+            <w:rFonts w:ascii="Arial" w:hAnsi="Arial" w:cs="Arial"/>
+          </w:rPr>
+          <w:t xml:space="preserve"> activity can lead to docks and storage areas,</w:t>
+        </w:r>
+      </w:ins>
+      <w:ins w:id="59" w:author="MONICA VALENCIANO BARAJAS" w:date="2026-10-25T01:02:00Z" w16du:dateUtc="2026-10-25T01:02:00Z">
+        <w:r>
+          <w:rPr>
+            <w:rFonts w:ascii="Arial" w:hAnsi="Arial" w:cs="Arial"/>
+          </w:rPr>
+          <w:t xml:space="preserve"> delays and higher costs </w:t>
+        </w:r>
+      </w:ins>
+      <w:ins w:id="60" w:author="MONICA VALENCIANO BARAJAS" w:date="2026-10-25T01:03:00Z" w16du:dateUtc="2026-10-25T01:03:00Z">
+        <w:r>
+          <w:rPr>
+            <w:rFonts w:ascii="Arial" w:hAnsi="Arial" w:cs="Arial"/>
+          </w:rPr>
+          <w:t>for moving goods. PortWatch does not provide information about waiting times</w:t>
+        </w:r>
+      </w:ins>
+      <w:ins w:id="61" w:author="MONICA VALENCIANO BARAJAS" w:date="2026-10-25T01:04:00Z" w16du:dateUtc="2026-10-25T01:04:00Z">
+        <w:r>
+          <w:rPr>
+            <w:rFonts w:ascii="Arial" w:hAnsi="Arial" w:cs="Arial"/>
+          </w:rPr>
+          <w:t xml:space="preserve">, so the purpose of this project is create a way to measure this: a </w:t>
+        </w:r>
+      </w:ins>
+      <w:ins w:id="62" w:author="MONICA VALENCIANO BARAJAS" w:date="2026-10-25T01:05:00Z" w16du:dateUtc="2026-10-25T01:05:00Z">
+        <w:r>
+          <w:rPr>
+            <w:rFonts w:ascii="Arial" w:hAnsi="Arial" w:cs="Arial"/>
+          </w:rPr>
+          <w:t>“high-load day” is when the number of ships arriving at a por</w:t>
+        </w:r>
+      </w:ins>
+      <w:ins w:id="63" w:author="MONICA VALENCIANO BARAJAS" w:date="2026-10-25T01:06:00Z" w16du:dateUtc="2026-10-25T01:06:00Z">
+        <w:r>
+          <w:rPr>
+            <w:rFonts w:ascii="Arial" w:hAnsi="Arial" w:cs="Arial"/>
+          </w:rPr>
+          <w:t>t in one day is more than the percentile of what is normally expected during that time of the year</w:t>
+        </w:r>
+      </w:ins>
+      <w:ins w:id="64" w:author="MONICA VALENCIANO BARAJAS" w:date="2026-10-25T01:07:00Z" w16du:dateUtc="2026-10-25T01:07:00Z">
+        <w:r>
+          <w:rPr>
+            <w:rFonts w:ascii="Arial" w:hAnsi="Arial" w:cs="Arial"/>
+          </w:rPr>
+          <w:t>. A predictive modelling can help due to the port activity</w:t>
+        </w:r>
+      </w:ins>
+      <w:ins w:id="65" w:author="MONICA VALENCIANO BARAJAS" w:date="2026-10-25T01:08:00Z" w16du:dateUtc="2026-10-25T01:08:00Z">
+        <w:r>
+          <w:rPr>
+            <w:rFonts w:ascii="Arial" w:hAnsi="Arial" w:cs="Arial"/>
+          </w:rPr>
+          <w:t xml:space="preserve"> has patterns, seasonal changes and connections between ports, which time-series methods are good at </w:t>
+        </w:r>
+      </w:ins>
+      <w:ins w:id="66" w:author="MONICA VALENCIANO BARAJAS" w:date="2026-10-25T01:09:00Z" w16du:dateUtc="2026-10-25T01:09:00Z">
+        <w:r>
+          <w:rPr>
+            <w:rFonts w:ascii="Arial" w:hAnsi="Arial" w:cs="Arial"/>
+          </w:rPr>
+          <w:t xml:space="preserve">understanding </w:t>
+        </w:r>
+        <w:r>
+          <w:rPr>
+            <w:rFonts w:ascii="Arial" w:hAnsi="Arial" w:cs="Arial"/>
+          </w:rPr>
+          <w:t>(Hyndman and Athanasopoulos, 2021)</w:t>
+        </w:r>
+      </w:ins>
+      <w:ins w:id="67" w:author="MONICA VALENCIANO BARAJAS" w:date="2026-10-25T01:10:00Z" w16du:dateUtc="2026-10-25T01:10:00Z">
+        <w:r>
+          <w:rPr>
+            <w:rFonts w:ascii="Arial" w:hAnsi="Arial" w:cs="Arial"/>
+          </w:rPr>
+          <w:t>.</w:t>
+        </w:r>
+      </w:ins>
+      <w:ins w:id="68" w:author="MONICA VALENCIANO BARAJAS" w:date="2026-10-25T01:12:00Z" w16du:dateUtc="2026-10-25T01:12:00Z">
+        <w:r>
+          <w:rPr>
+            <w:rFonts w:ascii="Arial" w:hAnsi="Arial" w:cs="Arial"/>
+          </w:rPr>
+          <w:t xml:space="preserve"> The basic numbers used in this </w:t>
+        </w:r>
+      </w:ins>
+      <w:ins w:id="69" w:author="MONICA VALENCIANO BARAJAS" w:date="2026-10-25T01:13:00Z" w16du:dateUtc="2026-10-25T01:13:00Z">
+        <w:r>
+          <w:rPr>
+            <w:rFonts w:ascii="Arial" w:hAnsi="Arial" w:cs="Arial"/>
+          </w:rPr>
+          <w:t>project have been checked against records of ships arriving at ports in certain countries (Arslanal</w:t>
+        </w:r>
+      </w:ins>
+      <w:ins w:id="70" w:author="MONICA VALENCIANO BARAJAS" w:date="2026-10-25T01:14:00Z" w16du:dateUtc="2026-10-25T01:14:00Z">
+        <w:r>
+          <w:rPr>
+            <w:rFonts w:ascii="Arial" w:hAnsi="Arial" w:cs="Arial"/>
+          </w:rPr>
+          <w:t>p et</w:t>
+        </w:r>
+      </w:ins>
+      <w:ins w:id="71" w:author="MONICA VALENCIANO BARAJAS" w:date="2026-10-25T01:15:00Z" w16du:dateUtc="2026-10-25T01:15:00Z">
+        <w:r>
+          <w:rPr>
+            <w:rFonts w:ascii="Arial" w:hAnsi="Arial" w:cs="Arial"/>
+          </w:rPr>
+          <w:t xml:space="preserve"> al., 2026), which show</w:t>
+        </w:r>
+      </w:ins>
+      <w:ins w:id="72" w:author="MONICA VALENCIANO BARAJAS" w:date="2026-10-25T01:16:00Z" w16du:dateUtc="2026-10-25T01:16:00Z">
+        <w:r>
+          <w:rPr>
+            <w:rFonts w:ascii="Arial" w:hAnsi="Arial" w:cs="Arial"/>
+          </w:rPr>
+          <w:t>s that can be used as good inputs for the model.</w:t>
+        </w:r>
+      </w:ins>
+    </w:p>
+    <w:p>
+      <w:pPr>
+        <w:pStyle w:val="Heading2"/>
+        <w:rPr>
+          <w:ins w:id="73" w:author="MONICA VALENCIANO BARAJAS" w:date="2026-10-25T01:19:00Z"/>
+          <w:rFonts w:ascii="Arial" w:hAnsi="Arial" w:cs="Arial"/>
+        </w:rPr>
+      </w:pPr>
+      <w:bookmarkStart w:id="74" w:name="_Toc243855886"/>
+      <w:ins w:id="75" w:author="MONICA VALENCIANO BARAJAS" w:date="2026-10-25T01:19:00Z">
+        <w:r>
+          <w:rPr>
+            <w:rFonts w:ascii="Arial" w:hAnsi="Arial" w:cs="Arial"/>
+          </w:rPr>
+          <w:t>4. Aim and Objectives</w:t>
+        </w:r>
+        <w:bookmarkEnd w:id="74"/>
+      </w:ins>
+    </w:p>
+    <w:p>
+      <w:pPr>
+        <w:jc w:val="both"/>
+        <w:rPr>
+          <w:ins w:id="76" w:author="MONICA VALENCIANO BARAJAS" w:date="2026-10-25T02:20:00Z" w16du:dateUtc="2026-10-25T02:20:00Z"/>
+          <w:rFonts w:ascii="Arial" w:hAnsi="Arial" w:cs="Arial"/>
+        </w:rPr>
+      </w:pPr>
+      <w:ins w:id="77" w:author="MONICA VALENCIANO BARAJAS" w:date="2026-10-25T01:25:00Z" w16du:dateUtc="2026-10-25T01:25:00Z">
+        <w:r>
+          <w:rPr>
+            <w:rFonts w:ascii="Arial" w:hAnsi="Arial" w:cs="Arial"/>
+          </w:rPr>
+          <w:t xml:space="preserve">Aim: </w:t>
+        </w:r>
+      </w:ins>
+      <w:ins w:id="78" w:author="MONICA VALENCIANO BARAJAS" w:date="2026-10-25T01:26:00Z" w16du:dateUtc="2026-10-25T01:26:00Z">
+        <w:r>
+          <w:rPr>
+            <w:rFonts w:ascii="Arial" w:hAnsi="Arial" w:cs="Arial"/>
+          </w:rPr>
+          <w:t xml:space="preserve">to create and </w:t>
+        </w:r>
+      </w:ins>
+      <w:ins w:id="79" w:author="MONICA VALENCIANO BARAJAS" w:date="2026-10-25T01:27:00Z" w16du:dateUtc="2026-10-25T01:27:00Z">
+        <w:r>
+          <w:rPr>
+            <w:rFonts w:ascii="Arial" w:hAnsi="Arial" w:cs="Arial"/>
+          </w:rPr>
+          <w:t xml:space="preserve">test models that can predict workloads and busy days at the </w:t>
+        </w:r>
+      </w:ins>
+      <w:ins w:id="80" w:author="MONICA VALENCIANO BARAJAS" w:date="2026-10-25T01:28:00Z" w16du:dateUtc="2026-10-25T01:28:00Z">
+        <w:r>
+          <w:rPr>
+            <w:rFonts w:ascii="Arial" w:hAnsi="Arial" w:cs="Arial"/>
+          </w:rPr>
+          <w:t xml:space="preserve">20 biggest ports in the European Union. </w:t>
+        </w:r>
+      </w:ins>
+      <w:ins w:id="81" w:author="MONICA VALENCIANO BARAJAS" w:date="2026-10-25T01:58:00Z" w16du:dateUtc="2026-10-25T01:58:00Z">
+        <w:r>
+          <w:rPr>
+            <w:rFonts w:ascii="Arial" w:hAnsi="Arial" w:cs="Arial"/>
+          </w:rPr>
+          <w:t>These models will use data from P</w:t>
+        </w:r>
+      </w:ins>
+      <w:ins w:id="82" w:author="MONICA VALENCIANO BARAJAS" w:date="2026-10-25T01:59:00Z" w16du:dateUtc="2026-10-25T01:59:00Z">
+        <w:r>
+          <w:rPr>
+            <w:rFonts w:ascii="Arial" w:hAnsi="Arial" w:cs="Arial"/>
+          </w:rPr>
+          <w:t>ortWatch from 2019 to 2026.</w:t>
+        </w:r>
+      </w:ins>
+    </w:p>
+    <w:p>
+      <w:pPr>
+        <w:jc w:val="both"/>
+        <w:rPr>
+          <w:ins w:id="83" w:author="MONICA VALENCIANO BARAJAS" w:date="2026-10-25T02:08:00Z" w16du:dateUtc="2026-10-25T02:08:00Z"/>
+          <w:rFonts w:ascii="Arial" w:hAnsi="Arial" w:cs="Arial"/>
+        </w:rPr>
+      </w:pPr>
+      <w:ins w:id="84" w:author="MONICA VALENCIANO BARAJAS" w:date="2026-10-25T02:21:00Z" w16du:dateUtc="2026-10-25T02:21:00Z">
+        <w:r>
+          <w:rPr>
+            <w:rFonts w:ascii="Arial" w:hAnsi="Arial" w:cs="Arial"/>
+          </w:rPr>
+          <w:t xml:space="preserve">Objectives: </w:t>
+        </w:r>
+      </w:ins>
+    </w:p>
+    <w:p>
+      <w:pPr>
+        <w:pStyle w:val="ListParagraph"/>
+        <w:numPr>
+          <w:ilvl w:val="0"/>
+          <w:numId w:val="1"/>
+        </w:numPr>
+        <w:jc w:val="both"/>
+        <w:rPr>
+          <w:ins w:id="85" w:author="MONICA VALENCIANO BARAJAS" w:date="2026-10-25T02:10:00Z" w16du:dateUtc="2026-10-25T02:10:00Z"/>
+          <w:rFonts w:ascii="Arial" w:hAnsi="Arial" w:cs="Arial"/>
+        </w:rPr>
+      </w:pPr>
+      <w:ins w:id="86" w:author="MONICA VALENCIANO BARAJAS" w:date="2026-10-25T02:09:00Z" w16du:dateUtc="2026-10-25T02:09:00Z">
+        <w:r>
+          <w:rPr>
+            <w:rFonts w:ascii="Arial" w:hAnsi="Arial" w:cs="Arial"/>
+          </w:rPr>
+          <w:t xml:space="preserve">Create a dataset for the 23 PortWatch ports that match the top 20 EU </w:t>
+        </w:r>
+      </w:ins>
+      <w:ins w:id="87" w:author="MONICA VALENCIANO BARAJAS" w:date="2026-10-25T02:10:00Z" w16du:dateUtc="2026-10-25T02:10:00Z">
+        <w:r>
+          <w:rPr>
+            <w:rFonts w:ascii="Arial" w:hAnsi="Arial" w:cs="Arial"/>
+          </w:rPr>
+          <w:t>ports listed by Eurostat.</w:t>
+        </w:r>
+      </w:ins>
+    </w:p>
+    <w:p>
+      <w:pPr>
+        <w:pStyle w:val="ListParagraph"/>
+        <w:numPr>
+          <w:ilvl w:val="0"/>
+          <w:numId w:val="1"/>
+        </w:numPr>
+        <w:jc w:val="both"/>
+        <w:rPr>
+          <w:ins w:id="88" w:author="MONICA VALENCIANO BARAJAS" w:date="2026-10-25T02:15:00Z" w16du:dateUtc="2026-10-25T02:15:00Z"/>
+          <w:rFonts w:ascii="Arial" w:hAnsi="Arial" w:cs="Arial"/>
+        </w:rPr>
+      </w:pPr>
+      <w:ins w:id="89" w:author="MONICA VALENCIANO BARAJAS" w:date="2026-10-25T02:14:00Z" w16du:dateUtc="2026-10-25T02:14:00Z">
+        <w:r>
+          <w:rPr>
+            <w:rFonts w:ascii="Arial" w:hAnsi="Arial" w:cs="Arial"/>
+          </w:rPr>
+          <w:t>Look at</w:t>
+        </w:r>
+      </w:ins>
+      <w:ins w:id="90" w:author="MONICA VALENCIANO BARAJAS" w:date="2026-10-25T02:15:00Z" w16du:dateUtc="2026-10-25T02:15:00Z">
+        <w:r>
+          <w:rPr>
+            <w:rFonts w:ascii="Arial" w:hAnsi="Arial" w:cs="Arial"/>
+          </w:rPr>
+          <w:t xml:space="preserve"> trends, changes, times of disruption and how ports affect each other.</w:t>
+        </w:r>
+      </w:ins>
+    </w:p>
+    <w:p>
+      <w:pPr>
+        <w:pStyle w:val="ListParagraph"/>
+        <w:numPr>
+          <w:ilvl w:val="0"/>
+          <w:numId w:val="1"/>
+        </w:numPr>
+        <w:jc w:val="both"/>
+        <w:rPr>
+          <w:ins w:id="91" w:author="MONICA VALENCIANO BARAJAS" w:date="2026-10-25T02:17:00Z" w16du:dateUtc="2026-10-25T02:17:00Z"/>
+          <w:rFonts w:ascii="Arial" w:hAnsi="Arial" w:cs="Arial"/>
+        </w:rPr>
+      </w:pPr>
+      <w:ins w:id="92" w:author="MONICA VALENCIANO BARAJAS" w:date="2026-10-25T02:15:00Z" w16du:dateUtc="2026-10-25T02:15:00Z">
+        <w:r>
+          <w:rPr>
+            <w:rFonts w:ascii="Arial" w:hAnsi="Arial" w:cs="Arial"/>
+          </w:rPr>
+          <w:t xml:space="preserve">Compare </w:t>
+        </w:r>
+      </w:ins>
+      <w:ins w:id="93" w:author="MONICA VALENCIANO BARAJAS" w:date="2026-10-25T02:16:00Z" w16du:dateUtc="2026-10-25T02:16:00Z">
+        <w:r>
+          <w:rPr>
+            <w:rFonts w:ascii="Arial" w:hAnsi="Arial" w:cs="Arial"/>
+          </w:rPr>
+          <w:t>forecasting methods using statical and machine-learn</w:t>
+        </w:r>
+      </w:ins>
+      <w:ins w:id="94" w:author="MONICA VALENCIANO BARAJAS" w:date="2026-10-25T02:17:00Z" w16du:dateUtc="2026-10-25T02:17:00Z">
+        <w:r>
+          <w:rPr>
+            <w:rFonts w:ascii="Arial" w:hAnsi="Arial" w:cs="Arial"/>
+          </w:rPr>
+          <w:t>ing techniques for 7-day and 28-day predictions.</w:t>
+        </w:r>
+      </w:ins>
+    </w:p>
+    <w:p>
+      <w:pPr>
+        <w:pStyle w:val="ListParagraph"/>
+        <w:numPr>
+          <w:ilvl w:val="0"/>
+          <w:numId w:val="1"/>
+        </w:numPr>
+        <w:jc w:val="both"/>
+        <w:rPr>
+          <w:ins w:id="95" w:author="MONICA VALENCIANO BARAJAS" w:date="2026-10-25T02:18:00Z" w16du:dateUtc="2026-10-25T02:18:00Z"/>
+          <w:rFonts w:ascii="Arial" w:hAnsi="Arial" w:cs="Arial"/>
+        </w:rPr>
+      </w:pPr>
+      <w:ins w:id="96" w:author="MONICA VALENCIANO BARAJAS" w:date="2026-10-25T02:18:00Z" w16du:dateUtc="2026-10-25T02:18:00Z">
+        <w:r>
+          <w:rPr>
+            <w:rFonts w:ascii="Arial" w:hAnsi="Arial" w:cs="Arial"/>
+          </w:rPr>
+          <w:t>Find out which days will have workloads and figure out what causes them.</w:t>
+        </w:r>
+      </w:ins>
+    </w:p>
+    <w:p>
+      <w:pPr>
+        <w:pStyle w:val="ListParagraph"/>
+        <w:numPr>
+          <w:ilvl w:val="0"/>
+          <w:numId w:val="1"/>
+        </w:numPr>
+        <w:jc w:val="both"/>
+        <w:rPr>
+          <w:ins w:id="97" w:author="MONICA VALENCIANO BARAJAS" w:date="2026-10-25T02:19:00Z" w16du:dateUtc="2026-10-25T02:19:00Z"/>
+          <w:rFonts w:ascii="Arial" w:hAnsi="Arial" w:cs="Arial"/>
+        </w:rPr>
+      </w:pPr>
+      <w:ins w:id="98" w:author="MONICA VALENCIANO BARAJAS" w:date="2026-10-25T02:18:00Z" w16du:dateUtc="2026-10-25T02:18:00Z">
+        <w:r>
+          <w:rPr>
+            <w:rFonts w:ascii="Arial" w:hAnsi="Arial" w:cs="Arial"/>
+          </w:rPr>
+          <w:lastRenderedPageBreak/>
+          <w:t>Pr</w:t>
+        </w:r>
+      </w:ins>
+      <w:ins w:id="99" w:author="MONICA VALENCIANO BARAJAS" w:date="2026-10-25T02:19:00Z" w16du:dateUtc="2026-10-25T02:19:00Z">
+        <w:r>
+          <w:rPr>
+            <w:rFonts w:ascii="Arial" w:hAnsi="Arial" w:cs="Arial"/>
+          </w:rPr>
+          <w:t>ovide a dashboard where people can see forecasts and get alerts about risks.</w:t>
+        </w:r>
+      </w:ins>
+    </w:p>
+    <w:p>
+      <w:pPr>
+        <w:jc w:val="both"/>
+        <w:rPr>
+          <w:ins w:id="100" w:author="MONICA VALENCIANO BARAJAS" w:date="2026-10-25T02:20:00Z" w16du:dateUtc="2026-10-25T02:20:00Z"/>
+          <w:rFonts w:ascii="Arial" w:hAnsi="Arial" w:cs="Arial"/>
+        </w:rPr>
+      </w:pPr>
+      <w:ins w:id="101" w:author="MONICA VALENCIANO BARAJAS" w:date="2026-10-25T02:19:00Z" w16du:dateUtc="2026-10-25T02:19:00Z">
+        <w:r>
+          <w:rPr>
+            <w:rFonts w:ascii="Arial" w:hAnsi="Arial" w:cs="Arial"/>
+          </w:rPr>
+          <w:t xml:space="preserve">Hypothesis: </w:t>
+        </w:r>
+      </w:ins>
+      <w:ins w:id="102" w:author="MONICA VALENCIANO BARAJAS" w:date="2026-10-25T02:20:00Z" w16du:dateUtc="2026-10-25T02:20:00Z">
+        <w:r>
+          <w:rPr>
+            <w:rFonts w:ascii="Arial" w:hAnsi="Arial" w:cs="Arial"/>
+          </w:rPr>
+          <w:t xml:space="preserve">models that use calendar information and data from ports will have a lower Mean Absolute Scaled Error than a basic seasonal model. </w:t>
+        </w:r>
+      </w:ins>
+    </w:p>
+    <w:p>
+      <w:pPr>
+        <w:jc w:val="both"/>
+        <w:rPr>
+          <w:ins w:id="103" w:author="MONICA VALENCIANO BARAJAS" w:date="2026-10-25T01:25:00Z" w16du:dateUtc="2026-10-25T01:25:00Z"/>
+          <w:rFonts w:ascii="Arial" w:hAnsi="Arial" w:cs="Arial"/>
+        </w:rPr>
+      </w:pPr>
+      <w:ins w:id="104" w:author="MONICA VALENCIANO BARAJAS" w:date="2026-10-25T02:20:00Z" w16du:dateUtc="2026-10-25T02:20:00Z">
+        <w:r>
+          <w:rPr>
+            <w:rFonts w:ascii="Arial" w:hAnsi="Arial" w:cs="Arial"/>
+          </w:rPr>
+          <w:t>Business goal: help planners know about times up to four weeks, in advance.</w:t>
+        </w:r>
+      </w:ins>
+    </w:p>
+    <w:p>
+      <w:pPr>
+        <w:pStyle w:val="Heading2"/>
+        <w:rPr>
+          <w:ins w:id="105" w:author="MONICA VALENCIANO BARAJAS" w:date="2026-10-25T01:19:00Z"/>
+          <w:rFonts w:ascii="Arial" w:hAnsi="Arial" w:cs="Arial"/>
+        </w:rPr>
+      </w:pPr>
+      <w:bookmarkStart w:id="106" w:name="_Toc243855887"/>
+      <w:ins w:id="107" w:author="MONICA VALENCIANO BARAJAS" w:date="2026-10-25T01:19:00Z">
+        <w:r>
+          <w:rPr>
+            <w:rFonts w:ascii="Arial" w:hAnsi="Arial" w:cs="Arial"/>
+          </w:rPr>
+          <w:t>5. Scope</w:t>
+        </w:r>
+        <w:bookmarkEnd w:id="106"/>
+      </w:ins>
+    </w:p>
+    <w:p>
+      <w:pPr>
+        <w:jc w:val="both"/>
+        <w:rPr>
+          <w:rFonts w:ascii="Arial" w:hAnsi="Arial" w:cs="Arial"/>
+        </w:rPr>
+      </w:pPr>
+      <w:ins w:id="108" w:author="MONICA VALENCIANO BARAJAS" w:date="2026-10-25T02:24:00Z" w16du:dateUtc="2026-10-25T02:24:00Z">
+        <w:r>
+          <w:rPr>
+            <w:rFonts w:ascii="Arial" w:hAnsi="Arial" w:cs="Arial"/>
+          </w:rPr>
+          <w:t>Included:</w:t>
+        </w:r>
+      </w:ins>
+      <w:r>
+        <w:rPr>
+          <w:rFonts w:ascii="Arial" w:hAnsi="Arial" w:cs="Arial"/>
+        </w:rPr>
+        <w:t xml:space="preserve"> the </w:t>
+      </w:r>
+      <w:r>
+        <w:rPr>
+          <w:rFonts w:ascii="Arial" w:hAnsi="Arial" w:cs="Arial"/>
+        </w:rPr>
+        <w:t>20</w:t>
+      </w:r>
+      <w:r>
+        <w:rPr>
+          <w:rFonts w:ascii="Arial" w:hAnsi="Arial" w:cs="Arial"/>
+        </w:rPr>
+        <w:t xml:space="preserve"> most important</w:t>
+      </w:r>
+      <w:r>
+        <w:rPr>
+          <w:rFonts w:ascii="Arial" w:hAnsi="Arial" w:cs="Arial"/>
+        </w:rPr>
+        <w:t xml:space="preserve"> EU ports by tonnage (Eurostat, 2025) mapped to 23 </w:t>
+      </w:r>
+      <w:r>
+        <w:rPr>
+          <w:rFonts w:ascii="Arial" w:hAnsi="Arial" w:cs="Arial"/>
+        </w:rPr>
+        <w:t>Port Watch</w:t>
+      </w:r>
+      <w:r>
+        <w:rPr>
+          <w:rFonts w:ascii="Arial" w:hAnsi="Arial" w:cs="Arial"/>
+        </w:rPr>
+        <w:t xml:space="preserve"> ports </w:t>
+      </w:r>
+      <w:r>
+        <w:rPr>
+          <w:rFonts w:ascii="Arial" w:hAnsi="Arial" w:cs="Arial"/>
+        </w:rPr>
+        <w:t>due to</w:t>
+      </w:r>
+      <w:r>
+        <w:rPr>
+          <w:rFonts w:ascii="Arial" w:hAnsi="Arial" w:cs="Arial"/>
+        </w:rPr>
+        <w:t xml:space="preserve"> Antwerp-Bruges, HAROPA and Zeeland Seaports each combine two ports. The data covers records from 2019 to 2026. It includes port calls and estimated import and export volumes for each vessel type. Also included are forecasting tools, classification models and a dashboard for viewing the data.</w:t>
+      </w:r>
+    </w:p>
+    <w:p>
+      <w:pPr>
+        <w:jc w:val="both"/>
+        <w:rPr>
+          <w:ins w:id="109" w:author="MONICA VALENCIANO BARAJAS" w:date="2026-10-25T02:24:00Z" w16du:dateUtc="2026-10-25T02:24:00Z"/>
+          <w:rFonts w:ascii="Arial" w:hAnsi="Arial" w:cs="Arial"/>
+        </w:rPr>
+      </w:pPr>
+      <w:r>
+        <w:rPr>
+          <w:rFonts w:ascii="Arial" w:hAnsi="Arial" w:cs="Arial"/>
+        </w:rPr>
+        <w:t xml:space="preserve">Excluded: </w:t>
+      </w:r>
+      <w:r>
+        <w:rPr>
+          <w:rFonts w:ascii="Arial" w:hAnsi="Arial" w:cs="Arial"/>
+        </w:rPr>
+        <w:t>ports outside the EU like the UK, Türkiye and Norway. Real-time vessel tracking is not part of this. Neither is berth-level optimisation waiting-time modelling, causal economic analysis or commercial deployment. Semester 1 focuses on cleaning the data and setting up baseline models. Semester 2 moves on, to advanced models evaluating them and building the dashboard.</w:t>
+      </w:r>
+    </w:p>
+    <w:p>
+      <w:pPr>
+        <w:pStyle w:val="Heading2"/>
+        <w:rPr>
+          <w:ins w:id="110" w:author="MONICA VALENCIANO BARAJAS" w:date="2026-10-25T01:19:00Z"/>
+          <w:rFonts w:ascii="Arial" w:hAnsi="Arial" w:cs="Arial"/>
+        </w:rPr>
+      </w:pPr>
+      <w:bookmarkStart w:id="111" w:name="_Toc243855888"/>
+      <w:ins w:id="112" w:author="MONICA VALENCIANO BARAJAS" w:date="2026-10-25T01:19:00Z">
+        <w:r>
+          <w:rPr>
+            <w:rFonts w:ascii="Arial" w:hAnsi="Arial" w:cs="Arial"/>
+          </w:rPr>
+          <w:t>6. Methodology</w:t>
+        </w:r>
+        <w:bookmarkEnd w:id="111"/>
+      </w:ins>
+    </w:p>
+    <w:p>
+      <w:pPr>
+        <w:jc w:val="both"/>
+        <w:rPr>
+          <w:rFonts w:ascii="Arial" w:hAnsi="Arial" w:cs="Arial"/>
+        </w:rPr>
+      </w:pPr>
+      <w:r>
+        <w:rPr>
+          <w:rFonts w:ascii="Arial" w:hAnsi="Arial" w:cs="Arial"/>
+        </w:rPr>
+        <w:t>The project follows the CRISP-DM framework (Chapman et al., 2000)</w:t>
+      </w:r>
+      <w:r>
+        <w:rPr>
+          <w:rFonts w:ascii="Arial" w:hAnsi="Arial" w:cs="Arial"/>
+        </w:rPr>
+        <w:t xml:space="preserve">, </w:t>
+      </w:r>
+      <w:r>
+        <w:rPr>
+          <w:rFonts w:ascii="Arial" w:hAnsi="Arial" w:cs="Arial"/>
+        </w:rPr>
+        <w:t>a process for data projects. In terms the project moves through six steps:</w:t>
+      </w:r>
+    </w:p>
+    <w:p>
+      <w:pPr>
+        <w:jc w:val="both"/>
+        <w:rPr>
+          <w:rFonts w:ascii="Arial" w:hAnsi="Arial" w:cs="Arial"/>
+        </w:rPr>
+      </w:pPr>
+      <w:r>
+        <w:rPr>
+          <w:rFonts w:ascii="Arial" w:hAnsi="Arial" w:cs="Arial"/>
+        </w:rPr>
+        <w:t>1. Collect: gather the PortWatch data and the Eurostat port ranking.</w:t>
+      </w:r>
+    </w:p>
+    <w:p>
+      <w:pPr>
+        <w:jc w:val="both"/>
+        <w:rPr>
+          <w:rFonts w:ascii="Arial" w:hAnsi="Arial" w:cs="Arial"/>
+        </w:rPr>
+      </w:pPr>
+      <w:r>
+        <w:rPr>
+          <w:rFonts w:ascii="Arial" w:hAnsi="Arial" w:cs="Arial"/>
+        </w:rPr>
+        <w:t>2. Clean: correct missing days, remove mistakes and align port names across sources.</w:t>
+      </w:r>
+    </w:p>
+    <w:p>
+      <w:pPr>
+        <w:jc w:val="both"/>
+        <w:rPr>
+          <w:rFonts w:ascii="Arial" w:hAnsi="Arial" w:cs="Arial"/>
+        </w:rPr>
+      </w:pPr>
+      <w:r>
+        <w:rPr>
+          <w:rFonts w:ascii="Arial" w:hAnsi="Arial" w:cs="Arial"/>
+        </w:rPr>
+        <w:t>3. Prepare: transform numbers into useful clues for the models, such as the day of the week the season, recent activity and what is happening at nearby ports.</w:t>
+      </w:r>
+    </w:p>
+    <w:p>
+      <w:pPr>
+        <w:jc w:val="both"/>
+        <w:rPr>
+          <w:rFonts w:ascii="Arial" w:hAnsi="Arial" w:cs="Arial"/>
+        </w:rPr>
+      </w:pPr>
+      <w:r>
+        <w:rPr>
+          <w:rFonts w:ascii="Arial" w:hAnsi="Arial" w:cs="Arial"/>
+        </w:rPr>
+        <w:t>4. Predict: compare methods that repeat past patterns (seasonal naive, ETS and SARIMA; Box et al., 2015) with more advanced methods that learn complex patterns automatically: Prophet (Taylor and Letham</w:t>
+      </w:r>
+      <w:r>
+        <w:rPr>
+          <w:rFonts w:ascii="Arial" w:hAnsi="Arial" w:cs="Arial"/>
+        </w:rPr>
+        <w:t>,</w:t>
+      </w:r>
+      <w:r>
+        <w:rPr>
+          <w:rFonts w:ascii="Arial" w:hAnsi="Arial" w:cs="Arial"/>
+        </w:rPr>
+        <w:t xml:space="preserve"> 2018</w:t>
+      </w:r>
+      <w:r>
+        <w:rPr>
+          <w:rFonts w:ascii="Arial" w:hAnsi="Arial" w:cs="Arial"/>
+        </w:rPr>
+        <w:t>), XGBoost</w:t>
+      </w:r>
+      <w:r>
+        <w:rPr>
+          <w:rFonts w:ascii="Arial" w:hAnsi="Arial" w:cs="Arial"/>
+        </w:rPr>
+        <w:t xml:space="preserve"> (Chen and Guestrin</w:t>
+      </w:r>
+      <w:r>
+        <w:rPr>
+          <w:rFonts w:ascii="Arial" w:hAnsi="Arial" w:cs="Arial"/>
+        </w:rPr>
+        <w:t>,</w:t>
+      </w:r>
+      <w:r>
+        <w:rPr>
+          <w:rFonts w:ascii="Arial" w:hAnsi="Arial" w:cs="Arial"/>
+        </w:rPr>
+        <w:t xml:space="preserve"> 2016) and LSTM neural networks (Hochreiter and Schmidhuber</w:t>
+      </w:r>
+      <w:r>
+        <w:rPr>
+          <w:rFonts w:ascii="Arial" w:hAnsi="Arial" w:cs="Arial"/>
+        </w:rPr>
+        <w:t>,</w:t>
+      </w:r>
+      <w:r>
+        <w:rPr>
+          <w:rFonts w:ascii="Arial" w:hAnsi="Arial" w:cs="Arial"/>
+        </w:rPr>
+        <w:t xml:space="preserve"> 1997).</w:t>
+      </w:r>
+    </w:p>
+    <w:p>
+      <w:pPr>
+        <w:jc w:val="both"/>
+        <w:rPr>
+          <w:rFonts w:ascii="Arial" w:hAnsi="Arial" w:cs="Arial"/>
+        </w:rPr>
+      </w:pPr>
+      <w:r>
+        <w:rPr>
+          <w:rFonts w:ascii="Arial" w:hAnsi="Arial" w:cs="Arial"/>
+        </w:rPr>
+        <w:t>5. Test: ask each model to forecast periods it has not seen always moving forward in time so it never "peeks" at the future (Hyndman and Athanasopoulos</w:t>
+      </w:r>
+      <w:r>
+        <w:rPr>
+          <w:rFonts w:ascii="Arial" w:hAnsi="Arial" w:cs="Arial"/>
+        </w:rPr>
+        <w:t>,</w:t>
+      </w:r>
+      <w:r>
+        <w:rPr>
+          <w:rFonts w:ascii="Arial" w:hAnsi="Arial" w:cs="Arial"/>
+        </w:rPr>
+        <w:t xml:space="preserve"> 2021). Measure errors with MASE and RMSE. Evaluate precision and recall </w:t>
+      </w:r>
+      <w:r>
+        <w:rPr>
+          <w:rFonts w:ascii="Arial" w:hAnsi="Arial" w:cs="Arial"/>
+        </w:rPr>
+        <w:t>seeing</w:t>
+      </w:r>
+      <w:r>
+        <w:rPr>
+          <w:rFonts w:ascii="Arial" w:hAnsi="Arial" w:cs="Arial"/>
+        </w:rPr>
+        <w:t xml:space="preserve"> how well busy days are flagged.</w:t>
+      </w:r>
+    </w:p>
+    <w:p>
+      <w:pPr>
+        <w:jc w:val="both"/>
+        <w:rPr>
+          <w:rFonts w:ascii="Arial" w:hAnsi="Arial" w:cs="Arial"/>
+        </w:rPr>
+      </w:pPr>
+      <w:r>
+        <w:rPr>
+          <w:rFonts w:ascii="Arial" w:hAnsi="Arial" w:cs="Arial"/>
+        </w:rPr>
+        <w:t>6. Share: present the results, in a dashboard.</w:t>
+      </w:r>
+    </w:p>
+    <w:p>
+      <w:pPr>
+        <w:jc w:val="both"/>
+        <w:rPr>
+          <w:rFonts w:ascii="Arial" w:hAnsi="Arial" w:cs="Arial"/>
+        </w:rPr>
+      </w:pPr>
+      <w:r>
+        <w:rPr>
+          <w:rFonts w:ascii="Arial" w:hAnsi="Arial" w:cs="Arial"/>
+        </w:rPr>
+        <w:t>The tools are Python, Git and GitHub and Streamlit or Power BI chosen because they are widely used, reproducible and well documented. Figure 1 summarises the flow: data enter on the left are cleaned and prepared several models compete, testing selects the one and its forecasts appear on the dashboard.</w:t>
+      </w:r>
+    </w:p>
+    <w:p>
+      <w:pPr>
+        <w:jc w:val="both"/>
+        <w:rPr>
+          <w:rFonts w:ascii="Arial" w:hAnsi="Arial" w:cs="Arial"/>
+        </w:rPr>
+      </w:pPr>
+    </w:p>
+    <w:tbl>
+      <w:tblPr>
+        <w:tblW w:w="9298" w:type="dxa"/>
+        <w:jc w:val="center"/>
+        <w:tblBorders>
+          <w:top w:val="single" w:sz="4" w:space="0" w:color="auto"/>
+          <w:left w:val="single" w:sz="4" w:space="0" w:color="auto"/>
+          <w:bottom w:val="single" w:sz="4" w:space="0" w:color="auto"/>
+          <w:right w:val="single" w:sz="4" w:space="0" w:color="auto"/>
+          <w:insideH w:val="single" w:sz="4" w:space="0" w:color="auto"/>
+          <w:insideV w:val="single" w:sz="4" w:space="0" w:color="auto"/>
+        </w:tblBorders>
+        <w:tblCellMar>
+          <w:left w:w="10" w:type="dxa"/>
+          <w:right w:w="10" w:type="dxa"/>
+        </w:tblCellMar>
+        <w:tblLook w:val="04A0" w:firstRow="1" w:lastRow="0" w:firstColumn="1" w:lastColumn="0" w:noHBand="0" w:noVBand="1"/>
+      </w:tblPr>
+      <w:tblGrid>
+        <w:gridCol w:w="1900"/>
+        <w:gridCol w:w="566"/>
+        <w:gridCol w:w="1900"/>
+        <w:gridCol w:w="566"/>
+        <w:gridCol w:w="1900"/>
+        <w:gridCol w:w="566"/>
+        <w:gridCol w:w="1900"/>
+      </w:tblGrid>
+      <w:tr>
+        <w:trPr>
+          <w:cantSplit/>
+          <w:trHeight w:val="1300"/>
+          <w:jc w:val="center"/>
+        </w:trPr>
+        <w:tc>
+          <w:tcPr>
+            <w:tcW w:w="1900" w:type="dxa"/>
+            <w:tcBorders>
+              <w:top w:val="single" w:sz="8" w:space="0" w:color="1F5AA6"/>
+              <w:left w:val="single" w:sz="8" w:space="0" w:color="1F5AA6"/>
+              <w:bottom w:val="single" w:sz="8" w:space="0" w:color="1F5AA6"/>
+              <w:right w:val="single" w:sz="8" w:space="0" w:color="1F5AA6"/>
+            </w:tcBorders>
+            <w:shd w:val="clear" w:color="auto" w:fill="1F497D" w:themeFill="text2"/>
+            <w:tcMar>
+              <w:top w:w="70" w:type="dxa"/>
+              <w:left w:w="80" w:type="dxa"/>
+              <w:bottom w:w="70" w:type="dxa"/>
+              <w:right w:w="80" w:type="dxa"/>
+            </w:tcMar>
+            <w:vAlign w:val="center"/>
+            <w:hideMark/>
+          </w:tcPr>
+          <w:p>
+            <w:pPr>
+              <w:jc w:val="both"/>
+              <w:rPr>
+                <w:rFonts w:ascii="Arial" w:hAnsi="Arial" w:cs="Arial"/>
+                <w:color w:val="FFFFFF" w:themeColor="background1"/>
+                <w:sz w:val="18"/>
+                <w:szCs w:val="18"/>
+              </w:rPr>
+            </w:pPr>
+            <w:r>
+              <w:rPr>
+                <w:rFonts w:ascii="Arial" w:hAnsi="Arial" w:cs="Arial"/>
+                <w:b/>
+                <w:bCs/>
+                <w:color w:val="FFFFFF" w:themeColor="background1"/>
+                <w:sz w:val="18"/>
+                <w:szCs w:val="18"/>
+              </w:rPr>
+              <w:lastRenderedPageBreak/>
+              <w:t>Data sources</w:t>
+            </w:r>
+          </w:p>
+          <w:p>
+            <w:pPr>
+              <w:jc w:val="center"/>
+              <w:rPr>
+                <w:rFonts w:ascii="Arial" w:hAnsi="Arial" w:cs="Arial"/>
+                <w:sz w:val="18"/>
+                <w:szCs w:val="18"/>
+              </w:rPr>
+            </w:pPr>
+            <w:r>
+              <w:rPr>
+                <w:rFonts w:ascii="Arial" w:hAnsi="Arial" w:cs="Arial"/>
+                <w:color w:val="FFFFFF" w:themeColor="background1"/>
+                <w:sz w:val="18"/>
+                <w:szCs w:val="18"/>
+              </w:rPr>
+              <w:t xml:space="preserve">IMF PortWatch Daily Ports Data (2019–2026) and Eurostat (2025) </w:t>
+            </w:r>
+            <w:r>
+              <w:rPr>
+                <w:rFonts w:ascii="Arial" w:hAnsi="Arial" w:cs="Arial"/>
+                <w:color w:val="FFFFFF" w:themeColor="background1"/>
+                <w:sz w:val="18"/>
+                <w:szCs w:val="18"/>
+              </w:rPr>
+              <w:t>top 20</w:t>
+            </w:r>
+            <w:r>
+              <w:rPr>
+                <w:rFonts w:ascii="Arial" w:hAnsi="Arial" w:cs="Arial"/>
+                <w:color w:val="FFFFFF" w:themeColor="background1"/>
+                <w:sz w:val="18"/>
+                <w:szCs w:val="18"/>
+              </w:rPr>
+              <w:t xml:space="preserve"> ports</w:t>
+            </w:r>
+          </w:p>
+        </w:tc>
+        <w:tc>
+          <w:tcPr>
+            <w:tcW w:w="566" w:type="dxa"/>
+            <w:tcBorders>
+              <w:top w:val="nil"/>
+              <w:left w:val="nil"/>
+              <w:bottom w:val="nil"/>
+              <w:right w:val="nil"/>
+            </w:tcBorders>
+            <w:vAlign w:val="center"/>
+            <w:hideMark/>
+          </w:tcPr>
+          <w:p>
+            <w:pPr>
+              <w:jc w:val="both"/>
+              <w:rPr>
+                <w:rFonts w:ascii="Arial" w:hAnsi="Arial" w:cs="Arial"/>
+              </w:rPr>
+            </w:pPr>
+            <w:r>
+              <w:rPr>
+                <w:rFonts w:ascii="Arial" w:hAnsi="Arial" w:cs="Arial"/>
+                <w:b/>
+                <w:bCs/>
+              </w:rPr>
+              <w:t>→</w:t>
+            </w:r>
+          </w:p>
+        </w:tc>
+        <w:tc>
+          <w:tcPr>
+            <w:tcW w:w="1900" w:type="dxa"/>
+            <w:tcBorders>
+              <w:top w:val="single" w:sz="8" w:space="0" w:color="1F5AA6"/>
+              <w:left w:val="single" w:sz="8" w:space="0" w:color="1F5AA6"/>
+              <w:bottom w:val="single" w:sz="8" w:space="0" w:color="1F5AA6"/>
+              <w:right w:val="single" w:sz="8" w:space="0" w:color="1F5AA6"/>
+            </w:tcBorders>
+            <w:shd w:val="clear" w:color="auto" w:fill="C6D9F1" w:themeFill="text2" w:themeFillTint="33"/>
+            <w:tcMar>
+              <w:top w:w="70" w:type="dxa"/>
+              <w:left w:w="80" w:type="dxa"/>
+              <w:bottom w:w="70" w:type="dxa"/>
+              <w:right w:w="80" w:type="dxa"/>
+            </w:tcMar>
+            <w:vAlign w:val="center"/>
+            <w:hideMark/>
+          </w:tcPr>
+          <w:p>
+            <w:pPr>
+              <w:jc w:val="center"/>
+              <w:rPr>
+                <w:rFonts w:ascii="Arial" w:hAnsi="Arial" w:cs="Arial"/>
+                <w:sz w:val="20"/>
+                <w:szCs w:val="20"/>
+              </w:rPr>
+            </w:pPr>
+            <w:r>
+              <w:rPr>
+                <w:rFonts w:ascii="Arial" w:hAnsi="Arial" w:cs="Arial"/>
+                <w:b/>
+                <w:bCs/>
+                <w:sz w:val="20"/>
+                <w:szCs w:val="20"/>
+              </w:rPr>
+              <w:t>1. Ingestion and storage</w:t>
+            </w:r>
+          </w:p>
+          <w:p>
+            <w:pPr>
+              <w:jc w:val="center"/>
+              <w:rPr>
+                <w:rFonts w:ascii="Arial" w:hAnsi="Arial" w:cs="Arial"/>
+                <w:sz w:val="20"/>
+                <w:szCs w:val="20"/>
+              </w:rPr>
+            </w:pPr>
+            <w:r>
+              <w:rPr>
+                <w:rFonts w:ascii="Arial" w:hAnsi="Arial" w:cs="Arial"/>
+                <w:sz w:val="20"/>
+                <w:szCs w:val="20"/>
+              </w:rPr>
+              <w:t>Python, GitHub</w:t>
+            </w:r>
+          </w:p>
+        </w:tc>
+        <w:tc>
+          <w:tcPr>
+            <w:tcW w:w="566" w:type="dxa"/>
+            <w:tcBorders>
+              <w:top w:val="nil"/>
+              <w:left w:val="nil"/>
+              <w:bottom w:val="nil"/>
+              <w:right w:val="nil"/>
+            </w:tcBorders>
+            <w:vAlign w:val="center"/>
+            <w:hideMark/>
+          </w:tcPr>
+          <w:p>
+            <w:pPr>
+              <w:jc w:val="both"/>
+              <w:rPr>
+                <w:rFonts w:ascii="Arial" w:hAnsi="Arial" w:cs="Arial"/>
+                <w:sz w:val="20"/>
+                <w:szCs w:val="20"/>
+              </w:rPr>
+            </w:pPr>
+            <w:r>
+              <w:rPr>
+                <w:rFonts w:ascii="Arial" w:hAnsi="Arial" w:cs="Arial"/>
+                <w:b/>
+                <w:bCs/>
+                <w:sz w:val="20"/>
+                <w:szCs w:val="20"/>
+              </w:rPr>
+              <w:t>→</w:t>
+            </w:r>
+          </w:p>
+        </w:tc>
+        <w:tc>
+          <w:tcPr>
+            <w:tcW w:w="1900" w:type="dxa"/>
+            <w:tcBorders>
+              <w:top w:val="single" w:sz="8" w:space="0" w:color="1F5AA6"/>
+              <w:left w:val="single" w:sz="8" w:space="0" w:color="1F5AA6"/>
+              <w:bottom w:val="single" w:sz="8" w:space="0" w:color="1F5AA6"/>
+              <w:right w:val="single" w:sz="8" w:space="0" w:color="1F5AA6"/>
+            </w:tcBorders>
+            <w:shd w:val="clear" w:color="auto" w:fill="C6D9F1" w:themeFill="text2" w:themeFillTint="33"/>
+            <w:tcMar>
+              <w:top w:w="70" w:type="dxa"/>
+              <w:left w:w="80" w:type="dxa"/>
+              <w:bottom w:w="70" w:type="dxa"/>
+              <w:right w:w="80" w:type="dxa"/>
+            </w:tcMar>
+            <w:vAlign w:val="center"/>
+            <w:hideMark/>
+          </w:tcPr>
+          <w:p>
+            <w:pPr>
+              <w:jc w:val="center"/>
+              <w:rPr>
+                <w:rFonts w:ascii="Arial" w:hAnsi="Arial" w:cs="Arial"/>
+                <w:sz w:val="20"/>
+                <w:szCs w:val="20"/>
+              </w:rPr>
+            </w:pPr>
+            <w:r>
+              <w:rPr>
+                <w:rFonts w:ascii="Arial" w:hAnsi="Arial" w:cs="Arial"/>
+                <w:b/>
+                <w:bCs/>
+                <w:sz w:val="20"/>
+                <w:szCs w:val="20"/>
+              </w:rPr>
+              <w:t>2. Cleaning and validation</w:t>
+            </w:r>
+          </w:p>
+          <w:p>
+            <w:pPr>
+              <w:jc w:val="center"/>
+              <w:rPr>
+                <w:rFonts w:ascii="Arial" w:hAnsi="Arial" w:cs="Arial"/>
+                <w:sz w:val="20"/>
+                <w:szCs w:val="20"/>
+              </w:rPr>
+            </w:pPr>
+            <w:r>
+              <w:rPr>
+                <w:rFonts w:ascii="Arial" w:hAnsi="Arial" w:cs="Arial"/>
+                <w:sz w:val="20"/>
+                <w:szCs w:val="20"/>
+              </w:rPr>
+              <w:t>23 ports</w:t>
+            </w:r>
+          </w:p>
+        </w:tc>
+        <w:tc>
+          <w:tcPr>
+            <w:tcW w:w="566" w:type="dxa"/>
+            <w:tcBorders>
+              <w:top w:val="nil"/>
+              <w:left w:val="nil"/>
+              <w:bottom w:val="nil"/>
+              <w:right w:val="nil"/>
+            </w:tcBorders>
+            <w:vAlign w:val="center"/>
+            <w:hideMark/>
+          </w:tcPr>
+          <w:p>
+            <w:pPr>
+              <w:jc w:val="both"/>
+              <w:rPr>
+                <w:rFonts w:ascii="Arial" w:hAnsi="Arial" w:cs="Arial"/>
+                <w:sz w:val="20"/>
+                <w:szCs w:val="20"/>
+              </w:rPr>
+            </w:pPr>
+            <w:r>
+              <w:rPr>
+                <w:rFonts w:ascii="Arial" w:hAnsi="Arial" w:cs="Arial"/>
+                <w:b/>
+                <w:bCs/>
+                <w:sz w:val="20"/>
+                <w:szCs w:val="20"/>
+              </w:rPr>
+              <w:t>→</w:t>
+            </w:r>
+          </w:p>
+        </w:tc>
+        <w:tc>
+          <w:tcPr>
+            <w:tcW w:w="1900" w:type="dxa"/>
+            <w:tcBorders>
+              <w:top w:val="single" w:sz="8" w:space="0" w:color="1F5AA6"/>
+              <w:left w:val="single" w:sz="8" w:space="0" w:color="1F5AA6"/>
+              <w:bottom w:val="single" w:sz="8" w:space="0" w:color="1F5AA6"/>
+              <w:right w:val="single" w:sz="8" w:space="0" w:color="1F5AA6"/>
+            </w:tcBorders>
+            <w:shd w:val="clear" w:color="auto" w:fill="C6D9F1" w:themeFill="text2" w:themeFillTint="33"/>
+            <w:tcMar>
+              <w:top w:w="70" w:type="dxa"/>
+              <w:left w:w="80" w:type="dxa"/>
+              <w:bottom w:w="70" w:type="dxa"/>
+              <w:right w:w="80" w:type="dxa"/>
+            </w:tcMar>
+            <w:vAlign w:val="center"/>
+            <w:hideMark/>
+          </w:tcPr>
+          <w:p>
+            <w:pPr>
+              <w:jc w:val="center"/>
+              <w:rPr>
+                <w:rFonts w:ascii="Arial" w:hAnsi="Arial" w:cs="Arial"/>
+                <w:sz w:val="20"/>
+                <w:szCs w:val="20"/>
+              </w:rPr>
+            </w:pPr>
+            <w:r>
+              <w:rPr>
+                <w:rFonts w:ascii="Arial" w:hAnsi="Arial" w:cs="Arial"/>
+                <w:b/>
+                <w:bCs/>
+                <w:sz w:val="20"/>
+                <w:szCs w:val="20"/>
+              </w:rPr>
+              <w:t>3. Feature engineering</w:t>
+            </w:r>
+          </w:p>
+          <w:p>
+            <w:pPr>
+              <w:jc w:val="center"/>
+              <w:rPr>
+                <w:rFonts w:ascii="Arial" w:hAnsi="Arial" w:cs="Arial"/>
+                <w:sz w:val="20"/>
+                <w:szCs w:val="20"/>
+                <w:lang w:val="fr-FR"/>
+              </w:rPr>
+            </w:pPr>
+            <w:r>
+              <w:rPr>
+                <w:rFonts w:ascii="Arial" w:hAnsi="Arial" w:cs="Arial"/>
+                <w:sz w:val="20"/>
+                <w:szCs w:val="20"/>
+                <w:lang w:val="fr-FR"/>
+              </w:rPr>
+              <w:t>Lags,</w:t>
+            </w:r>
+            <w:r>
+              <w:rPr>
+                <w:rFonts w:ascii="Arial" w:hAnsi="Arial" w:cs="Arial"/>
+                <w:sz w:val="20"/>
+                <w:szCs w:val="20"/>
+                <w:lang w:val="fr-FR"/>
+              </w:rPr>
+              <w:t xml:space="preserve"> </w:t>
+            </w:r>
+            <w:r>
+              <w:rPr>
+                <w:rFonts w:ascii="Arial" w:hAnsi="Arial" w:cs="Arial"/>
+                <w:sz w:val="20"/>
+                <w:szCs w:val="20"/>
+                <w:lang w:val="fr-FR"/>
+              </w:rPr>
+              <w:t>calendar, cross-port signals</w:t>
+            </w:r>
+          </w:p>
+        </w:tc>
+      </w:tr>
+      <w:tr>
+        <w:trPr>
+          <w:cantSplit/>
+          <w:trHeight w:val="420"/>
+          <w:jc w:val="center"/>
+        </w:trPr>
+        <w:tc>
+          <w:tcPr>
+            <w:tcW w:w="1900" w:type="dxa"/>
+            <w:tcBorders>
+              <w:top w:val="nil"/>
+              <w:left w:val="nil"/>
+              <w:bottom w:val="nil"/>
+              <w:right w:val="nil"/>
+            </w:tcBorders>
+          </w:tcPr>
+          <w:p>
+            <w:pPr>
+              <w:jc w:val="both"/>
+              <w:rPr>
+                <w:rFonts w:ascii="Arial" w:hAnsi="Arial" w:cs="Arial"/>
+                <w:lang w:val="fr-FR"/>
+              </w:rPr>
+            </w:pPr>
+          </w:p>
+        </w:tc>
+        <w:tc>
+          <w:tcPr>
+            <w:tcW w:w="566" w:type="dxa"/>
+            <w:tcBorders>
+              <w:top w:val="nil"/>
+              <w:left w:val="nil"/>
+              <w:bottom w:val="nil"/>
+              <w:right w:val="nil"/>
+            </w:tcBorders>
+          </w:tcPr>
+          <w:p>
+            <w:pPr>
+              <w:jc w:val="both"/>
+              <w:rPr>
+                <w:rFonts w:ascii="Arial" w:hAnsi="Arial" w:cs="Arial"/>
+                <w:lang w:val="fr-FR"/>
+              </w:rPr>
+            </w:pPr>
+          </w:p>
+        </w:tc>
+        <w:tc>
+          <w:tcPr>
+            <w:tcW w:w="1900" w:type="dxa"/>
+            <w:tcBorders>
+              <w:top w:val="nil"/>
+              <w:left w:val="nil"/>
+              <w:bottom w:val="nil"/>
+              <w:right w:val="nil"/>
+            </w:tcBorders>
+          </w:tcPr>
+          <w:p>
+            <w:pPr>
+              <w:jc w:val="both"/>
+              <w:rPr>
+                <w:rFonts w:ascii="Arial" w:hAnsi="Arial" w:cs="Arial"/>
+                <w:lang w:val="fr-FR"/>
+              </w:rPr>
+            </w:pPr>
+          </w:p>
+        </w:tc>
+        <w:tc>
+          <w:tcPr>
+            <w:tcW w:w="566" w:type="dxa"/>
+            <w:tcBorders>
+              <w:top w:val="nil"/>
+              <w:left w:val="nil"/>
+              <w:bottom w:val="nil"/>
+              <w:right w:val="nil"/>
+            </w:tcBorders>
+          </w:tcPr>
+          <w:p>
+            <w:pPr>
+              <w:jc w:val="both"/>
+              <w:rPr>
+                <w:rFonts w:ascii="Arial" w:hAnsi="Arial" w:cs="Arial"/>
+                <w:lang w:val="fr-FR"/>
+              </w:rPr>
+            </w:pPr>
+          </w:p>
+        </w:tc>
+        <w:tc>
+          <w:tcPr>
+            <w:tcW w:w="1900" w:type="dxa"/>
+            <w:tcBorders>
+              <w:top w:val="nil"/>
+              <w:left w:val="nil"/>
+              <w:bottom w:val="nil"/>
+              <w:right w:val="nil"/>
+            </w:tcBorders>
+          </w:tcPr>
+          <w:p>
+            <w:pPr>
+              <w:jc w:val="both"/>
+              <w:rPr>
+                <w:rFonts w:ascii="Arial" w:hAnsi="Arial" w:cs="Arial"/>
+                <w:lang w:val="fr-FR"/>
+              </w:rPr>
+            </w:pPr>
+          </w:p>
+        </w:tc>
+        <w:tc>
+          <w:tcPr>
+            <w:tcW w:w="566" w:type="dxa"/>
+            <w:tcBorders>
+              <w:top w:val="nil"/>
+              <w:left w:val="nil"/>
+              <w:bottom w:val="nil"/>
+              <w:right w:val="nil"/>
+            </w:tcBorders>
+          </w:tcPr>
+          <w:p>
+            <w:pPr>
+              <w:jc w:val="both"/>
+              <w:rPr>
+                <w:rFonts w:ascii="Arial" w:hAnsi="Arial" w:cs="Arial"/>
+                <w:lang w:val="fr-FR"/>
+              </w:rPr>
+            </w:pPr>
+          </w:p>
+        </w:tc>
+        <w:tc>
+          <w:tcPr>
+            <w:tcW w:w="1900" w:type="dxa"/>
+            <w:tcBorders>
+              <w:top w:val="nil"/>
+              <w:left w:val="nil"/>
+              <w:bottom w:val="nil"/>
+              <w:right w:val="nil"/>
+            </w:tcBorders>
+            <w:vAlign w:val="center"/>
+            <w:hideMark/>
+          </w:tcPr>
+          <w:p>
+            <w:pPr>
+              <w:jc w:val="both"/>
+              <w:rPr>
+                <w:rFonts w:ascii="Arial" w:hAnsi="Arial" w:cs="Arial"/>
+              </w:rPr>
+            </w:pPr>
+            <w:r>
+              <w:rPr>
+                <w:rFonts w:ascii="Arial" w:hAnsi="Arial" w:cs="Arial"/>
+                <w:b/>
+                <w:bCs/>
+              </w:rPr>
+              <w:t>↓</w:t>
+            </w:r>
+          </w:p>
+        </w:tc>
+      </w:tr>
+      <w:tr>
+        <w:trPr>
+          <w:cantSplit/>
+          <w:trHeight w:val="1415"/>
+          <w:jc w:val="center"/>
+        </w:trPr>
+        <w:tc>
+          <w:tcPr>
+            <w:tcW w:w="1900" w:type="dxa"/>
+            <w:tcBorders>
+              <w:top w:val="nil"/>
+              <w:left w:val="nil"/>
+              <w:bottom w:val="nil"/>
+              <w:right w:val="nil"/>
+            </w:tcBorders>
+          </w:tcPr>
+          <w:p>
+            <w:pPr>
+              <w:jc w:val="both"/>
+              <w:rPr>
+                <w:rFonts w:ascii="Arial" w:hAnsi="Arial" w:cs="Arial"/>
+              </w:rPr>
+            </w:pPr>
+          </w:p>
+        </w:tc>
+        <w:tc>
+          <w:tcPr>
+            <w:tcW w:w="566" w:type="dxa"/>
+            <w:tcBorders>
+              <w:top w:val="nil"/>
+              <w:left w:val="nil"/>
+              <w:bottom w:val="nil"/>
+              <w:right w:val="nil"/>
+            </w:tcBorders>
+          </w:tcPr>
+          <w:p>
+            <w:pPr>
+              <w:jc w:val="both"/>
+              <w:rPr>
+                <w:rFonts w:ascii="Arial" w:hAnsi="Arial" w:cs="Arial"/>
+              </w:rPr>
+            </w:pPr>
+          </w:p>
+        </w:tc>
+        <w:tc>
+          <w:tcPr>
+            <w:tcW w:w="1900" w:type="dxa"/>
+            <w:tcBorders>
+              <w:top w:val="single" w:sz="8" w:space="0" w:color="14325C"/>
+              <w:left w:val="single" w:sz="8" w:space="0" w:color="14325C"/>
+              <w:bottom w:val="single" w:sz="8" w:space="0" w:color="14325C"/>
+              <w:right w:val="single" w:sz="8" w:space="0" w:color="14325C"/>
+            </w:tcBorders>
+            <w:shd w:val="clear" w:color="auto" w:fill="C6D9F1" w:themeFill="text2" w:themeFillTint="33"/>
+            <w:tcMar>
+              <w:top w:w="70" w:type="dxa"/>
+              <w:left w:w="80" w:type="dxa"/>
+              <w:bottom w:w="70" w:type="dxa"/>
+              <w:right w:w="80" w:type="dxa"/>
+            </w:tcMar>
+            <w:vAlign w:val="center"/>
+            <w:hideMark/>
+          </w:tcPr>
+          <w:p>
+            <w:pPr>
+              <w:jc w:val="center"/>
+              <w:rPr>
+                <w:rFonts w:ascii="Arial" w:hAnsi="Arial" w:cs="Arial"/>
+                <w:sz w:val="20"/>
+                <w:szCs w:val="20"/>
+              </w:rPr>
+            </w:pPr>
+            <w:r>
+              <w:rPr>
+                <w:rFonts w:ascii="Arial" w:hAnsi="Arial" w:cs="Arial"/>
+                <w:b/>
+                <w:bCs/>
+                <w:sz w:val="20"/>
+                <w:szCs w:val="20"/>
+              </w:rPr>
+              <w:t>6. Dashboard</w:t>
+            </w:r>
+          </w:p>
+          <w:p>
+            <w:pPr>
+              <w:jc w:val="center"/>
+              <w:rPr>
+                <w:rFonts w:ascii="Arial" w:hAnsi="Arial" w:cs="Arial"/>
+                <w:sz w:val="20"/>
+                <w:szCs w:val="20"/>
+              </w:rPr>
+            </w:pPr>
+            <w:r>
+              <w:rPr>
+                <w:rFonts w:ascii="Arial" w:hAnsi="Arial" w:cs="Arial"/>
+                <w:sz w:val="20"/>
+                <w:szCs w:val="20"/>
+              </w:rPr>
+              <w:t>4-week forecasts and high-load alerts</w:t>
+            </w:r>
+          </w:p>
+        </w:tc>
+        <w:tc>
+          <w:tcPr>
+            <w:tcW w:w="566" w:type="dxa"/>
+            <w:tcBorders>
+              <w:top w:val="nil"/>
+              <w:left w:val="nil"/>
+              <w:bottom w:val="nil"/>
+              <w:right w:val="nil"/>
+            </w:tcBorders>
+            <w:vAlign w:val="center"/>
+            <w:hideMark/>
+          </w:tcPr>
+          <w:p>
+            <w:pPr>
+              <w:jc w:val="both"/>
+              <w:rPr>
+                <w:rFonts w:ascii="Arial" w:hAnsi="Arial" w:cs="Arial"/>
+                <w:sz w:val="20"/>
+                <w:szCs w:val="20"/>
+              </w:rPr>
+            </w:pPr>
+            <w:r>
+              <w:rPr>
+                <w:rFonts w:ascii="Arial" w:hAnsi="Arial" w:cs="Arial"/>
+                <w:b/>
+                <w:bCs/>
+                <w:sz w:val="20"/>
+                <w:szCs w:val="20"/>
+              </w:rPr>
+              <w:t>←</w:t>
+            </w:r>
+          </w:p>
+        </w:tc>
+        <w:tc>
+          <w:tcPr>
+            <w:tcW w:w="1900" w:type="dxa"/>
+            <w:tcBorders>
+              <w:top w:val="single" w:sz="8" w:space="0" w:color="14325C"/>
+              <w:left w:val="single" w:sz="8" w:space="0" w:color="14325C"/>
+              <w:bottom w:val="single" w:sz="8" w:space="0" w:color="14325C"/>
+              <w:right w:val="single" w:sz="8" w:space="0" w:color="14325C"/>
+            </w:tcBorders>
+            <w:shd w:val="clear" w:color="auto" w:fill="C6D9F1" w:themeFill="text2" w:themeFillTint="33"/>
+            <w:tcMar>
+              <w:top w:w="70" w:type="dxa"/>
+              <w:left w:w="80" w:type="dxa"/>
+              <w:bottom w:w="70" w:type="dxa"/>
+              <w:right w:w="80" w:type="dxa"/>
+            </w:tcMar>
+            <w:vAlign w:val="center"/>
+            <w:hideMark/>
+          </w:tcPr>
+          <w:p>
+            <w:pPr>
+              <w:jc w:val="center"/>
+              <w:rPr>
+                <w:rFonts w:ascii="Arial" w:hAnsi="Arial" w:cs="Arial"/>
+                <w:sz w:val="20"/>
+                <w:szCs w:val="20"/>
+              </w:rPr>
+            </w:pPr>
+            <w:r>
+              <w:rPr>
+                <w:rFonts w:ascii="Arial" w:hAnsi="Arial" w:cs="Arial"/>
+                <w:b/>
+                <w:bCs/>
+                <w:sz w:val="20"/>
+                <w:szCs w:val="20"/>
+              </w:rPr>
+              <w:t>5</w:t>
+            </w:r>
+            <w:r>
+              <w:rPr>
+                <w:rFonts w:ascii="Arial" w:hAnsi="Arial" w:cs="Arial"/>
+                <w:b/>
+                <w:bCs/>
+                <w:sz w:val="20"/>
+                <w:szCs w:val="20"/>
+              </w:rPr>
+              <w:t>. Evaluation</w:t>
+            </w:r>
+          </w:p>
+          <w:p>
+            <w:pPr>
+              <w:jc w:val="center"/>
+              <w:rPr>
+                <w:rFonts w:ascii="Arial" w:hAnsi="Arial" w:cs="Arial"/>
+                <w:sz w:val="20"/>
+                <w:szCs w:val="20"/>
+              </w:rPr>
+            </w:pPr>
+            <w:r>
+              <w:rPr>
+                <w:rFonts w:ascii="Arial" w:hAnsi="Arial" w:cs="Arial"/>
+                <w:sz w:val="20"/>
+                <w:szCs w:val="20"/>
+              </w:rPr>
+              <w:t xml:space="preserve">Rolling-origin CV; MASE, </w:t>
+            </w:r>
+            <w:r>
+              <w:rPr>
+                <w:rFonts w:ascii="Arial" w:hAnsi="Arial" w:cs="Arial"/>
+                <w:sz w:val="20"/>
+                <w:szCs w:val="20"/>
+                <w:shd w:val="clear" w:color="auto" w:fill="C6D9F1" w:themeFill="text2" w:themeFillTint="33"/>
+              </w:rPr>
+              <w:t>RMSE</w:t>
+            </w:r>
+            <w:r>
+              <w:rPr>
+                <w:rFonts w:ascii="Arial" w:hAnsi="Arial" w:cs="Arial"/>
+                <w:sz w:val="20"/>
+                <w:szCs w:val="20"/>
+              </w:rPr>
+              <w:t>, F1</w:t>
+            </w:r>
+          </w:p>
+        </w:tc>
+        <w:tc>
+          <w:tcPr>
+            <w:tcW w:w="566" w:type="dxa"/>
+            <w:tcBorders>
+              <w:top w:val="nil"/>
+              <w:left w:val="nil"/>
+              <w:bottom w:val="nil"/>
+              <w:right w:val="nil"/>
+            </w:tcBorders>
+            <w:vAlign w:val="center"/>
+            <w:hideMark/>
+          </w:tcPr>
+          <w:p>
+            <w:pPr>
+              <w:jc w:val="both"/>
+              <w:rPr>
+                <w:rFonts w:ascii="Arial" w:hAnsi="Arial" w:cs="Arial"/>
+                <w:sz w:val="20"/>
+                <w:szCs w:val="20"/>
+              </w:rPr>
+            </w:pPr>
+            <w:r>
+              <w:rPr>
+                <w:rFonts w:ascii="Arial" w:hAnsi="Arial" w:cs="Arial"/>
+                <w:b/>
+                <w:bCs/>
+                <w:sz w:val="20"/>
+                <w:szCs w:val="20"/>
+              </w:rPr>
+              <w:t>←</w:t>
+            </w:r>
+          </w:p>
+        </w:tc>
+        <w:tc>
+          <w:tcPr>
+            <w:tcW w:w="1900" w:type="dxa"/>
+            <w:tcBorders>
+              <w:top w:val="single" w:sz="8" w:space="0" w:color="1F5AA6"/>
+              <w:left w:val="single" w:sz="8" w:space="0" w:color="1F5AA6"/>
+              <w:bottom w:val="single" w:sz="8" w:space="0" w:color="1F5AA6"/>
+              <w:right w:val="single" w:sz="8" w:space="0" w:color="1F5AA6"/>
+            </w:tcBorders>
+            <w:shd w:val="clear" w:color="auto" w:fill="C6D9F1" w:themeFill="text2" w:themeFillTint="33"/>
+            <w:tcMar>
+              <w:top w:w="70" w:type="dxa"/>
+              <w:left w:w="80" w:type="dxa"/>
+              <w:bottom w:w="70" w:type="dxa"/>
+              <w:right w:w="80" w:type="dxa"/>
+            </w:tcMar>
+            <w:vAlign w:val="center"/>
+            <w:hideMark/>
+          </w:tcPr>
+          <w:p>
+            <w:pPr>
+              <w:jc w:val="center"/>
+              <w:rPr>
+                <w:rFonts w:ascii="Arial" w:hAnsi="Arial" w:cs="Arial"/>
+                <w:sz w:val="20"/>
+                <w:szCs w:val="20"/>
+              </w:rPr>
+            </w:pPr>
+            <w:r>
+              <w:rPr>
+                <w:rFonts w:ascii="Arial" w:hAnsi="Arial" w:cs="Arial"/>
+                <w:b/>
+                <w:bCs/>
+                <w:sz w:val="20"/>
+                <w:szCs w:val="20"/>
+              </w:rPr>
+              <w:t>4. Model training</w:t>
+            </w:r>
+          </w:p>
+          <w:p>
+            <w:pPr>
+              <w:jc w:val="center"/>
+              <w:rPr>
+                <w:rFonts w:ascii="Arial" w:hAnsi="Arial" w:cs="Arial"/>
+                <w:sz w:val="20"/>
+                <w:szCs w:val="20"/>
+              </w:rPr>
+            </w:pPr>
+            <w:r>
+              <w:rPr>
+                <w:rFonts w:ascii="Arial" w:hAnsi="Arial" w:cs="Arial"/>
+                <w:sz w:val="20"/>
+                <w:szCs w:val="20"/>
+              </w:rPr>
+              <w:t>Seasonal naive, ETS/SARIMA, Prophet, XGBoost, LSTM</w:t>
+            </w:r>
+          </w:p>
+        </w:tc>
+      </w:tr>
+    </w:tbl>
+    <w:p>
+      <w:pPr>
+        <w:jc w:val="center"/>
+        <w:rPr>
+          <w:rFonts w:ascii="Arial" w:hAnsi="Arial" w:cs="Arial"/>
+          <w:sz w:val="20"/>
+          <w:szCs w:val="20"/>
+        </w:rPr>
+      </w:pPr>
+      <w:r>
+        <w:rPr>
+          <w:rFonts w:ascii="Arial" w:hAnsi="Arial" w:cs="Arial"/>
+          <w:i/>
+          <w:iCs/>
+          <w:sz w:val="20"/>
+          <w:szCs w:val="20"/>
+        </w:rPr>
+        <w:t>Figure 1: Proposed workflow, from data sources to dashboard (read left to right, then right to left)</w:t>
+      </w:r>
+    </w:p>
+    <w:p>
+      <w:pPr>
+        <w:pStyle w:val="Heading2"/>
+        <w:rPr>
+          <w:ins w:id="113" w:author="MONICA VALENCIANO BARAJAS" w:date="2026-10-25T01:19:00Z"/>
+          <w:rFonts w:ascii="Arial" w:hAnsi="Arial" w:cs="Arial"/>
+        </w:rPr>
+      </w:pPr>
+      <w:bookmarkStart w:id="114" w:name="_Toc243855889"/>
+      <w:ins w:id="115" w:author="MONICA VALENCIANO BARAJAS" w:date="2026-10-25T01:19:00Z">
+        <w:r>
+          <w:rPr>
+            <w:rFonts w:ascii="Arial" w:hAnsi="Arial" w:cs="Arial"/>
+          </w:rPr>
+          <w:t>7. Data Sources</w:t>
+        </w:r>
+        <w:bookmarkEnd w:id="114"/>
+      </w:ins>
+    </w:p>
+    <w:p>
+      <w:pPr>
+        <w:jc w:val="both"/>
+        <w:rPr>
+          <w:rFonts w:ascii="Arial" w:hAnsi="Arial" w:cs="Arial"/>
+        </w:rPr>
+      </w:pPr>
+      <w:r>
+        <w:rPr>
+          <w:rFonts w:ascii="Arial" w:hAnsi="Arial" w:cs="Arial"/>
+        </w:rPr>
+        <w:t>Primary source: IMF PortWatch Daily Ports Data (IMF, 2026a) covers 2,065 ports across the globe. Gets updated every week (IMF, 2026c). This source gives records of port arrivals and estimates of import and export volumes measured in metric tonnes for container, dry bulk and tanker ships (Arslanalp et al., 2026</w:t>
+      </w:r>
+      <w:r>
+        <w:rPr>
+          <w:rFonts w:ascii="Arial" w:hAnsi="Arial" w:cs="Arial"/>
+        </w:rPr>
+        <w:t>). If</w:t>
+      </w:r>
+      <w:r>
+        <w:rPr>
+          <w:rFonts w:ascii="Arial" w:hAnsi="Arial" w:cs="Arial"/>
+        </w:rPr>
+        <w:t xml:space="preserve"> we narrow the focus to 23 ports and the years 2019 to </w:t>
+      </w:r>
+      <w:r>
+        <w:rPr>
+          <w:rFonts w:ascii="Arial" w:hAnsi="Arial" w:cs="Arial"/>
+        </w:rPr>
+        <w:t>2026,</w:t>
+      </w:r>
+      <w:r>
+        <w:rPr>
+          <w:rFonts w:ascii="Arial" w:hAnsi="Arial" w:cs="Arial"/>
+        </w:rPr>
+        <w:t xml:space="preserve"> we end up with about 65,000 port</w:t>
+      </w:r>
+      <w:r>
+        <w:rPr>
+          <w:rFonts w:ascii="Cambria Math" w:hAnsi="Cambria Math" w:cs="Cambria Math"/>
+        </w:rPr>
+        <w:t>‑</w:t>
+      </w:r>
+      <w:r>
+        <w:rPr>
+          <w:rFonts w:ascii="Arial" w:hAnsi="Arial" w:cs="Arial"/>
+        </w:rPr>
+        <w:t>day entries, which's plenty for building and testing time</w:t>
+      </w:r>
+      <w:r>
+        <w:rPr>
+          <w:rFonts w:ascii="Cambria Math" w:hAnsi="Cambria Math" w:cs="Cambria Math"/>
+        </w:rPr>
+        <w:t>‑</w:t>
+      </w:r>
+      <w:r>
+        <w:rPr>
+          <w:rFonts w:ascii="Arial" w:hAnsi="Arial" w:cs="Arial"/>
+        </w:rPr>
+        <w:t xml:space="preserve">series models. </w:t>
+      </w:r>
+    </w:p>
+    <w:p>
+      <w:pPr>
+        <w:jc w:val="both"/>
+        <w:rPr>
+          <w:rFonts w:ascii="Arial" w:hAnsi="Arial" w:cs="Arial"/>
+        </w:rPr>
+      </w:pPr>
+      <w:r>
+        <w:rPr>
+          <w:rFonts w:ascii="Arial" w:hAnsi="Arial" w:cs="Arial"/>
+        </w:rPr>
+        <w:t xml:space="preserve">Secondary source: Eurostat (2025) helps us pick ports based on how cargo they handle. Permission: IMF rules let us download, modify and publish the data long as we give credit and note any changes (IMF, 2026b). The data are </w:t>
+      </w:r>
+      <w:r>
+        <w:rPr>
+          <w:rFonts w:ascii="Arial" w:hAnsi="Arial" w:cs="Arial"/>
+        </w:rPr>
+        <w:t>free and available</w:t>
+      </w:r>
+      <w:r>
+        <w:rPr>
+          <w:rFonts w:ascii="Arial" w:hAnsi="Arial" w:cs="Arial"/>
+        </w:rPr>
+        <w:t xml:space="preserve"> to the public.</w:t>
+      </w:r>
+    </w:p>
+    <w:p>
+      <w:pPr>
+        <w:pStyle w:val="Heading2"/>
+        <w:rPr>
+          <w:ins w:id="116" w:author="MONICA VALENCIANO BARAJAS" w:date="2026-10-25T01:19:00Z"/>
+          <w:rFonts w:ascii="Arial" w:hAnsi="Arial" w:cs="Arial"/>
+        </w:rPr>
+      </w:pPr>
+      <w:bookmarkStart w:id="117" w:name="_Toc243855890"/>
+      <w:ins w:id="118" w:author="MONICA VALENCIANO BARAJAS" w:date="2026-10-25T01:19:00Z">
+        <w:r>
+          <w:rPr>
+            <w:rFonts w:ascii="Arial" w:hAnsi="Arial" w:cs="Arial"/>
+          </w:rPr>
+          <w:t>8. Expected Deliverables</w:t>
+        </w:r>
+        <w:bookmarkEnd w:id="117"/>
+      </w:ins>
+    </w:p>
+    <w:p>
+      <w:pPr>
+        <w:jc w:val="both"/>
+        <w:rPr>
+          <w:rFonts w:ascii="Arial" w:hAnsi="Arial" w:cs="Arial"/>
+        </w:rPr>
+      </w:pPr>
+      <w:r>
+        <w:rPr>
+          <w:rFonts w:ascii="Arial" w:hAnsi="Arial" w:cs="Arial"/>
+        </w:rPr>
+        <w:t xml:space="preserve">By the end of Semester 2, I will have cleaned and documented the dataset that includes a data dictionary. Also, I will have done some analysis looking at seasonality, disruptions and port </w:t>
+      </w:r>
+      <w:r>
+        <w:rPr>
+          <w:rFonts w:ascii="Arial" w:hAnsi="Arial" w:cs="Arial"/>
+        </w:rPr>
+        <w:t>clusters</w:t>
+      </w:r>
+      <w:r>
+        <w:rPr>
+          <w:rFonts w:ascii="Arial" w:hAnsi="Arial" w:cs="Arial"/>
+        </w:rPr>
+        <w:t>. Then, I will have be</w:t>
+      </w:r>
+      <w:r>
+        <w:rPr>
+          <w:rFonts w:ascii="Arial" w:hAnsi="Arial" w:cs="Arial"/>
+        </w:rPr>
+        <w:t xml:space="preserve">nchmarked forecasting and classification models along with an evaluation report. There will be dashboard that shows four-week forecasts and alerts, for high-load periods. </w:t>
+      </w:r>
+      <w:r>
+        <w:rPr>
+          <w:rFonts w:ascii="Arial" w:hAnsi="Arial" w:cs="Arial"/>
+        </w:rPr>
+        <w:t xml:space="preserve">I will also have a GitHub repository that's easy to reproduce. </w:t>
+      </w:r>
+      <w:r>
+        <w:rPr>
+          <w:rFonts w:ascii="Arial" w:hAnsi="Arial" w:cs="Arial"/>
+        </w:rPr>
+        <w:t>Finally,</w:t>
+      </w:r>
+      <w:r>
+        <w:rPr>
+          <w:rFonts w:ascii="Arial" w:hAnsi="Arial" w:cs="Arial"/>
+        </w:rPr>
+        <w:t xml:space="preserve"> I will have a report and a presentation.</w:t>
+      </w:r>
+    </w:p>
+    <w:p>
+      <w:pPr>
+        <w:jc w:val="both"/>
+        <w:rPr>
+          <w:ins w:id="119" w:author="MONICA VALENCIANO BARAJAS" w:date="2026-10-25T01:19:00Z"/>
+          <w:rFonts w:ascii="Arial" w:hAnsi="Arial" w:cs="Arial"/>
+        </w:rPr>
+      </w:pPr>
+    </w:p>
+    <w:p>
+      <w:pPr>
+        <w:pStyle w:val="Heading2"/>
+        <w:rPr>
+          <w:ins w:id="120" w:author="MONICA VALENCIANO BARAJAS" w:date="2026-10-25T01:19:00Z"/>
+          <w:rFonts w:ascii="Arial" w:hAnsi="Arial" w:cs="Arial"/>
+        </w:rPr>
+      </w:pPr>
+      <w:bookmarkStart w:id="121" w:name="_Toc243855891"/>
+      <w:ins w:id="122" w:author="MONICA VALENCIANO BARAJAS" w:date="2026-10-25T01:19:00Z">
+        <w:r>
+          <w:rPr>
+            <w:rFonts w:ascii="Arial" w:hAnsi="Arial" w:cs="Arial"/>
+          </w:rPr>
+          <w:t>9. Project Timeline</w:t>
+        </w:r>
+        <w:bookmarkEnd w:id="121"/>
+      </w:ins>
+    </w:p>
+    <w:p>
+      <w:pPr>
+        <w:jc w:val="both"/>
+        <w:rPr>
+          <w:rFonts w:ascii="Arial" w:hAnsi="Arial" w:cs="Arial"/>
+        </w:rPr>
+      </w:pPr>
+      <w:r>
+        <w:rPr>
+          <w:rFonts w:ascii="Arial" w:hAnsi="Arial" w:cs="Arial"/>
+        </w:rPr>
+        <w:t>Figure 2 shows the eight</w:t>
+      </w:r>
+      <w:r>
+        <w:rPr>
+          <w:rFonts w:ascii="Cambria Math" w:hAnsi="Cambria Math" w:cs="Cambria Math"/>
+        </w:rPr>
+        <w:t>‑</w:t>
+      </w:r>
+      <w:r>
+        <w:rPr>
+          <w:rFonts w:ascii="Arial" w:hAnsi="Arial" w:cs="Arial"/>
+        </w:rPr>
+        <w:t xml:space="preserve">month </w:t>
+      </w:r>
+      <w:r>
+        <w:rPr>
+          <w:rFonts w:ascii="Arial" w:hAnsi="Arial" w:cs="Arial"/>
+        </w:rPr>
+        <w:t>plan,</w:t>
+      </w:r>
+      <w:r>
+        <w:rPr>
+          <w:rFonts w:ascii="Arial" w:hAnsi="Arial" w:cs="Arial"/>
+        </w:rPr>
+        <w:t xml:space="preserve"> and the plan has four months, in each semester and four milestones.</w:t>
+      </w:r>
+    </w:p>
+    <w:tbl>
+      <w:tblPr>
+        <w:tblW w:w="9298" w:type="dxa"/>
+        <w:jc w:val="center"/>
+        <w:tblBorders>
+          <w:top w:val="single" w:sz="4" w:space="0" w:color="auto"/>
+          <w:left w:val="single" w:sz="4" w:space="0" w:color="auto"/>
+          <w:bottom w:val="single" w:sz="4" w:space="0" w:color="auto"/>
+          <w:right w:val="single" w:sz="4" w:space="0" w:color="auto"/>
+          <w:insideH w:val="single" w:sz="4" w:space="0" w:color="auto"/>
+          <w:insideV w:val="single" w:sz="4" w:space="0" w:color="auto"/>
+        </w:tblBorders>
+        <w:tblCellMar>
+          <w:left w:w="10" w:type="dxa"/>
+          <w:right w:w="10" w:type="dxa"/>
+        </w:tblCellMar>
+        <w:tblLook w:val="04A0" w:firstRow="1" w:lastRow="0" w:firstColumn="1" w:lastColumn="0" w:noHBand="0" w:noVBand="1"/>
+      </w:tblPr>
+      <w:tblGrid>
+        <w:gridCol w:w="3298"/>
+        <w:gridCol w:w="750"/>
+        <w:gridCol w:w="750"/>
+        <w:gridCol w:w="750"/>
+        <w:gridCol w:w="750"/>
+        <w:gridCol w:w="750"/>
+        <w:gridCol w:w="750"/>
+        <w:gridCol w:w="750"/>
+        <w:gridCol w:w="750"/>
+      </w:tblGrid>
+      <w:tr>
+        <w:trPr>
+          <w:tblHeader/>
+          <w:jc w:val="center"/>
+        </w:trPr>
+        <w:tc>
+          <w:tcPr>
+            <w:tcW w:w="3298" w:type="dxa"/>
+            <w:vMerge w:val="restart"/>
+            <w:tcBorders>
+              <w:top w:val="single" w:sz="8" w:space="0" w:color="FFFFFF"/>
+              <w:left w:val="single" w:sz="8" w:space="0" w:color="FFFFFF"/>
+              <w:bottom w:val="single" w:sz="8" w:space="0" w:color="FFFFFF"/>
+              <w:right w:val="single" w:sz="8" w:space="0" w:color="FFFFFF"/>
+            </w:tcBorders>
+            <w:shd w:val="clear" w:color="auto" w:fill="14325C"/>
+            <w:vAlign w:val="center"/>
+            <w:hideMark/>
+          </w:tcPr>
+          <w:p>
+            <w:pPr>
+              <w:jc w:val="both"/>
+              <w:rPr>
+                <w:rFonts w:ascii="Arial" w:hAnsi="Arial" w:cs="Arial"/>
+                <w:sz w:val="20"/>
+                <w:szCs w:val="20"/>
+              </w:rPr>
+            </w:pPr>
+            <w:r>
+              <w:rPr>
+                <w:rFonts w:ascii="Arial" w:hAnsi="Arial" w:cs="Arial"/>
+                <w:b/>
+                <w:bCs/>
+                <w:sz w:val="20"/>
+                <w:szCs w:val="20"/>
+              </w:rPr>
+              <w:lastRenderedPageBreak/>
+              <w:t>Project activity</w:t>
+            </w:r>
+          </w:p>
+        </w:tc>
+        <w:tc>
+          <w:tcPr>
+            <w:tcW w:w="3000" w:type="dxa"/>
+            <w:gridSpan w:val="4"/>
+            <w:tcBorders>
+              <w:top w:val="single" w:sz="8" w:space="0" w:color="FFFFFF"/>
+              <w:left w:val="single" w:sz="8" w:space="0" w:color="FFFFFF"/>
+              <w:bottom w:val="single" w:sz="8" w:space="0" w:color="FFFFFF"/>
+              <w:right w:val="single" w:sz="8" w:space="0" w:color="FFFFFF"/>
+            </w:tcBorders>
+            <w:shd w:val="clear" w:color="auto" w:fill="14325C"/>
+            <w:vAlign w:val="center"/>
+            <w:hideMark/>
+          </w:tcPr>
+          <w:p>
+            <w:pPr>
+              <w:jc w:val="both"/>
+              <w:rPr>
+                <w:rFonts w:ascii="Arial" w:hAnsi="Arial" w:cs="Arial"/>
+              </w:rPr>
+            </w:pPr>
+            <w:r>
+              <w:rPr>
+                <w:rFonts w:ascii="Arial" w:hAnsi="Arial" w:cs="Arial"/>
+                <w:b/>
+                <w:bCs/>
+              </w:rPr>
+              <w:t>Semester 1</w:t>
+            </w:r>
+          </w:p>
+        </w:tc>
+        <w:tc>
+          <w:tcPr>
+            <w:tcW w:w="3000" w:type="dxa"/>
+            <w:gridSpan w:val="4"/>
+            <w:tcBorders>
+              <w:top w:val="single" w:sz="8" w:space="0" w:color="FFFFFF"/>
+              <w:left w:val="single" w:sz="8" w:space="0" w:color="FFFFFF"/>
+              <w:bottom w:val="single" w:sz="8" w:space="0" w:color="FFFFFF"/>
+              <w:right w:val="single" w:sz="8" w:space="0" w:color="FFFFFF"/>
+            </w:tcBorders>
+            <w:shd w:val="clear" w:color="auto" w:fill="2F6DB5"/>
+            <w:vAlign w:val="center"/>
+            <w:hideMark/>
+          </w:tcPr>
+          <w:p>
+            <w:pPr>
+              <w:jc w:val="both"/>
+              <w:rPr>
+                <w:rFonts w:ascii="Arial" w:hAnsi="Arial" w:cs="Arial"/>
+              </w:rPr>
+            </w:pPr>
+            <w:r>
+              <w:rPr>
+                <w:rFonts w:ascii="Arial" w:hAnsi="Arial" w:cs="Arial"/>
+                <w:b/>
+                <w:bCs/>
+              </w:rPr>
+              <w:t>Semester 2</w:t>
+            </w:r>
+          </w:p>
+        </w:tc>
+      </w:tr>
+      <w:tr>
+        <w:trPr>
+          <w:tblHeader/>
+          <w:jc w:val="center"/>
+        </w:trPr>
+        <w:tc>
+          <w:tcPr>
+            <w:tcW w:w="0" w:type="auto"/>
+            <w:vMerge/>
+            <w:tcBorders>
+              <w:top w:val="single" w:sz="8" w:space="0" w:color="FFFFFF"/>
+              <w:left w:val="single" w:sz="8" w:space="0" w:color="FFFFFF"/>
+              <w:bottom w:val="single" w:sz="8" w:space="0" w:color="FFFFFF"/>
+              <w:right w:val="single" w:sz="8" w:space="0" w:color="FFFFFF"/>
+            </w:tcBorders>
+            <w:vAlign w:val="center"/>
+            <w:hideMark/>
+          </w:tcPr>
+          <w:p>
+            <w:pPr>
+              <w:jc w:val="both"/>
+              <w:rPr>
+                <w:rFonts w:ascii="Arial" w:hAnsi="Arial" w:cs="Arial"/>
+                <w:sz w:val="20"/>
+                <w:szCs w:val="20"/>
+              </w:rPr>
+            </w:pPr>
+          </w:p>
+        </w:tc>
+        <w:tc>
+          <w:tcPr>
+            <w:tcW w:w="750" w:type="dxa"/>
+            <w:tcBorders>
+              <w:top w:val="single" w:sz="8" w:space="0" w:color="FFFFFF"/>
+              <w:left w:val="single" w:sz="8" w:space="0" w:color="FFFFFF"/>
+              <w:bottom w:val="single" w:sz="8" w:space="0" w:color="FFFFFF"/>
+              <w:right w:val="single" w:sz="8" w:space="0" w:color="FFFFFF"/>
+            </w:tcBorders>
+            <w:shd w:val="clear" w:color="auto" w:fill="BBD6F3"/>
+            <w:vAlign w:val="center"/>
+            <w:hideMark/>
+          </w:tcPr>
+          <w:p>
+            <w:pPr>
+              <w:jc w:val="both"/>
+              <w:rPr>
+                <w:rFonts w:ascii="Arial" w:hAnsi="Arial" w:cs="Arial"/>
+              </w:rPr>
+            </w:pPr>
+            <w:r>
+              <w:rPr>
+                <w:rFonts w:ascii="Arial" w:hAnsi="Arial" w:cs="Arial"/>
+                <w:b/>
+                <w:bCs/>
+              </w:rPr>
+              <w:t>M1</w:t>
+            </w:r>
+          </w:p>
+        </w:tc>
+        <w:tc>
+          <w:tcPr>
+            <w:tcW w:w="750" w:type="dxa"/>
+            <w:tcBorders>
+              <w:top w:val="single" w:sz="8" w:space="0" w:color="FFFFFF"/>
+              <w:left w:val="single" w:sz="8" w:space="0" w:color="FFFFFF"/>
+              <w:bottom w:val="single" w:sz="8" w:space="0" w:color="FFFFFF"/>
+              <w:right w:val="single" w:sz="8" w:space="0" w:color="FFFFFF"/>
+            </w:tcBorders>
+            <w:shd w:val="clear" w:color="auto" w:fill="BBD6F3"/>
+            <w:vAlign w:val="center"/>
+            <w:hideMark/>
+          </w:tcPr>
+          <w:p>
+            <w:pPr>
+              <w:jc w:val="both"/>
+              <w:rPr>
+                <w:rFonts w:ascii="Arial" w:hAnsi="Arial" w:cs="Arial"/>
+              </w:rPr>
+            </w:pPr>
+            <w:r>
+              <w:rPr>
+                <w:rFonts w:ascii="Arial" w:hAnsi="Arial" w:cs="Arial"/>
+                <w:b/>
+                <w:bCs/>
+              </w:rPr>
+              <w:t>M2</w:t>
+            </w:r>
+          </w:p>
+        </w:tc>
+        <w:tc>
+          <w:tcPr>
+            <w:tcW w:w="750" w:type="dxa"/>
+            <w:tcBorders>
+              <w:top w:val="single" w:sz="8" w:space="0" w:color="FFFFFF"/>
+              <w:left w:val="single" w:sz="8" w:space="0" w:color="FFFFFF"/>
+              <w:bottom w:val="single" w:sz="8" w:space="0" w:color="FFFFFF"/>
+              <w:right w:val="single" w:sz="8" w:space="0" w:color="FFFFFF"/>
+            </w:tcBorders>
+            <w:shd w:val="clear" w:color="auto" w:fill="BBD6F3"/>
+            <w:vAlign w:val="center"/>
+            <w:hideMark/>
+          </w:tcPr>
+          <w:p>
+            <w:pPr>
+              <w:jc w:val="both"/>
+              <w:rPr>
+                <w:rFonts w:ascii="Arial" w:hAnsi="Arial" w:cs="Arial"/>
+              </w:rPr>
+            </w:pPr>
+            <w:r>
+              <w:rPr>
+                <w:rFonts w:ascii="Arial" w:hAnsi="Arial" w:cs="Arial"/>
+                <w:b/>
+                <w:bCs/>
+              </w:rPr>
+              <w:t>M3</w:t>
+            </w:r>
+          </w:p>
+        </w:tc>
+        <w:tc>
+          <w:tcPr>
+            <w:tcW w:w="750" w:type="dxa"/>
+            <w:tcBorders>
+              <w:top w:val="single" w:sz="8" w:space="0" w:color="FFFFFF"/>
+              <w:left w:val="single" w:sz="8" w:space="0" w:color="FFFFFF"/>
+              <w:bottom w:val="single" w:sz="8" w:space="0" w:color="FFFFFF"/>
+              <w:right w:val="single" w:sz="8" w:space="0" w:color="FFFFFF"/>
+            </w:tcBorders>
+            <w:shd w:val="clear" w:color="auto" w:fill="BBD6F3"/>
+            <w:vAlign w:val="center"/>
+            <w:hideMark/>
+          </w:tcPr>
+          <w:p>
+            <w:pPr>
+              <w:jc w:val="both"/>
+              <w:rPr>
+                <w:rFonts w:ascii="Arial" w:hAnsi="Arial" w:cs="Arial"/>
+              </w:rPr>
+            </w:pPr>
+            <w:r>
+              <w:rPr>
+                <w:rFonts w:ascii="Arial" w:hAnsi="Arial" w:cs="Arial"/>
+                <w:b/>
+                <w:bCs/>
+              </w:rPr>
+              <w:t>M4</w:t>
+            </w:r>
+          </w:p>
+        </w:tc>
+        <w:tc>
+          <w:tcPr>
+            <w:tcW w:w="750" w:type="dxa"/>
+            <w:tcBorders>
+              <w:top w:val="single" w:sz="8" w:space="0" w:color="FFFFFF"/>
+              <w:left w:val="single" w:sz="8" w:space="0" w:color="FFFFFF"/>
+              <w:bottom w:val="single" w:sz="8" w:space="0" w:color="FFFFFF"/>
+              <w:right w:val="single" w:sz="8" w:space="0" w:color="FFFFFF"/>
+            </w:tcBorders>
+            <w:shd w:val="clear" w:color="auto" w:fill="D6E6F7"/>
+            <w:vAlign w:val="center"/>
+            <w:hideMark/>
+          </w:tcPr>
+          <w:p>
+            <w:pPr>
+              <w:jc w:val="both"/>
+              <w:rPr>
+                <w:rFonts w:ascii="Arial" w:hAnsi="Arial" w:cs="Arial"/>
+              </w:rPr>
+            </w:pPr>
+            <w:r>
+              <w:rPr>
+                <w:rFonts w:ascii="Arial" w:hAnsi="Arial" w:cs="Arial"/>
+                <w:b/>
+                <w:bCs/>
+              </w:rPr>
+              <w:t>M5</w:t>
+            </w:r>
+          </w:p>
+        </w:tc>
+        <w:tc>
+          <w:tcPr>
+            <w:tcW w:w="750" w:type="dxa"/>
+            <w:tcBorders>
+              <w:top w:val="single" w:sz="8" w:space="0" w:color="FFFFFF"/>
+              <w:left w:val="single" w:sz="8" w:space="0" w:color="FFFFFF"/>
+              <w:bottom w:val="single" w:sz="8" w:space="0" w:color="FFFFFF"/>
+              <w:right w:val="single" w:sz="8" w:space="0" w:color="FFFFFF"/>
+            </w:tcBorders>
+            <w:shd w:val="clear" w:color="auto" w:fill="D6E6F7"/>
+            <w:vAlign w:val="center"/>
+            <w:hideMark/>
+          </w:tcPr>
+          <w:p>
+            <w:pPr>
+              <w:jc w:val="both"/>
+              <w:rPr>
+                <w:rFonts w:ascii="Arial" w:hAnsi="Arial" w:cs="Arial"/>
+              </w:rPr>
+            </w:pPr>
+            <w:r>
+              <w:rPr>
+                <w:rFonts w:ascii="Arial" w:hAnsi="Arial" w:cs="Arial"/>
+                <w:b/>
+                <w:bCs/>
+              </w:rPr>
+              <w:t>M6</w:t>
+            </w:r>
+          </w:p>
+        </w:tc>
+        <w:tc>
+          <w:tcPr>
+            <w:tcW w:w="750" w:type="dxa"/>
+            <w:tcBorders>
+              <w:top w:val="single" w:sz="8" w:space="0" w:color="FFFFFF"/>
+              <w:left w:val="single" w:sz="8" w:space="0" w:color="FFFFFF"/>
+              <w:bottom w:val="single" w:sz="8" w:space="0" w:color="FFFFFF"/>
+              <w:right w:val="single" w:sz="8" w:space="0" w:color="FFFFFF"/>
+            </w:tcBorders>
+            <w:shd w:val="clear" w:color="auto" w:fill="D6E6F7"/>
+            <w:vAlign w:val="center"/>
+            <w:hideMark/>
+          </w:tcPr>
+          <w:p>
+            <w:pPr>
+              <w:jc w:val="both"/>
+              <w:rPr>
+                <w:rFonts w:ascii="Arial" w:hAnsi="Arial" w:cs="Arial"/>
+              </w:rPr>
+            </w:pPr>
+            <w:r>
+              <w:rPr>
+                <w:rFonts w:ascii="Arial" w:hAnsi="Arial" w:cs="Arial"/>
+                <w:b/>
+                <w:bCs/>
+              </w:rPr>
+              <w:t>M7</w:t>
+            </w:r>
+          </w:p>
+        </w:tc>
+        <w:tc>
+          <w:tcPr>
+            <w:tcW w:w="750" w:type="dxa"/>
+            <w:tcBorders>
+              <w:top w:val="single" w:sz="8" w:space="0" w:color="FFFFFF"/>
+              <w:left w:val="single" w:sz="8" w:space="0" w:color="FFFFFF"/>
+              <w:bottom w:val="single" w:sz="8" w:space="0" w:color="FFFFFF"/>
+              <w:right w:val="single" w:sz="8" w:space="0" w:color="FFFFFF"/>
+            </w:tcBorders>
+            <w:shd w:val="clear" w:color="auto" w:fill="D6E6F7"/>
+            <w:vAlign w:val="center"/>
+            <w:hideMark/>
+          </w:tcPr>
+          <w:p>
+            <w:pPr>
+              <w:jc w:val="both"/>
+              <w:rPr>
+                <w:rFonts w:ascii="Arial" w:hAnsi="Arial" w:cs="Arial"/>
+              </w:rPr>
+            </w:pPr>
+            <w:r>
+              <w:rPr>
+                <w:rFonts w:ascii="Arial" w:hAnsi="Arial" w:cs="Arial"/>
+                <w:b/>
+                <w:bCs/>
+              </w:rPr>
+              <w:t>M8</w:t>
+            </w:r>
+          </w:p>
+        </w:tc>
+      </w:tr>
+      <w:tr>
+        <w:trPr>
+          <w:cantSplit/>
+          <w:trHeight w:val="360"/>
+          <w:jc w:val="center"/>
+        </w:trPr>
+        <w:tc>
+          <w:tcPr>
+            <w:tcW w:w="3298" w:type="dxa"/>
+            <w:tcBorders>
+              <w:top w:val="single" w:sz="8" w:space="0" w:color="C9D6E6"/>
+              <w:left w:val="single" w:sz="8" w:space="0" w:color="C9D6E6"/>
+              <w:bottom w:val="single" w:sz="8" w:space="0" w:color="C9D6E6"/>
+              <w:right w:val="single" w:sz="8" w:space="0" w:color="C9D6E6"/>
+            </w:tcBorders>
+            <w:tcMar>
+              <w:top w:w="0" w:type="dxa"/>
+              <w:left w:w="90" w:type="dxa"/>
+              <w:bottom w:w="0" w:type="dxa"/>
+              <w:right w:w="60" w:type="dxa"/>
+            </w:tcMar>
+            <w:vAlign w:val="center"/>
+            <w:hideMark/>
+          </w:tcPr>
+          <w:p>
+            <w:pPr>
+              <w:jc w:val="both"/>
+              <w:rPr>
+                <w:rFonts w:ascii="Arial" w:hAnsi="Arial" w:cs="Arial"/>
+                <w:sz w:val="20"/>
+                <w:szCs w:val="20"/>
+              </w:rPr>
+            </w:pPr>
+            <w:r>
+              <w:rPr>
+                <w:rFonts w:ascii="Arial" w:hAnsi="Arial" w:cs="Arial"/>
+                <w:sz w:val="20"/>
+                <w:szCs w:val="20"/>
+              </w:rPr>
+              <w:t>Data acquisition and permissions</w:t>
+            </w:r>
+          </w:p>
+        </w:tc>
+        <w:tc>
+          <w:tcPr>
+            <w:tcW w:w="750" w:type="dxa"/>
+            <w:tcBorders>
+              <w:top w:val="single" w:sz="8" w:space="0" w:color="C9D6E6"/>
+              <w:left w:val="single" w:sz="8" w:space="0" w:color="C9D6E6"/>
+              <w:bottom w:val="single" w:sz="8" w:space="0" w:color="C9D6E6"/>
+              <w:right w:val="single" w:sz="8" w:space="0" w:color="C9D6E6"/>
+            </w:tcBorders>
+            <w:shd w:val="clear" w:color="auto" w:fill="1F5AA6"/>
+            <w:vAlign w:val="center"/>
+          </w:tcPr>
+          <w:p>
+            <w:pPr>
+              <w:jc w:val="both"/>
+              <w:rPr>
+                <w:rFonts w:ascii="Arial" w:hAnsi="Arial" w:cs="Arial"/>
+              </w:rPr>
+            </w:pPr>
+          </w:p>
+        </w:tc>
+        <w:tc>
+          <w:tcPr>
+            <w:tcW w:w="750" w:type="dxa"/>
+            <w:tcBorders>
+              <w:top w:val="single" w:sz="8" w:space="0" w:color="C9D6E6"/>
+              <w:left w:val="single" w:sz="8" w:space="0" w:color="C9D6E6"/>
+              <w:bottom w:val="single" w:sz="8" w:space="0" w:color="C9D6E6"/>
+              <w:right w:val="single" w:sz="8" w:space="0" w:color="C9D6E6"/>
+            </w:tcBorders>
+            <w:vAlign w:val="center"/>
+          </w:tcPr>
+          <w:p>
+            <w:pPr>
+              <w:jc w:val="both"/>
+              <w:rPr>
+                <w:rFonts w:ascii="Arial" w:hAnsi="Arial" w:cs="Arial"/>
+              </w:rPr>
+            </w:pPr>
+          </w:p>
+        </w:tc>
+        <w:tc>
+          <w:tcPr>
+            <w:tcW w:w="750" w:type="dxa"/>
+            <w:tcBorders>
+              <w:top w:val="single" w:sz="8" w:space="0" w:color="C9D6E6"/>
+              <w:left w:val="single" w:sz="8" w:space="0" w:color="C9D6E6"/>
+              <w:bottom w:val="single" w:sz="8" w:space="0" w:color="C9D6E6"/>
+              <w:right w:val="single" w:sz="8" w:space="0" w:color="C9D6E6"/>
+            </w:tcBorders>
+            <w:vAlign w:val="center"/>
+          </w:tcPr>
+          <w:p>
+            <w:pPr>
+              <w:jc w:val="both"/>
+              <w:rPr>
+                <w:rFonts w:ascii="Arial" w:hAnsi="Arial" w:cs="Arial"/>
+              </w:rPr>
+            </w:pPr>
+          </w:p>
+        </w:tc>
+        <w:tc>
+          <w:tcPr>
+            <w:tcW w:w="750" w:type="dxa"/>
+            <w:tcBorders>
+              <w:top w:val="single" w:sz="8" w:space="0" w:color="C9D6E6"/>
+              <w:left w:val="single" w:sz="8" w:space="0" w:color="C9D6E6"/>
+              <w:bottom w:val="single" w:sz="8" w:space="0" w:color="C9D6E6"/>
+              <w:right w:val="single" w:sz="8" w:space="0" w:color="C9D6E6"/>
+            </w:tcBorders>
+            <w:vAlign w:val="center"/>
+          </w:tcPr>
+          <w:p>
+            <w:pPr>
+              <w:jc w:val="both"/>
+              <w:rPr>
+                <w:rFonts w:ascii="Arial" w:hAnsi="Arial" w:cs="Arial"/>
+              </w:rPr>
+            </w:pPr>
+          </w:p>
+        </w:tc>
+        <w:tc>
+          <w:tcPr>
+            <w:tcW w:w="750" w:type="dxa"/>
+            <w:tcBorders>
+              <w:top w:val="single" w:sz="8" w:space="0" w:color="C9D6E6"/>
+              <w:left w:val="single" w:sz="8" w:space="0" w:color="C9D6E6"/>
+              <w:bottom w:val="single" w:sz="8" w:space="0" w:color="C9D6E6"/>
+              <w:right w:val="single" w:sz="8" w:space="0" w:color="C9D6E6"/>
+            </w:tcBorders>
+            <w:vAlign w:val="center"/>
+          </w:tcPr>
+          <w:p>
+            <w:pPr>
+              <w:jc w:val="both"/>
+              <w:rPr>
+                <w:rFonts w:ascii="Arial" w:hAnsi="Arial" w:cs="Arial"/>
+              </w:rPr>
+            </w:pPr>
+          </w:p>
+        </w:tc>
+        <w:tc>
+          <w:tcPr>
+            <w:tcW w:w="750" w:type="dxa"/>
+            <w:tcBorders>
+              <w:top w:val="single" w:sz="8" w:space="0" w:color="C9D6E6"/>
+              <w:left w:val="single" w:sz="8" w:space="0" w:color="C9D6E6"/>
+              <w:bottom w:val="single" w:sz="8" w:space="0" w:color="C9D6E6"/>
+              <w:right w:val="single" w:sz="8" w:space="0" w:color="C9D6E6"/>
+            </w:tcBorders>
+            <w:vAlign w:val="center"/>
+          </w:tcPr>
+          <w:p>
+            <w:pPr>
+              <w:jc w:val="both"/>
+              <w:rPr>
+                <w:rFonts w:ascii="Arial" w:hAnsi="Arial" w:cs="Arial"/>
+              </w:rPr>
+            </w:pPr>
+          </w:p>
+        </w:tc>
+        <w:tc>
+          <w:tcPr>
+            <w:tcW w:w="750" w:type="dxa"/>
+            <w:tcBorders>
+              <w:top w:val="single" w:sz="8" w:space="0" w:color="C9D6E6"/>
+              <w:left w:val="single" w:sz="8" w:space="0" w:color="C9D6E6"/>
+              <w:bottom w:val="single" w:sz="8" w:space="0" w:color="C9D6E6"/>
+              <w:right w:val="single" w:sz="8" w:space="0" w:color="C9D6E6"/>
+            </w:tcBorders>
+            <w:vAlign w:val="center"/>
+          </w:tcPr>
+          <w:p>
+            <w:pPr>
+              <w:jc w:val="both"/>
+              <w:rPr>
+                <w:rFonts w:ascii="Arial" w:hAnsi="Arial" w:cs="Arial"/>
+              </w:rPr>
+            </w:pPr>
+          </w:p>
+        </w:tc>
+        <w:tc>
+          <w:tcPr>
+            <w:tcW w:w="750" w:type="dxa"/>
+            <w:tcBorders>
+              <w:top w:val="single" w:sz="8" w:space="0" w:color="C9D6E6"/>
+              <w:left w:val="single" w:sz="8" w:space="0" w:color="C9D6E6"/>
+              <w:bottom w:val="single" w:sz="8" w:space="0" w:color="C9D6E6"/>
+              <w:right w:val="single" w:sz="8" w:space="0" w:color="C9D6E6"/>
+            </w:tcBorders>
+            <w:vAlign w:val="center"/>
+          </w:tcPr>
+          <w:p>
+            <w:pPr>
+              <w:jc w:val="both"/>
+              <w:rPr>
+                <w:rFonts w:ascii="Arial" w:hAnsi="Arial" w:cs="Arial"/>
+              </w:rPr>
+            </w:pPr>
+          </w:p>
+        </w:tc>
+      </w:tr>
+      <w:tr>
+        <w:trPr>
+          <w:cantSplit/>
+          <w:trHeight w:val="360"/>
+          <w:jc w:val="center"/>
+        </w:trPr>
+        <w:tc>
+          <w:tcPr>
+            <w:tcW w:w="3298" w:type="dxa"/>
+            <w:tcBorders>
+              <w:top w:val="single" w:sz="8" w:space="0" w:color="C9D6E6"/>
+              <w:left w:val="single" w:sz="8" w:space="0" w:color="C9D6E6"/>
+              <w:bottom w:val="single" w:sz="8" w:space="0" w:color="C9D6E6"/>
+              <w:right w:val="single" w:sz="8" w:space="0" w:color="C9D6E6"/>
+            </w:tcBorders>
+            <w:tcMar>
+              <w:top w:w="0" w:type="dxa"/>
+              <w:left w:w="90" w:type="dxa"/>
+              <w:bottom w:w="0" w:type="dxa"/>
+              <w:right w:w="60" w:type="dxa"/>
+            </w:tcMar>
+            <w:vAlign w:val="center"/>
+            <w:hideMark/>
+          </w:tcPr>
+          <w:p>
+            <w:pPr>
+              <w:jc w:val="both"/>
+              <w:rPr>
+                <w:rFonts w:ascii="Arial" w:hAnsi="Arial" w:cs="Arial"/>
+                <w:sz w:val="20"/>
+                <w:szCs w:val="20"/>
+              </w:rPr>
+            </w:pPr>
+            <w:r>
+              <w:rPr>
+                <w:rFonts w:ascii="Arial" w:hAnsi="Arial" w:cs="Arial"/>
+                <w:sz w:val="20"/>
+                <w:szCs w:val="20"/>
+              </w:rPr>
+              <w:t>Cleaning and validation</w:t>
+            </w:r>
+          </w:p>
+        </w:tc>
+        <w:tc>
+          <w:tcPr>
+            <w:tcW w:w="750" w:type="dxa"/>
+            <w:tcBorders>
+              <w:top w:val="single" w:sz="8" w:space="0" w:color="C9D6E6"/>
+              <w:left w:val="single" w:sz="8" w:space="0" w:color="C9D6E6"/>
+              <w:bottom w:val="single" w:sz="8" w:space="0" w:color="C9D6E6"/>
+              <w:right w:val="single" w:sz="8" w:space="0" w:color="C9D6E6"/>
+            </w:tcBorders>
+            <w:shd w:val="clear" w:color="auto" w:fill="1F5AA6"/>
+            <w:vAlign w:val="center"/>
+          </w:tcPr>
+          <w:p>
+            <w:pPr>
+              <w:jc w:val="both"/>
+              <w:rPr>
+                <w:rFonts w:ascii="Arial" w:hAnsi="Arial" w:cs="Arial"/>
+              </w:rPr>
+            </w:pPr>
+          </w:p>
+        </w:tc>
+        <w:tc>
+          <w:tcPr>
+            <w:tcW w:w="750" w:type="dxa"/>
+            <w:tcBorders>
+              <w:top w:val="single" w:sz="8" w:space="0" w:color="C9D6E6"/>
+              <w:left w:val="single" w:sz="8" w:space="0" w:color="C9D6E6"/>
+              <w:bottom w:val="single" w:sz="8" w:space="0" w:color="C9D6E6"/>
+              <w:right w:val="single" w:sz="8" w:space="0" w:color="C9D6E6"/>
+            </w:tcBorders>
+            <w:shd w:val="clear" w:color="auto" w:fill="1F5AA6"/>
+            <w:vAlign w:val="center"/>
+          </w:tcPr>
+          <w:p>
+            <w:pPr>
+              <w:jc w:val="both"/>
+              <w:rPr>
+                <w:rFonts w:ascii="Arial" w:hAnsi="Arial" w:cs="Arial"/>
+              </w:rPr>
+            </w:pPr>
+          </w:p>
+        </w:tc>
+        <w:tc>
+          <w:tcPr>
+            <w:tcW w:w="750" w:type="dxa"/>
+            <w:tcBorders>
+              <w:top w:val="single" w:sz="8" w:space="0" w:color="C9D6E6"/>
+              <w:left w:val="single" w:sz="8" w:space="0" w:color="C9D6E6"/>
+              <w:bottom w:val="single" w:sz="8" w:space="0" w:color="C9D6E6"/>
+              <w:right w:val="single" w:sz="8" w:space="0" w:color="C9D6E6"/>
+            </w:tcBorders>
+            <w:vAlign w:val="center"/>
+          </w:tcPr>
+          <w:p>
+            <w:pPr>
+              <w:jc w:val="both"/>
+              <w:rPr>
+                <w:rFonts w:ascii="Arial" w:hAnsi="Arial" w:cs="Arial"/>
+              </w:rPr>
+            </w:pPr>
+          </w:p>
+        </w:tc>
+        <w:tc>
+          <w:tcPr>
+            <w:tcW w:w="750" w:type="dxa"/>
+            <w:tcBorders>
+              <w:top w:val="single" w:sz="8" w:space="0" w:color="C9D6E6"/>
+              <w:left w:val="single" w:sz="8" w:space="0" w:color="C9D6E6"/>
+              <w:bottom w:val="single" w:sz="8" w:space="0" w:color="C9D6E6"/>
+              <w:right w:val="single" w:sz="8" w:space="0" w:color="C9D6E6"/>
+            </w:tcBorders>
+            <w:vAlign w:val="center"/>
+          </w:tcPr>
+          <w:p>
+            <w:pPr>
+              <w:jc w:val="both"/>
+              <w:rPr>
+                <w:rFonts w:ascii="Arial" w:hAnsi="Arial" w:cs="Arial"/>
+              </w:rPr>
+            </w:pPr>
+          </w:p>
+        </w:tc>
+        <w:tc>
+          <w:tcPr>
+            <w:tcW w:w="750" w:type="dxa"/>
+            <w:tcBorders>
+              <w:top w:val="single" w:sz="8" w:space="0" w:color="C9D6E6"/>
+              <w:left w:val="single" w:sz="8" w:space="0" w:color="C9D6E6"/>
+              <w:bottom w:val="single" w:sz="8" w:space="0" w:color="C9D6E6"/>
+              <w:right w:val="single" w:sz="8" w:space="0" w:color="C9D6E6"/>
+            </w:tcBorders>
+            <w:vAlign w:val="center"/>
+          </w:tcPr>
+          <w:p>
+            <w:pPr>
+              <w:jc w:val="both"/>
+              <w:rPr>
+                <w:rFonts w:ascii="Arial" w:hAnsi="Arial" w:cs="Arial"/>
+              </w:rPr>
+            </w:pPr>
+          </w:p>
+        </w:tc>
+        <w:tc>
+          <w:tcPr>
+            <w:tcW w:w="750" w:type="dxa"/>
+            <w:tcBorders>
+              <w:top w:val="single" w:sz="8" w:space="0" w:color="C9D6E6"/>
+              <w:left w:val="single" w:sz="8" w:space="0" w:color="C9D6E6"/>
+              <w:bottom w:val="single" w:sz="8" w:space="0" w:color="C9D6E6"/>
+              <w:right w:val="single" w:sz="8" w:space="0" w:color="C9D6E6"/>
+            </w:tcBorders>
+            <w:vAlign w:val="center"/>
+          </w:tcPr>
+          <w:p>
+            <w:pPr>
+              <w:jc w:val="both"/>
+              <w:rPr>
+                <w:rFonts w:ascii="Arial" w:hAnsi="Arial" w:cs="Arial"/>
+              </w:rPr>
+            </w:pPr>
+          </w:p>
+        </w:tc>
+        <w:tc>
+          <w:tcPr>
+            <w:tcW w:w="750" w:type="dxa"/>
+            <w:tcBorders>
+              <w:top w:val="single" w:sz="8" w:space="0" w:color="C9D6E6"/>
+              <w:left w:val="single" w:sz="8" w:space="0" w:color="C9D6E6"/>
+              <w:bottom w:val="single" w:sz="8" w:space="0" w:color="C9D6E6"/>
+              <w:right w:val="single" w:sz="8" w:space="0" w:color="C9D6E6"/>
+            </w:tcBorders>
+            <w:vAlign w:val="center"/>
+          </w:tcPr>
+          <w:p>
+            <w:pPr>
+              <w:jc w:val="both"/>
+              <w:rPr>
+                <w:rFonts w:ascii="Arial" w:hAnsi="Arial" w:cs="Arial"/>
+              </w:rPr>
+            </w:pPr>
+          </w:p>
+        </w:tc>
+        <w:tc>
+          <w:tcPr>
+            <w:tcW w:w="750" w:type="dxa"/>
+            <w:tcBorders>
+              <w:top w:val="single" w:sz="8" w:space="0" w:color="C9D6E6"/>
+              <w:left w:val="single" w:sz="8" w:space="0" w:color="C9D6E6"/>
+              <w:bottom w:val="single" w:sz="8" w:space="0" w:color="C9D6E6"/>
+              <w:right w:val="single" w:sz="8" w:space="0" w:color="C9D6E6"/>
+            </w:tcBorders>
+            <w:vAlign w:val="center"/>
+          </w:tcPr>
+          <w:p>
+            <w:pPr>
+              <w:jc w:val="both"/>
+              <w:rPr>
+                <w:rFonts w:ascii="Arial" w:hAnsi="Arial" w:cs="Arial"/>
+              </w:rPr>
+            </w:pPr>
+          </w:p>
+        </w:tc>
+      </w:tr>
+      <w:tr>
+        <w:trPr>
+          <w:cantSplit/>
+          <w:trHeight w:val="360"/>
+          <w:jc w:val="center"/>
+        </w:trPr>
+        <w:tc>
+          <w:tcPr>
+            <w:tcW w:w="3298" w:type="dxa"/>
+            <w:tcBorders>
+              <w:top w:val="single" w:sz="8" w:space="0" w:color="C9D6E6"/>
+              <w:left w:val="single" w:sz="8" w:space="0" w:color="C9D6E6"/>
+              <w:bottom w:val="single" w:sz="8" w:space="0" w:color="C9D6E6"/>
+              <w:right w:val="single" w:sz="8" w:space="0" w:color="C9D6E6"/>
+            </w:tcBorders>
+            <w:tcMar>
+              <w:top w:w="0" w:type="dxa"/>
+              <w:left w:w="90" w:type="dxa"/>
+              <w:bottom w:w="0" w:type="dxa"/>
+              <w:right w:w="60" w:type="dxa"/>
+            </w:tcMar>
+            <w:vAlign w:val="center"/>
+            <w:hideMark/>
+          </w:tcPr>
+          <w:p>
+            <w:pPr>
+              <w:jc w:val="both"/>
+              <w:rPr>
+                <w:rFonts w:ascii="Arial" w:hAnsi="Arial" w:cs="Arial"/>
+                <w:sz w:val="20"/>
+                <w:szCs w:val="20"/>
+              </w:rPr>
+            </w:pPr>
+            <w:r>
+              <w:rPr>
+                <w:rFonts w:ascii="Arial" w:hAnsi="Arial" w:cs="Arial"/>
+                <w:sz w:val="20"/>
+                <w:szCs w:val="20"/>
+              </w:rPr>
+              <w:t>EDA and feature engineering</w:t>
+            </w:r>
+          </w:p>
+        </w:tc>
+        <w:tc>
+          <w:tcPr>
+            <w:tcW w:w="750" w:type="dxa"/>
+            <w:tcBorders>
+              <w:top w:val="single" w:sz="8" w:space="0" w:color="C9D6E6"/>
+              <w:left w:val="single" w:sz="8" w:space="0" w:color="C9D6E6"/>
+              <w:bottom w:val="single" w:sz="8" w:space="0" w:color="C9D6E6"/>
+              <w:right w:val="single" w:sz="8" w:space="0" w:color="C9D6E6"/>
+            </w:tcBorders>
+            <w:vAlign w:val="center"/>
+          </w:tcPr>
+          <w:p>
+            <w:pPr>
+              <w:jc w:val="both"/>
+              <w:rPr>
+                <w:rFonts w:ascii="Arial" w:hAnsi="Arial" w:cs="Arial"/>
+              </w:rPr>
+            </w:pPr>
+          </w:p>
+        </w:tc>
+        <w:tc>
+          <w:tcPr>
+            <w:tcW w:w="750" w:type="dxa"/>
+            <w:tcBorders>
+              <w:top w:val="single" w:sz="8" w:space="0" w:color="C9D6E6"/>
+              <w:left w:val="single" w:sz="8" w:space="0" w:color="C9D6E6"/>
+              <w:bottom w:val="single" w:sz="8" w:space="0" w:color="C9D6E6"/>
+              <w:right w:val="single" w:sz="8" w:space="0" w:color="C9D6E6"/>
+            </w:tcBorders>
+            <w:shd w:val="clear" w:color="auto" w:fill="1F5AA6"/>
+            <w:vAlign w:val="center"/>
+          </w:tcPr>
+          <w:p>
+            <w:pPr>
+              <w:jc w:val="both"/>
+              <w:rPr>
+                <w:rFonts w:ascii="Arial" w:hAnsi="Arial" w:cs="Arial"/>
+              </w:rPr>
+            </w:pPr>
+          </w:p>
+        </w:tc>
+        <w:tc>
+          <w:tcPr>
+            <w:tcW w:w="750" w:type="dxa"/>
+            <w:tcBorders>
+              <w:top w:val="single" w:sz="8" w:space="0" w:color="C9D6E6"/>
+              <w:left w:val="single" w:sz="8" w:space="0" w:color="C9D6E6"/>
+              <w:bottom w:val="single" w:sz="8" w:space="0" w:color="C9D6E6"/>
+              <w:right w:val="single" w:sz="8" w:space="0" w:color="C9D6E6"/>
+            </w:tcBorders>
+            <w:shd w:val="clear" w:color="auto" w:fill="1F5AA6"/>
+            <w:vAlign w:val="center"/>
+          </w:tcPr>
+          <w:p>
+            <w:pPr>
+              <w:jc w:val="both"/>
+              <w:rPr>
+                <w:rFonts w:ascii="Arial" w:hAnsi="Arial" w:cs="Arial"/>
+              </w:rPr>
+            </w:pPr>
+          </w:p>
+        </w:tc>
+        <w:tc>
+          <w:tcPr>
+            <w:tcW w:w="750" w:type="dxa"/>
+            <w:tcBorders>
+              <w:top w:val="single" w:sz="8" w:space="0" w:color="C9D6E6"/>
+              <w:left w:val="single" w:sz="8" w:space="0" w:color="C9D6E6"/>
+              <w:bottom w:val="single" w:sz="8" w:space="0" w:color="C9D6E6"/>
+              <w:right w:val="single" w:sz="8" w:space="0" w:color="C9D6E6"/>
+            </w:tcBorders>
+            <w:vAlign w:val="center"/>
+          </w:tcPr>
+          <w:p>
+            <w:pPr>
+              <w:jc w:val="both"/>
+              <w:rPr>
+                <w:rFonts w:ascii="Arial" w:hAnsi="Arial" w:cs="Arial"/>
+              </w:rPr>
+            </w:pPr>
+          </w:p>
+        </w:tc>
+        <w:tc>
+          <w:tcPr>
+            <w:tcW w:w="750" w:type="dxa"/>
+            <w:tcBorders>
+              <w:top w:val="single" w:sz="8" w:space="0" w:color="C9D6E6"/>
+              <w:left w:val="single" w:sz="8" w:space="0" w:color="C9D6E6"/>
+              <w:bottom w:val="single" w:sz="8" w:space="0" w:color="C9D6E6"/>
+              <w:right w:val="single" w:sz="8" w:space="0" w:color="C9D6E6"/>
+            </w:tcBorders>
+            <w:vAlign w:val="center"/>
+          </w:tcPr>
+          <w:p>
+            <w:pPr>
+              <w:jc w:val="both"/>
+              <w:rPr>
+                <w:rFonts w:ascii="Arial" w:hAnsi="Arial" w:cs="Arial"/>
+              </w:rPr>
+            </w:pPr>
+          </w:p>
+        </w:tc>
+        <w:tc>
+          <w:tcPr>
+            <w:tcW w:w="750" w:type="dxa"/>
+            <w:tcBorders>
+              <w:top w:val="single" w:sz="8" w:space="0" w:color="C9D6E6"/>
+              <w:left w:val="single" w:sz="8" w:space="0" w:color="C9D6E6"/>
+              <w:bottom w:val="single" w:sz="8" w:space="0" w:color="C9D6E6"/>
+              <w:right w:val="single" w:sz="8" w:space="0" w:color="C9D6E6"/>
+            </w:tcBorders>
+            <w:vAlign w:val="center"/>
+          </w:tcPr>
+          <w:p>
+            <w:pPr>
+              <w:jc w:val="both"/>
+              <w:rPr>
+                <w:rFonts w:ascii="Arial" w:hAnsi="Arial" w:cs="Arial"/>
+              </w:rPr>
+            </w:pPr>
+          </w:p>
+        </w:tc>
+        <w:tc>
+          <w:tcPr>
+            <w:tcW w:w="750" w:type="dxa"/>
+            <w:tcBorders>
+              <w:top w:val="single" w:sz="8" w:space="0" w:color="C9D6E6"/>
+              <w:left w:val="single" w:sz="8" w:space="0" w:color="C9D6E6"/>
+              <w:bottom w:val="single" w:sz="8" w:space="0" w:color="C9D6E6"/>
+              <w:right w:val="single" w:sz="8" w:space="0" w:color="C9D6E6"/>
+            </w:tcBorders>
+            <w:vAlign w:val="center"/>
+          </w:tcPr>
+          <w:p>
+            <w:pPr>
+              <w:jc w:val="both"/>
+              <w:rPr>
+                <w:rFonts w:ascii="Arial" w:hAnsi="Arial" w:cs="Arial"/>
+              </w:rPr>
+            </w:pPr>
+          </w:p>
+        </w:tc>
+        <w:tc>
+          <w:tcPr>
+            <w:tcW w:w="750" w:type="dxa"/>
+            <w:tcBorders>
+              <w:top w:val="single" w:sz="8" w:space="0" w:color="C9D6E6"/>
+              <w:left w:val="single" w:sz="8" w:space="0" w:color="C9D6E6"/>
+              <w:bottom w:val="single" w:sz="8" w:space="0" w:color="C9D6E6"/>
+              <w:right w:val="single" w:sz="8" w:space="0" w:color="C9D6E6"/>
+            </w:tcBorders>
+            <w:vAlign w:val="center"/>
+          </w:tcPr>
+          <w:p>
+            <w:pPr>
+              <w:jc w:val="both"/>
+              <w:rPr>
+                <w:rFonts w:ascii="Arial" w:hAnsi="Arial" w:cs="Arial"/>
+              </w:rPr>
+            </w:pPr>
+          </w:p>
+        </w:tc>
+      </w:tr>
+      <w:tr>
+        <w:trPr>
+          <w:cantSplit/>
+          <w:trHeight w:val="360"/>
+          <w:jc w:val="center"/>
+        </w:trPr>
+        <w:tc>
+          <w:tcPr>
+            <w:tcW w:w="3298" w:type="dxa"/>
+            <w:tcBorders>
+              <w:top w:val="single" w:sz="8" w:space="0" w:color="C9D6E6"/>
+              <w:left w:val="single" w:sz="8" w:space="0" w:color="C9D6E6"/>
+              <w:bottom w:val="single" w:sz="8" w:space="0" w:color="C9D6E6"/>
+              <w:right w:val="single" w:sz="8" w:space="0" w:color="C9D6E6"/>
+            </w:tcBorders>
+            <w:tcMar>
+              <w:top w:w="0" w:type="dxa"/>
+              <w:left w:w="90" w:type="dxa"/>
+              <w:bottom w:w="0" w:type="dxa"/>
+              <w:right w:w="60" w:type="dxa"/>
+            </w:tcMar>
+            <w:vAlign w:val="center"/>
+            <w:hideMark/>
+          </w:tcPr>
+          <w:p>
+            <w:pPr>
+              <w:jc w:val="both"/>
+              <w:rPr>
+                <w:rFonts w:ascii="Arial" w:hAnsi="Arial" w:cs="Arial"/>
+                <w:sz w:val="20"/>
+                <w:szCs w:val="20"/>
+                <w:lang w:val="fr-FR"/>
+              </w:rPr>
+            </w:pPr>
+            <w:r>
+              <w:rPr>
+                <w:rFonts w:ascii="Arial" w:hAnsi="Arial" w:cs="Arial"/>
+                <w:sz w:val="20"/>
+                <w:szCs w:val="20"/>
+                <w:lang w:val="fr-FR"/>
+              </w:rPr>
+              <w:t>Baseline models (naive, ETS/SARIMA)</w:t>
+            </w:r>
+          </w:p>
+        </w:tc>
+        <w:tc>
+          <w:tcPr>
+            <w:tcW w:w="750" w:type="dxa"/>
+            <w:tcBorders>
+              <w:top w:val="single" w:sz="8" w:space="0" w:color="C9D6E6"/>
+              <w:left w:val="single" w:sz="8" w:space="0" w:color="C9D6E6"/>
+              <w:bottom w:val="single" w:sz="8" w:space="0" w:color="C9D6E6"/>
+              <w:right w:val="single" w:sz="8" w:space="0" w:color="C9D6E6"/>
+            </w:tcBorders>
+            <w:vAlign w:val="center"/>
+          </w:tcPr>
+          <w:p>
+            <w:pPr>
+              <w:jc w:val="both"/>
+              <w:rPr>
+                <w:rFonts w:ascii="Arial" w:hAnsi="Arial" w:cs="Arial"/>
+                <w:lang w:val="fr-FR"/>
+              </w:rPr>
+            </w:pPr>
+          </w:p>
+        </w:tc>
+        <w:tc>
+          <w:tcPr>
+            <w:tcW w:w="750" w:type="dxa"/>
+            <w:tcBorders>
+              <w:top w:val="single" w:sz="8" w:space="0" w:color="C9D6E6"/>
+              <w:left w:val="single" w:sz="8" w:space="0" w:color="C9D6E6"/>
+              <w:bottom w:val="single" w:sz="8" w:space="0" w:color="C9D6E6"/>
+              <w:right w:val="single" w:sz="8" w:space="0" w:color="C9D6E6"/>
+            </w:tcBorders>
+            <w:vAlign w:val="center"/>
+          </w:tcPr>
+          <w:p>
+            <w:pPr>
+              <w:jc w:val="both"/>
+              <w:rPr>
+                <w:rFonts w:ascii="Arial" w:hAnsi="Arial" w:cs="Arial"/>
+                <w:lang w:val="fr-FR"/>
+              </w:rPr>
+            </w:pPr>
+          </w:p>
+        </w:tc>
+        <w:tc>
+          <w:tcPr>
+            <w:tcW w:w="750" w:type="dxa"/>
+            <w:tcBorders>
+              <w:top w:val="single" w:sz="8" w:space="0" w:color="C9D6E6"/>
+              <w:left w:val="single" w:sz="8" w:space="0" w:color="C9D6E6"/>
+              <w:bottom w:val="single" w:sz="8" w:space="0" w:color="C9D6E6"/>
+              <w:right w:val="single" w:sz="8" w:space="0" w:color="C9D6E6"/>
+            </w:tcBorders>
+            <w:shd w:val="clear" w:color="auto" w:fill="1F5AA6"/>
+            <w:vAlign w:val="center"/>
+          </w:tcPr>
+          <w:p>
+            <w:pPr>
+              <w:jc w:val="both"/>
+              <w:rPr>
+                <w:rFonts w:ascii="Arial" w:hAnsi="Arial" w:cs="Arial"/>
+                <w:lang w:val="fr-FR"/>
+              </w:rPr>
+            </w:pPr>
+          </w:p>
+        </w:tc>
+        <w:tc>
+          <w:tcPr>
+            <w:tcW w:w="750" w:type="dxa"/>
+            <w:tcBorders>
+              <w:top w:val="single" w:sz="8" w:space="0" w:color="C9D6E6"/>
+              <w:left w:val="single" w:sz="8" w:space="0" w:color="C9D6E6"/>
+              <w:bottom w:val="single" w:sz="8" w:space="0" w:color="C9D6E6"/>
+              <w:right w:val="single" w:sz="8" w:space="0" w:color="C9D6E6"/>
+            </w:tcBorders>
+            <w:shd w:val="clear" w:color="auto" w:fill="1F5AA6"/>
+            <w:vAlign w:val="center"/>
+          </w:tcPr>
+          <w:p>
+            <w:pPr>
+              <w:jc w:val="both"/>
+              <w:rPr>
+                <w:rFonts w:ascii="Arial" w:hAnsi="Arial" w:cs="Arial"/>
+                <w:lang w:val="fr-FR"/>
+              </w:rPr>
+            </w:pPr>
+          </w:p>
+        </w:tc>
+        <w:tc>
+          <w:tcPr>
+            <w:tcW w:w="750" w:type="dxa"/>
+            <w:tcBorders>
+              <w:top w:val="single" w:sz="8" w:space="0" w:color="C9D6E6"/>
+              <w:left w:val="single" w:sz="8" w:space="0" w:color="C9D6E6"/>
+              <w:bottom w:val="single" w:sz="8" w:space="0" w:color="C9D6E6"/>
+              <w:right w:val="single" w:sz="8" w:space="0" w:color="C9D6E6"/>
+            </w:tcBorders>
+            <w:vAlign w:val="center"/>
+          </w:tcPr>
+          <w:p>
+            <w:pPr>
+              <w:jc w:val="both"/>
+              <w:rPr>
+                <w:rFonts w:ascii="Arial" w:hAnsi="Arial" w:cs="Arial"/>
+                <w:lang w:val="fr-FR"/>
+              </w:rPr>
+            </w:pPr>
+          </w:p>
+        </w:tc>
+        <w:tc>
+          <w:tcPr>
+            <w:tcW w:w="750" w:type="dxa"/>
+            <w:tcBorders>
+              <w:top w:val="single" w:sz="8" w:space="0" w:color="C9D6E6"/>
+              <w:left w:val="single" w:sz="8" w:space="0" w:color="C9D6E6"/>
+              <w:bottom w:val="single" w:sz="8" w:space="0" w:color="C9D6E6"/>
+              <w:right w:val="single" w:sz="8" w:space="0" w:color="C9D6E6"/>
+            </w:tcBorders>
+            <w:vAlign w:val="center"/>
+          </w:tcPr>
+          <w:p>
+            <w:pPr>
+              <w:jc w:val="both"/>
+              <w:rPr>
+                <w:rFonts w:ascii="Arial" w:hAnsi="Arial" w:cs="Arial"/>
+                <w:lang w:val="fr-FR"/>
+              </w:rPr>
+            </w:pPr>
+          </w:p>
+        </w:tc>
+        <w:tc>
+          <w:tcPr>
+            <w:tcW w:w="750" w:type="dxa"/>
+            <w:tcBorders>
+              <w:top w:val="single" w:sz="8" w:space="0" w:color="C9D6E6"/>
+              <w:left w:val="single" w:sz="8" w:space="0" w:color="C9D6E6"/>
+              <w:bottom w:val="single" w:sz="8" w:space="0" w:color="C9D6E6"/>
+              <w:right w:val="single" w:sz="8" w:space="0" w:color="C9D6E6"/>
+            </w:tcBorders>
+            <w:vAlign w:val="center"/>
+          </w:tcPr>
+          <w:p>
+            <w:pPr>
+              <w:jc w:val="both"/>
+              <w:rPr>
+                <w:rFonts w:ascii="Arial" w:hAnsi="Arial" w:cs="Arial"/>
+                <w:lang w:val="fr-FR"/>
+              </w:rPr>
+            </w:pPr>
+          </w:p>
+        </w:tc>
+        <w:tc>
+          <w:tcPr>
+            <w:tcW w:w="750" w:type="dxa"/>
+            <w:tcBorders>
+              <w:top w:val="single" w:sz="8" w:space="0" w:color="C9D6E6"/>
+              <w:left w:val="single" w:sz="8" w:space="0" w:color="C9D6E6"/>
+              <w:bottom w:val="single" w:sz="8" w:space="0" w:color="C9D6E6"/>
+              <w:right w:val="single" w:sz="8" w:space="0" w:color="C9D6E6"/>
+            </w:tcBorders>
+            <w:vAlign w:val="center"/>
+          </w:tcPr>
+          <w:p>
+            <w:pPr>
+              <w:jc w:val="both"/>
+              <w:rPr>
+                <w:rFonts w:ascii="Arial" w:hAnsi="Arial" w:cs="Arial"/>
+                <w:lang w:val="fr-FR"/>
+              </w:rPr>
+            </w:pPr>
+          </w:p>
+        </w:tc>
+      </w:tr>
+      <w:tr>
+        <w:trPr>
+          <w:cantSplit/>
+          <w:trHeight w:val="360"/>
+          <w:jc w:val="center"/>
+        </w:trPr>
+        <w:tc>
+          <w:tcPr>
+            <w:tcW w:w="3298" w:type="dxa"/>
+            <w:tcBorders>
+              <w:top w:val="single" w:sz="8" w:space="0" w:color="C9D6E6"/>
+              <w:left w:val="single" w:sz="8" w:space="0" w:color="C9D6E6"/>
+              <w:bottom w:val="single" w:sz="8" w:space="0" w:color="C9D6E6"/>
+              <w:right w:val="single" w:sz="8" w:space="0" w:color="C9D6E6"/>
+            </w:tcBorders>
+            <w:tcMar>
+              <w:top w:w="0" w:type="dxa"/>
+              <w:left w:w="90" w:type="dxa"/>
+              <w:bottom w:w="0" w:type="dxa"/>
+              <w:right w:w="60" w:type="dxa"/>
+            </w:tcMar>
+            <w:vAlign w:val="center"/>
+            <w:hideMark/>
+          </w:tcPr>
+          <w:p>
+            <w:pPr>
+              <w:jc w:val="both"/>
+              <w:rPr>
+                <w:rFonts w:ascii="Arial" w:hAnsi="Arial" w:cs="Arial"/>
+                <w:sz w:val="20"/>
+                <w:szCs w:val="20"/>
+              </w:rPr>
+            </w:pPr>
+            <w:r>
+              <w:rPr>
+                <w:rFonts w:ascii="Arial" w:hAnsi="Arial" w:cs="Arial"/>
+                <w:sz w:val="20"/>
+                <w:szCs w:val="20"/>
+              </w:rPr>
+              <w:t>Advanced models (Prophet, XGBoost, LSTM)</w:t>
+            </w:r>
+          </w:p>
+        </w:tc>
+        <w:tc>
+          <w:tcPr>
+            <w:tcW w:w="750" w:type="dxa"/>
+            <w:tcBorders>
+              <w:top w:val="single" w:sz="8" w:space="0" w:color="C9D6E6"/>
+              <w:left w:val="single" w:sz="8" w:space="0" w:color="C9D6E6"/>
+              <w:bottom w:val="single" w:sz="8" w:space="0" w:color="C9D6E6"/>
+              <w:right w:val="single" w:sz="8" w:space="0" w:color="C9D6E6"/>
+            </w:tcBorders>
+            <w:vAlign w:val="center"/>
+          </w:tcPr>
+          <w:p>
+            <w:pPr>
+              <w:jc w:val="both"/>
+              <w:rPr>
+                <w:rFonts w:ascii="Arial" w:hAnsi="Arial" w:cs="Arial"/>
+              </w:rPr>
+            </w:pPr>
+          </w:p>
+        </w:tc>
+        <w:tc>
+          <w:tcPr>
+            <w:tcW w:w="750" w:type="dxa"/>
+            <w:tcBorders>
+              <w:top w:val="single" w:sz="8" w:space="0" w:color="C9D6E6"/>
+              <w:left w:val="single" w:sz="8" w:space="0" w:color="C9D6E6"/>
+              <w:bottom w:val="single" w:sz="8" w:space="0" w:color="C9D6E6"/>
+              <w:right w:val="single" w:sz="8" w:space="0" w:color="C9D6E6"/>
+            </w:tcBorders>
+            <w:vAlign w:val="center"/>
+          </w:tcPr>
+          <w:p>
+            <w:pPr>
+              <w:jc w:val="both"/>
+              <w:rPr>
+                <w:rFonts w:ascii="Arial" w:hAnsi="Arial" w:cs="Arial"/>
+              </w:rPr>
+            </w:pPr>
+          </w:p>
+        </w:tc>
+        <w:tc>
+          <w:tcPr>
+            <w:tcW w:w="750" w:type="dxa"/>
+            <w:tcBorders>
+              <w:top w:val="single" w:sz="8" w:space="0" w:color="C9D6E6"/>
+              <w:left w:val="single" w:sz="8" w:space="0" w:color="C9D6E6"/>
+              <w:bottom w:val="single" w:sz="8" w:space="0" w:color="C9D6E6"/>
+              <w:right w:val="single" w:sz="8" w:space="0" w:color="C9D6E6"/>
+            </w:tcBorders>
+            <w:vAlign w:val="center"/>
+          </w:tcPr>
+          <w:p>
+            <w:pPr>
+              <w:jc w:val="both"/>
+              <w:rPr>
+                <w:rFonts w:ascii="Arial" w:hAnsi="Arial" w:cs="Arial"/>
+              </w:rPr>
+            </w:pPr>
+          </w:p>
+        </w:tc>
+        <w:tc>
+          <w:tcPr>
+            <w:tcW w:w="750" w:type="dxa"/>
+            <w:tcBorders>
+              <w:top w:val="single" w:sz="8" w:space="0" w:color="C9D6E6"/>
+              <w:left w:val="single" w:sz="8" w:space="0" w:color="C9D6E6"/>
+              <w:bottom w:val="single" w:sz="8" w:space="0" w:color="C9D6E6"/>
+              <w:right w:val="single" w:sz="8" w:space="0" w:color="C9D6E6"/>
+            </w:tcBorders>
+            <w:vAlign w:val="center"/>
+          </w:tcPr>
+          <w:p>
+            <w:pPr>
+              <w:jc w:val="both"/>
+              <w:rPr>
+                <w:rFonts w:ascii="Arial" w:hAnsi="Arial" w:cs="Arial"/>
+              </w:rPr>
+            </w:pPr>
+          </w:p>
+        </w:tc>
+        <w:tc>
+          <w:tcPr>
+            <w:tcW w:w="750" w:type="dxa"/>
+            <w:tcBorders>
+              <w:top w:val="single" w:sz="8" w:space="0" w:color="C9D6E6"/>
+              <w:left w:val="single" w:sz="8" w:space="0" w:color="C9D6E6"/>
+              <w:bottom w:val="single" w:sz="8" w:space="0" w:color="C9D6E6"/>
+              <w:right w:val="single" w:sz="8" w:space="0" w:color="C9D6E6"/>
+            </w:tcBorders>
+            <w:shd w:val="clear" w:color="auto" w:fill="6FA3DC"/>
+            <w:vAlign w:val="center"/>
+          </w:tcPr>
+          <w:p>
+            <w:pPr>
+              <w:jc w:val="both"/>
+              <w:rPr>
+                <w:rFonts w:ascii="Arial" w:hAnsi="Arial" w:cs="Arial"/>
+              </w:rPr>
+            </w:pPr>
+          </w:p>
+        </w:tc>
+        <w:tc>
+          <w:tcPr>
+            <w:tcW w:w="750" w:type="dxa"/>
+            <w:tcBorders>
+              <w:top w:val="single" w:sz="8" w:space="0" w:color="C9D6E6"/>
+              <w:left w:val="single" w:sz="8" w:space="0" w:color="C9D6E6"/>
+              <w:bottom w:val="single" w:sz="8" w:space="0" w:color="C9D6E6"/>
+              <w:right w:val="single" w:sz="8" w:space="0" w:color="C9D6E6"/>
+            </w:tcBorders>
+            <w:shd w:val="clear" w:color="auto" w:fill="6FA3DC"/>
+            <w:vAlign w:val="center"/>
+          </w:tcPr>
+          <w:p>
+            <w:pPr>
+              <w:jc w:val="both"/>
+              <w:rPr>
+                <w:rFonts w:ascii="Arial" w:hAnsi="Arial" w:cs="Arial"/>
+              </w:rPr>
+            </w:pPr>
+          </w:p>
+        </w:tc>
+        <w:tc>
+          <w:tcPr>
+            <w:tcW w:w="750" w:type="dxa"/>
+            <w:tcBorders>
+              <w:top w:val="single" w:sz="8" w:space="0" w:color="C9D6E6"/>
+              <w:left w:val="single" w:sz="8" w:space="0" w:color="C9D6E6"/>
+              <w:bottom w:val="single" w:sz="8" w:space="0" w:color="C9D6E6"/>
+              <w:right w:val="single" w:sz="8" w:space="0" w:color="C9D6E6"/>
+            </w:tcBorders>
+            <w:vAlign w:val="center"/>
+          </w:tcPr>
+          <w:p>
+            <w:pPr>
+              <w:jc w:val="both"/>
+              <w:rPr>
+                <w:rFonts w:ascii="Arial" w:hAnsi="Arial" w:cs="Arial"/>
+              </w:rPr>
+            </w:pPr>
+          </w:p>
+        </w:tc>
+        <w:tc>
+          <w:tcPr>
+            <w:tcW w:w="750" w:type="dxa"/>
+            <w:tcBorders>
+              <w:top w:val="single" w:sz="8" w:space="0" w:color="C9D6E6"/>
+              <w:left w:val="single" w:sz="8" w:space="0" w:color="C9D6E6"/>
+              <w:bottom w:val="single" w:sz="8" w:space="0" w:color="C9D6E6"/>
+              <w:right w:val="single" w:sz="8" w:space="0" w:color="C9D6E6"/>
+            </w:tcBorders>
+            <w:vAlign w:val="center"/>
+          </w:tcPr>
+          <w:p>
+            <w:pPr>
+              <w:jc w:val="both"/>
+              <w:rPr>
+                <w:rFonts w:ascii="Arial" w:hAnsi="Arial" w:cs="Arial"/>
+              </w:rPr>
+            </w:pPr>
+          </w:p>
+        </w:tc>
+      </w:tr>
+      <w:tr>
+        <w:trPr>
+          <w:cantSplit/>
+          <w:trHeight w:val="360"/>
+          <w:jc w:val="center"/>
+        </w:trPr>
+        <w:tc>
+          <w:tcPr>
+            <w:tcW w:w="3298" w:type="dxa"/>
+            <w:tcBorders>
+              <w:top w:val="single" w:sz="8" w:space="0" w:color="C9D6E6"/>
+              <w:left w:val="single" w:sz="8" w:space="0" w:color="C9D6E6"/>
+              <w:bottom w:val="single" w:sz="8" w:space="0" w:color="C9D6E6"/>
+              <w:right w:val="single" w:sz="8" w:space="0" w:color="C9D6E6"/>
+            </w:tcBorders>
+            <w:tcMar>
+              <w:top w:w="0" w:type="dxa"/>
+              <w:left w:w="90" w:type="dxa"/>
+              <w:bottom w:w="0" w:type="dxa"/>
+              <w:right w:w="60" w:type="dxa"/>
+            </w:tcMar>
+            <w:vAlign w:val="center"/>
+            <w:hideMark/>
+          </w:tcPr>
+          <w:p>
+            <w:pPr>
+              <w:jc w:val="both"/>
+              <w:rPr>
+                <w:rFonts w:ascii="Arial" w:hAnsi="Arial" w:cs="Arial"/>
+                <w:sz w:val="20"/>
+                <w:szCs w:val="20"/>
+              </w:rPr>
+            </w:pPr>
+            <w:r>
+              <w:rPr>
+                <w:rFonts w:ascii="Arial" w:hAnsi="Arial" w:cs="Arial"/>
+                <w:sz w:val="20"/>
+                <w:szCs w:val="20"/>
+              </w:rPr>
+              <w:t>Evaluation and robustness tests</w:t>
+            </w:r>
+          </w:p>
+        </w:tc>
+        <w:tc>
+          <w:tcPr>
+            <w:tcW w:w="750" w:type="dxa"/>
+            <w:tcBorders>
+              <w:top w:val="single" w:sz="8" w:space="0" w:color="C9D6E6"/>
+              <w:left w:val="single" w:sz="8" w:space="0" w:color="C9D6E6"/>
+              <w:bottom w:val="single" w:sz="8" w:space="0" w:color="C9D6E6"/>
+              <w:right w:val="single" w:sz="8" w:space="0" w:color="C9D6E6"/>
+            </w:tcBorders>
+            <w:vAlign w:val="center"/>
+          </w:tcPr>
+          <w:p>
+            <w:pPr>
+              <w:jc w:val="both"/>
+              <w:rPr>
+                <w:rFonts w:ascii="Arial" w:hAnsi="Arial" w:cs="Arial"/>
+              </w:rPr>
+            </w:pPr>
+          </w:p>
+        </w:tc>
+        <w:tc>
+          <w:tcPr>
+            <w:tcW w:w="750" w:type="dxa"/>
+            <w:tcBorders>
+              <w:top w:val="single" w:sz="8" w:space="0" w:color="C9D6E6"/>
+              <w:left w:val="single" w:sz="8" w:space="0" w:color="C9D6E6"/>
+              <w:bottom w:val="single" w:sz="8" w:space="0" w:color="C9D6E6"/>
+              <w:right w:val="single" w:sz="8" w:space="0" w:color="C9D6E6"/>
+            </w:tcBorders>
+            <w:vAlign w:val="center"/>
+          </w:tcPr>
+          <w:p>
+            <w:pPr>
+              <w:jc w:val="both"/>
+              <w:rPr>
+                <w:rFonts w:ascii="Arial" w:hAnsi="Arial" w:cs="Arial"/>
+              </w:rPr>
+            </w:pPr>
+          </w:p>
+        </w:tc>
+        <w:tc>
+          <w:tcPr>
+            <w:tcW w:w="750" w:type="dxa"/>
+            <w:tcBorders>
+              <w:top w:val="single" w:sz="8" w:space="0" w:color="C9D6E6"/>
+              <w:left w:val="single" w:sz="8" w:space="0" w:color="C9D6E6"/>
+              <w:bottom w:val="single" w:sz="8" w:space="0" w:color="C9D6E6"/>
+              <w:right w:val="single" w:sz="8" w:space="0" w:color="C9D6E6"/>
+            </w:tcBorders>
+            <w:vAlign w:val="center"/>
+          </w:tcPr>
+          <w:p>
+            <w:pPr>
+              <w:jc w:val="both"/>
+              <w:rPr>
+                <w:rFonts w:ascii="Arial" w:hAnsi="Arial" w:cs="Arial"/>
+              </w:rPr>
+            </w:pPr>
+          </w:p>
+        </w:tc>
+        <w:tc>
+          <w:tcPr>
+            <w:tcW w:w="750" w:type="dxa"/>
+            <w:tcBorders>
+              <w:top w:val="single" w:sz="8" w:space="0" w:color="C9D6E6"/>
+              <w:left w:val="single" w:sz="8" w:space="0" w:color="C9D6E6"/>
+              <w:bottom w:val="single" w:sz="8" w:space="0" w:color="C9D6E6"/>
+              <w:right w:val="single" w:sz="8" w:space="0" w:color="C9D6E6"/>
+            </w:tcBorders>
+            <w:vAlign w:val="center"/>
+          </w:tcPr>
+          <w:p>
+            <w:pPr>
+              <w:jc w:val="both"/>
+              <w:rPr>
+                <w:rFonts w:ascii="Arial" w:hAnsi="Arial" w:cs="Arial"/>
+              </w:rPr>
+            </w:pPr>
+          </w:p>
+        </w:tc>
+        <w:tc>
+          <w:tcPr>
+            <w:tcW w:w="750" w:type="dxa"/>
+            <w:tcBorders>
+              <w:top w:val="single" w:sz="8" w:space="0" w:color="C9D6E6"/>
+              <w:left w:val="single" w:sz="8" w:space="0" w:color="C9D6E6"/>
+              <w:bottom w:val="single" w:sz="8" w:space="0" w:color="C9D6E6"/>
+              <w:right w:val="single" w:sz="8" w:space="0" w:color="C9D6E6"/>
+            </w:tcBorders>
+            <w:vAlign w:val="center"/>
+          </w:tcPr>
+          <w:p>
+            <w:pPr>
+              <w:jc w:val="both"/>
+              <w:rPr>
+                <w:rFonts w:ascii="Arial" w:hAnsi="Arial" w:cs="Arial"/>
+              </w:rPr>
+            </w:pPr>
+          </w:p>
+        </w:tc>
+        <w:tc>
+          <w:tcPr>
+            <w:tcW w:w="750" w:type="dxa"/>
+            <w:tcBorders>
+              <w:top w:val="single" w:sz="8" w:space="0" w:color="C9D6E6"/>
+              <w:left w:val="single" w:sz="8" w:space="0" w:color="C9D6E6"/>
+              <w:bottom w:val="single" w:sz="8" w:space="0" w:color="C9D6E6"/>
+              <w:right w:val="single" w:sz="8" w:space="0" w:color="C9D6E6"/>
+            </w:tcBorders>
+            <w:shd w:val="clear" w:color="auto" w:fill="6FA3DC"/>
+            <w:vAlign w:val="center"/>
+          </w:tcPr>
+          <w:p>
+            <w:pPr>
+              <w:jc w:val="both"/>
+              <w:rPr>
+                <w:rFonts w:ascii="Arial" w:hAnsi="Arial" w:cs="Arial"/>
+              </w:rPr>
+            </w:pPr>
+          </w:p>
+        </w:tc>
+        <w:tc>
+          <w:tcPr>
+            <w:tcW w:w="750" w:type="dxa"/>
+            <w:tcBorders>
+              <w:top w:val="single" w:sz="8" w:space="0" w:color="C9D6E6"/>
+              <w:left w:val="single" w:sz="8" w:space="0" w:color="C9D6E6"/>
+              <w:bottom w:val="single" w:sz="8" w:space="0" w:color="C9D6E6"/>
+              <w:right w:val="single" w:sz="8" w:space="0" w:color="C9D6E6"/>
+            </w:tcBorders>
+            <w:shd w:val="clear" w:color="auto" w:fill="6FA3DC"/>
+            <w:vAlign w:val="center"/>
+          </w:tcPr>
+          <w:p>
+            <w:pPr>
+              <w:jc w:val="both"/>
+              <w:rPr>
+                <w:rFonts w:ascii="Arial" w:hAnsi="Arial" w:cs="Arial"/>
+              </w:rPr>
+            </w:pPr>
+          </w:p>
+        </w:tc>
+        <w:tc>
+          <w:tcPr>
+            <w:tcW w:w="750" w:type="dxa"/>
+            <w:tcBorders>
+              <w:top w:val="single" w:sz="8" w:space="0" w:color="C9D6E6"/>
+              <w:left w:val="single" w:sz="8" w:space="0" w:color="C9D6E6"/>
+              <w:bottom w:val="single" w:sz="8" w:space="0" w:color="C9D6E6"/>
+              <w:right w:val="single" w:sz="8" w:space="0" w:color="C9D6E6"/>
+            </w:tcBorders>
+            <w:vAlign w:val="center"/>
+          </w:tcPr>
+          <w:p>
+            <w:pPr>
+              <w:jc w:val="both"/>
+              <w:rPr>
+                <w:rFonts w:ascii="Arial" w:hAnsi="Arial" w:cs="Arial"/>
+              </w:rPr>
+            </w:pPr>
+          </w:p>
+        </w:tc>
+      </w:tr>
+      <w:tr>
+        <w:trPr>
+          <w:cantSplit/>
+          <w:trHeight w:val="360"/>
+          <w:jc w:val="center"/>
+        </w:trPr>
+        <w:tc>
+          <w:tcPr>
+            <w:tcW w:w="3298" w:type="dxa"/>
+            <w:tcBorders>
+              <w:top w:val="single" w:sz="8" w:space="0" w:color="C9D6E6"/>
+              <w:left w:val="single" w:sz="8" w:space="0" w:color="C9D6E6"/>
+              <w:bottom w:val="single" w:sz="8" w:space="0" w:color="C9D6E6"/>
+              <w:right w:val="single" w:sz="8" w:space="0" w:color="C9D6E6"/>
+            </w:tcBorders>
+            <w:tcMar>
+              <w:top w:w="0" w:type="dxa"/>
+              <w:left w:w="90" w:type="dxa"/>
+              <w:bottom w:w="0" w:type="dxa"/>
+              <w:right w:w="60" w:type="dxa"/>
+            </w:tcMar>
+            <w:vAlign w:val="center"/>
+            <w:hideMark/>
+          </w:tcPr>
+          <w:p>
+            <w:pPr>
+              <w:jc w:val="both"/>
+              <w:rPr>
+                <w:rFonts w:ascii="Arial" w:hAnsi="Arial" w:cs="Arial"/>
+                <w:sz w:val="20"/>
+                <w:szCs w:val="20"/>
+              </w:rPr>
+            </w:pPr>
+            <w:r>
+              <w:rPr>
+                <w:rFonts w:ascii="Arial" w:hAnsi="Arial" w:cs="Arial"/>
+                <w:sz w:val="20"/>
+                <w:szCs w:val="20"/>
+              </w:rPr>
+              <w:t>Dashboard development</w:t>
+            </w:r>
+          </w:p>
+        </w:tc>
+        <w:tc>
+          <w:tcPr>
+            <w:tcW w:w="750" w:type="dxa"/>
+            <w:tcBorders>
+              <w:top w:val="single" w:sz="8" w:space="0" w:color="C9D6E6"/>
+              <w:left w:val="single" w:sz="8" w:space="0" w:color="C9D6E6"/>
+              <w:bottom w:val="single" w:sz="8" w:space="0" w:color="C9D6E6"/>
+              <w:right w:val="single" w:sz="8" w:space="0" w:color="C9D6E6"/>
+            </w:tcBorders>
+            <w:vAlign w:val="center"/>
+          </w:tcPr>
+          <w:p>
+            <w:pPr>
+              <w:jc w:val="both"/>
+              <w:rPr>
+                <w:rFonts w:ascii="Arial" w:hAnsi="Arial" w:cs="Arial"/>
+              </w:rPr>
+            </w:pPr>
+          </w:p>
+        </w:tc>
+        <w:tc>
+          <w:tcPr>
+            <w:tcW w:w="750" w:type="dxa"/>
+            <w:tcBorders>
+              <w:top w:val="single" w:sz="8" w:space="0" w:color="C9D6E6"/>
+              <w:left w:val="single" w:sz="8" w:space="0" w:color="C9D6E6"/>
+              <w:bottom w:val="single" w:sz="8" w:space="0" w:color="C9D6E6"/>
+              <w:right w:val="single" w:sz="8" w:space="0" w:color="C9D6E6"/>
+            </w:tcBorders>
+            <w:vAlign w:val="center"/>
+          </w:tcPr>
+          <w:p>
+            <w:pPr>
+              <w:jc w:val="both"/>
+              <w:rPr>
+                <w:rFonts w:ascii="Arial" w:hAnsi="Arial" w:cs="Arial"/>
+              </w:rPr>
+            </w:pPr>
+          </w:p>
+        </w:tc>
+        <w:tc>
+          <w:tcPr>
+            <w:tcW w:w="750" w:type="dxa"/>
+            <w:tcBorders>
+              <w:top w:val="single" w:sz="8" w:space="0" w:color="C9D6E6"/>
+              <w:left w:val="single" w:sz="8" w:space="0" w:color="C9D6E6"/>
+              <w:bottom w:val="single" w:sz="8" w:space="0" w:color="C9D6E6"/>
+              <w:right w:val="single" w:sz="8" w:space="0" w:color="C9D6E6"/>
+            </w:tcBorders>
+            <w:vAlign w:val="center"/>
+          </w:tcPr>
+          <w:p>
+            <w:pPr>
+              <w:jc w:val="both"/>
+              <w:rPr>
+                <w:rFonts w:ascii="Arial" w:hAnsi="Arial" w:cs="Arial"/>
+              </w:rPr>
+            </w:pPr>
+          </w:p>
+        </w:tc>
+        <w:tc>
+          <w:tcPr>
+            <w:tcW w:w="750" w:type="dxa"/>
+            <w:tcBorders>
+              <w:top w:val="single" w:sz="8" w:space="0" w:color="C9D6E6"/>
+              <w:left w:val="single" w:sz="8" w:space="0" w:color="C9D6E6"/>
+              <w:bottom w:val="single" w:sz="8" w:space="0" w:color="C9D6E6"/>
+              <w:right w:val="single" w:sz="8" w:space="0" w:color="C9D6E6"/>
+            </w:tcBorders>
+            <w:vAlign w:val="center"/>
+          </w:tcPr>
+          <w:p>
+            <w:pPr>
+              <w:jc w:val="both"/>
+              <w:rPr>
+                <w:rFonts w:ascii="Arial" w:hAnsi="Arial" w:cs="Arial"/>
+              </w:rPr>
+            </w:pPr>
+          </w:p>
+        </w:tc>
+        <w:tc>
+          <w:tcPr>
+            <w:tcW w:w="750" w:type="dxa"/>
+            <w:tcBorders>
+              <w:top w:val="single" w:sz="8" w:space="0" w:color="C9D6E6"/>
+              <w:left w:val="single" w:sz="8" w:space="0" w:color="C9D6E6"/>
+              <w:bottom w:val="single" w:sz="8" w:space="0" w:color="C9D6E6"/>
+              <w:right w:val="single" w:sz="8" w:space="0" w:color="C9D6E6"/>
+            </w:tcBorders>
+            <w:vAlign w:val="center"/>
+          </w:tcPr>
+          <w:p>
+            <w:pPr>
+              <w:jc w:val="both"/>
+              <w:rPr>
+                <w:rFonts w:ascii="Arial" w:hAnsi="Arial" w:cs="Arial"/>
+              </w:rPr>
+            </w:pPr>
+          </w:p>
+        </w:tc>
+        <w:tc>
+          <w:tcPr>
+            <w:tcW w:w="750" w:type="dxa"/>
+            <w:tcBorders>
+              <w:top w:val="single" w:sz="8" w:space="0" w:color="C9D6E6"/>
+              <w:left w:val="single" w:sz="8" w:space="0" w:color="C9D6E6"/>
+              <w:bottom w:val="single" w:sz="8" w:space="0" w:color="C9D6E6"/>
+              <w:right w:val="single" w:sz="8" w:space="0" w:color="C9D6E6"/>
+            </w:tcBorders>
+            <w:shd w:val="clear" w:color="auto" w:fill="6FA3DC"/>
+            <w:vAlign w:val="center"/>
+          </w:tcPr>
+          <w:p>
+            <w:pPr>
+              <w:jc w:val="both"/>
+              <w:rPr>
+                <w:rFonts w:ascii="Arial" w:hAnsi="Arial" w:cs="Arial"/>
+              </w:rPr>
+            </w:pPr>
+          </w:p>
+        </w:tc>
+        <w:tc>
+          <w:tcPr>
+            <w:tcW w:w="750" w:type="dxa"/>
+            <w:tcBorders>
+              <w:top w:val="single" w:sz="8" w:space="0" w:color="C9D6E6"/>
+              <w:left w:val="single" w:sz="8" w:space="0" w:color="C9D6E6"/>
+              <w:bottom w:val="single" w:sz="8" w:space="0" w:color="C9D6E6"/>
+              <w:right w:val="single" w:sz="8" w:space="0" w:color="C9D6E6"/>
+            </w:tcBorders>
+            <w:shd w:val="clear" w:color="auto" w:fill="6FA3DC"/>
+            <w:vAlign w:val="center"/>
+          </w:tcPr>
+          <w:p>
+            <w:pPr>
+              <w:jc w:val="both"/>
+              <w:rPr>
+                <w:rFonts w:ascii="Arial" w:hAnsi="Arial" w:cs="Arial"/>
+              </w:rPr>
+            </w:pPr>
+          </w:p>
+        </w:tc>
+        <w:tc>
+          <w:tcPr>
+            <w:tcW w:w="750" w:type="dxa"/>
+            <w:tcBorders>
+              <w:top w:val="single" w:sz="8" w:space="0" w:color="C9D6E6"/>
+              <w:left w:val="single" w:sz="8" w:space="0" w:color="C9D6E6"/>
+              <w:bottom w:val="single" w:sz="8" w:space="0" w:color="C9D6E6"/>
+              <w:right w:val="single" w:sz="8" w:space="0" w:color="C9D6E6"/>
+            </w:tcBorders>
+            <w:vAlign w:val="center"/>
+          </w:tcPr>
+          <w:p>
+            <w:pPr>
+              <w:jc w:val="both"/>
+              <w:rPr>
+                <w:rFonts w:ascii="Arial" w:hAnsi="Arial" w:cs="Arial"/>
+              </w:rPr>
+            </w:pPr>
+          </w:p>
+        </w:tc>
+      </w:tr>
+      <w:tr>
+        <w:trPr>
+          <w:cantSplit/>
+          <w:trHeight w:val="360"/>
+          <w:jc w:val="center"/>
+        </w:trPr>
+        <w:tc>
+          <w:tcPr>
+            <w:tcW w:w="3298" w:type="dxa"/>
+            <w:tcBorders>
+              <w:top w:val="single" w:sz="8" w:space="0" w:color="C9D6E6"/>
+              <w:left w:val="single" w:sz="8" w:space="0" w:color="C9D6E6"/>
+              <w:bottom w:val="single" w:sz="8" w:space="0" w:color="C9D6E6"/>
+              <w:right w:val="single" w:sz="8" w:space="0" w:color="C9D6E6"/>
+            </w:tcBorders>
+            <w:tcMar>
+              <w:top w:w="0" w:type="dxa"/>
+              <w:left w:w="90" w:type="dxa"/>
+              <w:bottom w:w="0" w:type="dxa"/>
+              <w:right w:w="60" w:type="dxa"/>
+            </w:tcMar>
+            <w:vAlign w:val="center"/>
+            <w:hideMark/>
+          </w:tcPr>
+          <w:p>
+            <w:pPr>
+              <w:jc w:val="both"/>
+              <w:rPr>
+                <w:rFonts w:ascii="Arial" w:hAnsi="Arial" w:cs="Arial"/>
+                <w:sz w:val="20"/>
+                <w:szCs w:val="20"/>
+              </w:rPr>
+            </w:pPr>
+            <w:r>
+              <w:rPr>
+                <w:rFonts w:ascii="Arial" w:hAnsi="Arial" w:cs="Arial"/>
+                <w:sz w:val="20"/>
+                <w:szCs w:val="20"/>
+              </w:rPr>
+              <w:t>Final report and presentation</w:t>
+            </w:r>
+          </w:p>
+        </w:tc>
+        <w:tc>
+          <w:tcPr>
+            <w:tcW w:w="750" w:type="dxa"/>
+            <w:tcBorders>
+              <w:top w:val="single" w:sz="8" w:space="0" w:color="C9D6E6"/>
+              <w:left w:val="single" w:sz="8" w:space="0" w:color="C9D6E6"/>
+              <w:bottom w:val="single" w:sz="8" w:space="0" w:color="C9D6E6"/>
+              <w:right w:val="single" w:sz="8" w:space="0" w:color="C9D6E6"/>
+            </w:tcBorders>
+            <w:vAlign w:val="center"/>
+          </w:tcPr>
+          <w:p>
+            <w:pPr>
+              <w:jc w:val="both"/>
+              <w:rPr>
+                <w:rFonts w:ascii="Arial" w:hAnsi="Arial" w:cs="Arial"/>
+              </w:rPr>
+            </w:pPr>
+          </w:p>
+        </w:tc>
+        <w:tc>
+          <w:tcPr>
+            <w:tcW w:w="750" w:type="dxa"/>
+            <w:tcBorders>
+              <w:top w:val="single" w:sz="8" w:space="0" w:color="C9D6E6"/>
+              <w:left w:val="single" w:sz="8" w:space="0" w:color="C9D6E6"/>
+              <w:bottom w:val="single" w:sz="8" w:space="0" w:color="C9D6E6"/>
+              <w:right w:val="single" w:sz="8" w:space="0" w:color="C9D6E6"/>
+            </w:tcBorders>
+            <w:vAlign w:val="center"/>
+          </w:tcPr>
+          <w:p>
+            <w:pPr>
+              <w:jc w:val="both"/>
+              <w:rPr>
+                <w:rFonts w:ascii="Arial" w:hAnsi="Arial" w:cs="Arial"/>
+              </w:rPr>
+            </w:pPr>
+          </w:p>
+        </w:tc>
+        <w:tc>
+          <w:tcPr>
+            <w:tcW w:w="750" w:type="dxa"/>
+            <w:tcBorders>
+              <w:top w:val="single" w:sz="8" w:space="0" w:color="C9D6E6"/>
+              <w:left w:val="single" w:sz="8" w:space="0" w:color="C9D6E6"/>
+              <w:bottom w:val="single" w:sz="8" w:space="0" w:color="C9D6E6"/>
+              <w:right w:val="single" w:sz="8" w:space="0" w:color="C9D6E6"/>
+            </w:tcBorders>
+            <w:vAlign w:val="center"/>
+          </w:tcPr>
+          <w:p>
+            <w:pPr>
+              <w:jc w:val="both"/>
+              <w:rPr>
+                <w:rFonts w:ascii="Arial" w:hAnsi="Arial" w:cs="Arial"/>
+              </w:rPr>
+            </w:pPr>
+          </w:p>
+        </w:tc>
+        <w:tc>
+          <w:tcPr>
+            <w:tcW w:w="750" w:type="dxa"/>
+            <w:tcBorders>
+              <w:top w:val="single" w:sz="8" w:space="0" w:color="C9D6E6"/>
+              <w:left w:val="single" w:sz="8" w:space="0" w:color="C9D6E6"/>
+              <w:bottom w:val="single" w:sz="8" w:space="0" w:color="C9D6E6"/>
+              <w:right w:val="single" w:sz="8" w:space="0" w:color="C9D6E6"/>
+            </w:tcBorders>
+            <w:vAlign w:val="center"/>
+          </w:tcPr>
+          <w:p>
+            <w:pPr>
+              <w:jc w:val="both"/>
+              <w:rPr>
+                <w:rFonts w:ascii="Arial" w:hAnsi="Arial" w:cs="Arial"/>
+              </w:rPr>
+            </w:pPr>
+          </w:p>
+        </w:tc>
+        <w:tc>
+          <w:tcPr>
+            <w:tcW w:w="750" w:type="dxa"/>
+            <w:tcBorders>
+              <w:top w:val="single" w:sz="8" w:space="0" w:color="C9D6E6"/>
+              <w:left w:val="single" w:sz="8" w:space="0" w:color="C9D6E6"/>
+              <w:bottom w:val="single" w:sz="8" w:space="0" w:color="C9D6E6"/>
+              <w:right w:val="single" w:sz="8" w:space="0" w:color="C9D6E6"/>
+            </w:tcBorders>
+            <w:vAlign w:val="center"/>
+          </w:tcPr>
+          <w:p>
+            <w:pPr>
+              <w:jc w:val="both"/>
+              <w:rPr>
+                <w:rFonts w:ascii="Arial" w:hAnsi="Arial" w:cs="Arial"/>
+              </w:rPr>
+            </w:pPr>
+          </w:p>
+        </w:tc>
+        <w:tc>
+          <w:tcPr>
+            <w:tcW w:w="750" w:type="dxa"/>
+            <w:tcBorders>
+              <w:top w:val="single" w:sz="8" w:space="0" w:color="C9D6E6"/>
+              <w:left w:val="single" w:sz="8" w:space="0" w:color="C9D6E6"/>
+              <w:bottom w:val="single" w:sz="8" w:space="0" w:color="C9D6E6"/>
+              <w:right w:val="single" w:sz="8" w:space="0" w:color="C9D6E6"/>
+            </w:tcBorders>
+            <w:vAlign w:val="center"/>
+          </w:tcPr>
+          <w:p>
+            <w:pPr>
+              <w:jc w:val="both"/>
+              <w:rPr>
+                <w:rFonts w:ascii="Arial" w:hAnsi="Arial" w:cs="Arial"/>
+              </w:rPr>
+            </w:pPr>
+          </w:p>
+        </w:tc>
+        <w:tc>
+          <w:tcPr>
+            <w:tcW w:w="750" w:type="dxa"/>
+            <w:tcBorders>
+              <w:top w:val="single" w:sz="8" w:space="0" w:color="C9D6E6"/>
+              <w:left w:val="single" w:sz="8" w:space="0" w:color="C9D6E6"/>
+              <w:bottom w:val="single" w:sz="8" w:space="0" w:color="C9D6E6"/>
+              <w:right w:val="single" w:sz="8" w:space="0" w:color="C9D6E6"/>
+            </w:tcBorders>
+            <w:shd w:val="clear" w:color="auto" w:fill="6FA3DC"/>
+            <w:vAlign w:val="center"/>
+          </w:tcPr>
+          <w:p>
+            <w:pPr>
+              <w:jc w:val="both"/>
+              <w:rPr>
+                <w:rFonts w:ascii="Arial" w:hAnsi="Arial" w:cs="Arial"/>
+              </w:rPr>
+            </w:pPr>
+          </w:p>
+        </w:tc>
+        <w:tc>
+          <w:tcPr>
+            <w:tcW w:w="750" w:type="dxa"/>
+            <w:tcBorders>
+              <w:top w:val="single" w:sz="8" w:space="0" w:color="C9D6E6"/>
+              <w:left w:val="single" w:sz="8" w:space="0" w:color="C9D6E6"/>
+              <w:bottom w:val="single" w:sz="8" w:space="0" w:color="C9D6E6"/>
+              <w:right w:val="single" w:sz="8" w:space="0" w:color="C9D6E6"/>
+            </w:tcBorders>
+            <w:shd w:val="clear" w:color="auto" w:fill="6FA3DC"/>
+            <w:vAlign w:val="center"/>
+          </w:tcPr>
+          <w:p>
+            <w:pPr>
+              <w:jc w:val="both"/>
+              <w:rPr>
+                <w:rFonts w:ascii="Arial" w:hAnsi="Arial" w:cs="Arial"/>
+              </w:rPr>
+            </w:pPr>
+          </w:p>
+        </w:tc>
+      </w:tr>
+      <w:tr>
+        <w:trPr>
+          <w:cantSplit/>
+          <w:trHeight w:val="360"/>
+          <w:jc w:val="center"/>
+        </w:trPr>
+        <w:tc>
+          <w:tcPr>
+            <w:tcW w:w="3298" w:type="dxa"/>
+            <w:tcBorders>
+              <w:top w:val="single" w:sz="8" w:space="0" w:color="C9D6E6"/>
+              <w:left w:val="single" w:sz="8" w:space="0" w:color="C9D6E6"/>
+              <w:bottom w:val="single" w:sz="8" w:space="0" w:color="C9D6E6"/>
+              <w:right w:val="single" w:sz="8" w:space="0" w:color="C9D6E6"/>
+            </w:tcBorders>
+            <w:tcMar>
+              <w:top w:w="0" w:type="dxa"/>
+              <w:left w:w="90" w:type="dxa"/>
+              <w:bottom w:w="0" w:type="dxa"/>
+              <w:right w:w="60" w:type="dxa"/>
+            </w:tcMar>
+            <w:vAlign w:val="center"/>
+            <w:hideMark/>
+          </w:tcPr>
+          <w:p>
+            <w:pPr>
+              <w:jc w:val="both"/>
+              <w:rPr>
+                <w:rFonts w:ascii="Arial" w:hAnsi="Arial" w:cs="Arial"/>
+                <w:sz w:val="20"/>
+                <w:szCs w:val="20"/>
+              </w:rPr>
+            </w:pPr>
+            <w:r>
+              <w:rPr>
+                <w:rFonts w:ascii="Arial" w:hAnsi="Arial" w:cs="Arial"/>
+                <w:sz w:val="20"/>
+                <w:szCs w:val="20"/>
+              </w:rPr>
+              <w:t>Milestones</w:t>
+            </w:r>
+          </w:p>
+        </w:tc>
+        <w:tc>
+          <w:tcPr>
+            <w:tcW w:w="750" w:type="dxa"/>
+            <w:tcBorders>
+              <w:top w:val="single" w:sz="8" w:space="0" w:color="C9D6E6"/>
+              <w:left w:val="single" w:sz="8" w:space="0" w:color="C9D6E6"/>
+              <w:bottom w:val="single" w:sz="8" w:space="0" w:color="C9D6E6"/>
+              <w:right w:val="single" w:sz="8" w:space="0" w:color="C9D6E6"/>
+            </w:tcBorders>
+            <w:vAlign w:val="center"/>
+            <w:hideMark/>
+          </w:tcPr>
+          <w:p>
+            <w:pPr>
+              <w:jc w:val="both"/>
+              <w:rPr>
+                <w:rFonts w:ascii="Arial" w:hAnsi="Arial" w:cs="Arial"/>
+              </w:rPr>
+            </w:pPr>
+            <w:r>
+              <w:rPr>
+                <w:rFonts w:ascii="Cambria Math" w:hAnsi="Cambria Math" w:cs="Cambria Math"/>
+                <w:b/>
+                <w:bCs/>
+              </w:rPr>
+              <w:t>◆</w:t>
+            </w:r>
+          </w:p>
+        </w:tc>
+        <w:tc>
+          <w:tcPr>
+            <w:tcW w:w="750" w:type="dxa"/>
+            <w:tcBorders>
+              <w:top w:val="single" w:sz="8" w:space="0" w:color="C9D6E6"/>
+              <w:left w:val="single" w:sz="8" w:space="0" w:color="C9D6E6"/>
+              <w:bottom w:val="single" w:sz="8" w:space="0" w:color="C9D6E6"/>
+              <w:right w:val="single" w:sz="8" w:space="0" w:color="C9D6E6"/>
+            </w:tcBorders>
+            <w:vAlign w:val="center"/>
+          </w:tcPr>
+          <w:p>
+            <w:pPr>
+              <w:jc w:val="both"/>
+              <w:rPr>
+                <w:rFonts w:ascii="Arial" w:hAnsi="Arial" w:cs="Arial"/>
+              </w:rPr>
+            </w:pPr>
+          </w:p>
+        </w:tc>
+        <w:tc>
+          <w:tcPr>
+            <w:tcW w:w="750" w:type="dxa"/>
+            <w:tcBorders>
+              <w:top w:val="single" w:sz="8" w:space="0" w:color="C9D6E6"/>
+              <w:left w:val="single" w:sz="8" w:space="0" w:color="C9D6E6"/>
+              <w:bottom w:val="single" w:sz="8" w:space="0" w:color="C9D6E6"/>
+              <w:right w:val="single" w:sz="8" w:space="0" w:color="C9D6E6"/>
+            </w:tcBorders>
+            <w:vAlign w:val="center"/>
+          </w:tcPr>
+          <w:p>
+            <w:pPr>
+              <w:jc w:val="both"/>
+              <w:rPr>
+                <w:rFonts w:ascii="Arial" w:hAnsi="Arial" w:cs="Arial"/>
+              </w:rPr>
+            </w:pPr>
+          </w:p>
+        </w:tc>
+        <w:tc>
+          <w:tcPr>
+            <w:tcW w:w="750" w:type="dxa"/>
+            <w:tcBorders>
+              <w:top w:val="single" w:sz="8" w:space="0" w:color="C9D6E6"/>
+              <w:left w:val="single" w:sz="8" w:space="0" w:color="C9D6E6"/>
+              <w:bottom w:val="single" w:sz="8" w:space="0" w:color="C9D6E6"/>
+              <w:right w:val="single" w:sz="8" w:space="0" w:color="C9D6E6"/>
+            </w:tcBorders>
+            <w:vAlign w:val="center"/>
+            <w:hideMark/>
+          </w:tcPr>
+          <w:p>
+            <w:pPr>
+              <w:jc w:val="both"/>
+              <w:rPr>
+                <w:rFonts w:ascii="Arial" w:hAnsi="Arial" w:cs="Arial"/>
+              </w:rPr>
+            </w:pPr>
+            <w:r>
+              <w:rPr>
+                <w:rFonts w:ascii="Cambria Math" w:hAnsi="Cambria Math" w:cs="Cambria Math"/>
+                <w:b/>
+                <w:bCs/>
+              </w:rPr>
+              <w:t>◆</w:t>
+            </w:r>
+          </w:p>
+        </w:tc>
+        <w:tc>
+          <w:tcPr>
+            <w:tcW w:w="750" w:type="dxa"/>
+            <w:tcBorders>
+              <w:top w:val="single" w:sz="8" w:space="0" w:color="C9D6E6"/>
+              <w:left w:val="single" w:sz="8" w:space="0" w:color="C9D6E6"/>
+              <w:bottom w:val="single" w:sz="8" w:space="0" w:color="C9D6E6"/>
+              <w:right w:val="single" w:sz="8" w:space="0" w:color="C9D6E6"/>
+            </w:tcBorders>
+            <w:vAlign w:val="center"/>
+          </w:tcPr>
+          <w:p>
+            <w:pPr>
+              <w:jc w:val="both"/>
+              <w:rPr>
+                <w:rFonts w:ascii="Arial" w:hAnsi="Arial" w:cs="Arial"/>
+              </w:rPr>
+            </w:pPr>
+          </w:p>
+        </w:tc>
+        <w:tc>
+          <w:tcPr>
+            <w:tcW w:w="750" w:type="dxa"/>
+            <w:tcBorders>
+              <w:top w:val="single" w:sz="8" w:space="0" w:color="C9D6E6"/>
+              <w:left w:val="single" w:sz="8" w:space="0" w:color="C9D6E6"/>
+              <w:bottom w:val="single" w:sz="8" w:space="0" w:color="C9D6E6"/>
+              <w:right w:val="single" w:sz="8" w:space="0" w:color="C9D6E6"/>
+            </w:tcBorders>
+            <w:vAlign w:val="center"/>
+            <w:hideMark/>
+          </w:tcPr>
+          <w:p>
+            <w:pPr>
+              <w:jc w:val="both"/>
+              <w:rPr>
+                <w:rFonts w:ascii="Arial" w:hAnsi="Arial" w:cs="Arial"/>
+              </w:rPr>
+            </w:pPr>
+            <w:r>
+              <w:rPr>
+                <w:rFonts w:ascii="Cambria Math" w:hAnsi="Cambria Math" w:cs="Cambria Math"/>
+                <w:b/>
+                <w:bCs/>
+              </w:rPr>
+              <w:t>◆</w:t>
+            </w:r>
+          </w:p>
+        </w:tc>
+        <w:tc>
+          <w:tcPr>
+            <w:tcW w:w="750" w:type="dxa"/>
+            <w:tcBorders>
+              <w:top w:val="single" w:sz="8" w:space="0" w:color="C9D6E6"/>
+              <w:left w:val="single" w:sz="8" w:space="0" w:color="C9D6E6"/>
+              <w:bottom w:val="single" w:sz="8" w:space="0" w:color="C9D6E6"/>
+              <w:right w:val="single" w:sz="8" w:space="0" w:color="C9D6E6"/>
+            </w:tcBorders>
+            <w:vAlign w:val="center"/>
+          </w:tcPr>
+          <w:p>
+            <w:pPr>
+              <w:jc w:val="both"/>
+              <w:rPr>
+                <w:rFonts w:ascii="Arial" w:hAnsi="Arial" w:cs="Arial"/>
+              </w:rPr>
+            </w:pPr>
+          </w:p>
+        </w:tc>
+        <w:tc>
+          <w:tcPr>
+            <w:tcW w:w="750" w:type="dxa"/>
+            <w:tcBorders>
+              <w:top w:val="single" w:sz="8" w:space="0" w:color="C9D6E6"/>
+              <w:left w:val="single" w:sz="8" w:space="0" w:color="C9D6E6"/>
+              <w:bottom w:val="single" w:sz="8" w:space="0" w:color="C9D6E6"/>
+              <w:right w:val="single" w:sz="8" w:space="0" w:color="C9D6E6"/>
+            </w:tcBorders>
+            <w:vAlign w:val="center"/>
+            <w:hideMark/>
+          </w:tcPr>
+          <w:p>
+            <w:pPr>
+              <w:jc w:val="both"/>
+              <w:rPr>
+                <w:rFonts w:ascii="Arial" w:hAnsi="Arial" w:cs="Arial"/>
+              </w:rPr>
+            </w:pPr>
+            <w:r>
+              <w:rPr>
+                <w:rFonts w:ascii="Cambria Math" w:hAnsi="Cambria Math" w:cs="Cambria Math"/>
+                <w:b/>
+                <w:bCs/>
+              </w:rPr>
+              <w:t>◆</w:t>
+            </w:r>
+          </w:p>
+        </w:tc>
+      </w:tr>
+    </w:tbl>
+    <w:p>
+      <w:pPr>
+        <w:jc w:val="both"/>
+        <w:rPr>
+          <w:rFonts w:ascii="Arial" w:hAnsi="Arial" w:cs="Arial"/>
+          <w:sz w:val="20"/>
+          <w:szCs w:val="20"/>
+        </w:rPr>
+      </w:pPr>
+      <w:r>
+        <w:rPr>
+          <w:rFonts w:ascii="Cambria Math" w:hAnsi="Cambria Math" w:cs="Cambria Math"/>
+          <w:sz w:val="20"/>
+          <w:szCs w:val="20"/>
+        </w:rPr>
+        <w:t>◆</w:t>
+      </w:r>
+      <w:r>
+        <w:rPr>
+          <w:rFonts w:ascii="Arial" w:hAnsi="Arial" w:cs="Arial"/>
+          <w:sz w:val="20"/>
+          <w:szCs w:val="20"/>
+        </w:rPr>
+        <w:t xml:space="preserve"> Milestones: M1 dataset approved; M4 interim report; M6 best model chosen; M8 final submission.</w:t>
+      </w:r>
+    </w:p>
+    <w:p>
+      <w:pPr>
+        <w:jc w:val="center"/>
+        <w:rPr>
+          <w:rFonts w:ascii="Arial" w:hAnsi="Arial" w:cs="Arial"/>
+          <w:sz w:val="20"/>
+          <w:szCs w:val="20"/>
+        </w:rPr>
+      </w:pPr>
+      <w:r>
+        <w:rPr>
+          <w:rFonts w:ascii="Arial" w:hAnsi="Arial" w:cs="Arial"/>
+          <w:i/>
+          <w:iCs/>
+          <w:sz w:val="20"/>
+          <w:szCs w:val="20"/>
+        </w:rPr>
+        <w:t>Figure 2: Indicative project timeline (M = month; red diamonds = milestones)</w:t>
+      </w:r>
+    </w:p>
+    <w:p>
+      <w:pPr>
+        <w:jc w:val="both"/>
+        <w:rPr>
+          <w:ins w:id="123" w:author="MONICA VALENCIANO BARAJAS" w:date="2026-10-25T01:19:00Z"/>
+          <w:rFonts w:ascii="Arial" w:hAnsi="Arial" w:cs="Arial"/>
+        </w:rPr>
+      </w:pPr>
+    </w:p>
+    <w:p>
+      <w:pPr>
+        <w:pStyle w:val="Heading2"/>
+        <w:rPr>
+          <w:ins w:id="124" w:author="MONICA VALENCIANO BARAJAS" w:date="2026-10-25T01:19:00Z"/>
+          <w:rFonts w:ascii="Arial" w:hAnsi="Arial" w:cs="Arial"/>
+        </w:rPr>
+      </w:pPr>
+      <w:bookmarkStart w:id="125" w:name="_Toc243855892"/>
+      <w:ins w:id="126" w:author="MONICA VALENCIANO BARAJAS" w:date="2026-10-25T01:19:00Z">
+        <w:r>
+          <w:rPr>
+            <w:rFonts w:ascii="Arial" w:hAnsi="Arial" w:cs="Arial"/>
+          </w:rPr>
+          <w:t>10. Ethical and Legal Considerations</w:t>
+        </w:r>
+        <w:bookmarkEnd w:id="125"/>
+      </w:ins>
+    </w:p>
+    <w:p>
+      <w:pPr>
+        <w:jc w:val="both"/>
+        <w:rPr>
+          <w:rFonts w:ascii="Arial" w:hAnsi="Arial" w:cs="Arial"/>
+        </w:rPr>
+      </w:pPr>
+      <w:r>
+        <w:rPr>
+          <w:rFonts w:ascii="Arial" w:hAnsi="Arial" w:cs="Arial"/>
+        </w:rPr>
+        <w:t xml:space="preserve">Privacy: PortWatch provides port-level estimates. No crew, passenger or personal information is included. Because of </w:t>
+      </w:r>
+      <w:r>
+        <w:rPr>
+          <w:rFonts w:ascii="Arial" w:hAnsi="Arial" w:cs="Arial"/>
+        </w:rPr>
+        <w:t>these GDPR obligations</w:t>
+      </w:r>
+      <w:r>
+        <w:rPr>
+          <w:rFonts w:ascii="Arial" w:hAnsi="Arial" w:cs="Arial"/>
+        </w:rPr>
+        <w:t xml:space="preserve"> are not expected to apply. This will be confirmed during a data audit (European Union, 2016).</w:t>
+      </w:r>
+    </w:p>
+    <w:p>
+      <w:pPr>
+        <w:jc w:val="both"/>
+        <w:rPr>
+          <w:rFonts w:ascii="Arial" w:hAnsi="Arial" w:cs="Arial"/>
+        </w:rPr>
+      </w:pPr>
+      <w:r>
+        <w:rPr>
+          <w:rFonts w:ascii="Arial" w:hAnsi="Arial" w:cs="Arial"/>
+        </w:rPr>
+        <w:t xml:space="preserve">Permissions: The data will be used under the terms set by the IMF. Proper attribution will be. Any modifications will be clearly stated (IMF, 2026b). Since automated bulk downloading requires permission from the IMF files will be downloaded through the portal. The IMF will be contacted before using any API. </w:t>
+      </w:r>
+      <w:r>
+        <w:rPr>
+          <w:rFonts w:ascii="Arial" w:hAnsi="Arial" w:cs="Arial"/>
+        </w:rPr>
+        <w:t>Also,</w:t>
+      </w:r>
+      <w:r>
+        <w:rPr>
+          <w:rFonts w:ascii="Arial" w:hAnsi="Arial" w:cs="Arial"/>
+        </w:rPr>
+        <w:t xml:space="preserve"> IMF content will not be used to train language models (IMF, 2026b).</w:t>
+      </w:r>
+    </w:p>
+    <w:p>
+      <w:pPr>
+        <w:jc w:val="both"/>
+        <w:rPr>
+          <w:rFonts w:ascii="Arial" w:hAnsi="Arial" w:cs="Arial"/>
+        </w:rPr>
+      </w:pPr>
+      <w:r>
+        <w:rPr>
+          <w:rFonts w:ascii="Arial" w:hAnsi="Arial" w:cs="Arial"/>
+        </w:rPr>
+        <w:t xml:space="preserve">Integrity: The estimates may. Be limited </w:t>
+      </w:r>
+      <w:r>
+        <w:rPr>
+          <w:rFonts w:ascii="Arial" w:hAnsi="Arial" w:cs="Arial"/>
+        </w:rPr>
+        <w:t>due</w:t>
+      </w:r>
+      <w:r>
+        <w:rPr>
+          <w:rFonts w:ascii="Arial" w:hAnsi="Arial" w:cs="Arial"/>
+        </w:rPr>
+        <w:t xml:space="preserve"> to availability of AIS data (Arslanalp et al. 2026). As a </w:t>
+      </w:r>
+      <w:r>
+        <w:rPr>
+          <w:rFonts w:ascii="Arial" w:hAnsi="Arial" w:cs="Arial"/>
+        </w:rPr>
+        <w:t>result,</w:t>
+      </w:r>
+      <w:r>
+        <w:rPr>
+          <w:rFonts w:ascii="Arial" w:hAnsi="Arial" w:cs="Arial"/>
+        </w:rPr>
+        <w:t xml:space="preserve"> forecasts will include uncertainty. Will not be presented as operationally certain.</w:t>
+      </w:r>
+    </w:p>
+    <w:p>
+      <w:pPr>
+        <w:jc w:val="both"/>
+        <w:rPr>
+          <w:rFonts w:ascii="Arial" w:hAnsi="Arial" w:cs="Arial"/>
+        </w:rPr>
+      </w:pPr>
+      <w:r>
+        <w:rPr>
+          <w:rFonts w:ascii="Arial" w:hAnsi="Arial" w:cs="Arial"/>
+        </w:rPr>
+        <w:t>Security: The GitHub repository will be private. It will only be shared with the lecturer. No credentials will be stored in the repository. The ethics form is submitted separately. AI use is declared in the accompanying document.</w:t>
+      </w:r>
+    </w:p>
+    <w:p>
+      <w:pPr>
+        <w:jc w:val="both"/>
+        <w:rPr>
+          <w:rFonts w:ascii="Arial" w:hAnsi="Arial" w:cs="Arial"/>
+        </w:rPr>
+      </w:pPr>
+    </w:p>
+    <w:p>
+      <w:pPr>
+        <w:jc w:val="both"/>
+        <w:rPr>
+          <w:rFonts w:ascii="Arial" w:hAnsi="Arial" w:cs="Arial"/>
+        </w:rPr>
+      </w:pPr>
+    </w:p>
+    <w:p>
+      <w:pPr>
+        <w:pStyle w:val="Heading2"/>
+        <w:rPr>
+          <w:rFonts w:ascii="Arial" w:hAnsi="Arial" w:cs="Arial"/>
+        </w:rPr>
+      </w:pPr>
+      <w:bookmarkStart w:id="127" w:name="_Toc243855893"/>
+      <w:r>
+        <w:rPr>
+          <w:rFonts w:ascii="Arial" w:hAnsi="Arial" w:cs="Arial"/>
+        </w:rPr>
+        <w:lastRenderedPageBreak/>
+        <w:t>References</w:t>
+      </w:r>
+      <w:bookmarkEnd w:id="127"/>
+    </w:p>
+    <w:p>
+      <w:pPr>
+        <w:pStyle w:val="ListParagraph"/>
+        <w:numPr>
+          <w:ilvl w:val="0"/>
+          <w:numId w:val="4"/>
+        </w:numPr>
+        <w:rPr>
+          <w:sz w:val="20"/>
+          <w:szCs w:val="20"/>
+        </w:rPr>
+      </w:pPr>
+      <w:r>
+        <w:rPr>
+          <w:sz w:val="20"/>
+          <w:szCs w:val="20"/>
+        </w:rPr>
+        <w:t>Arslanalp, S., Exton, O., Gao, C., Kamali, P., Saraiva, M., Sozzi, A. and Verschuur, J. (2026) Nowcasting country-level trade estimates using IMF PortWatch. IMF Working Paper WP/26/99. Washington, DC: International Monetary Fund. Available at: https://www.imf.org/-/media/files/publications/wp/2026/english/wpiea2026099-source-pdf.pdf (Accessed: 2</w:t>
+      </w:r>
+      <w:r>
+        <w:rPr>
+          <w:sz w:val="20"/>
+          <w:szCs w:val="20"/>
+        </w:rPr>
+        <w:t>0</w:t>
+      </w:r>
+      <w:r>
+        <w:rPr>
+          <w:sz w:val="20"/>
+          <w:szCs w:val="20"/>
+        </w:rPr>
+        <w:t xml:space="preserve"> October 2026).</w:t>
+      </w:r>
+    </w:p>
+    <w:p>
+      <w:pPr>
+        <w:pStyle w:val="ListParagraph"/>
+        <w:numPr>
+          <w:ilvl w:val="0"/>
+          <w:numId w:val="4"/>
+        </w:numPr>
+        <w:rPr>
+          <w:sz w:val="20"/>
+          <w:szCs w:val="20"/>
+        </w:rPr>
+      </w:pPr>
+      <w:r>
+        <w:rPr>
+          <w:sz w:val="20"/>
+          <w:szCs w:val="20"/>
+        </w:rPr>
+        <w:t>Box, G.E.P., Jenkins, G.M., Reinsel, G.C. and Ljung, G.M. (2015) Time series analysis: forecasting and control. 5th edn. Hoboken, NJ: Wiley.</w:t>
+      </w:r>
+    </w:p>
+    <w:p>
+      <w:pPr>
+        <w:pStyle w:val="ListParagraph"/>
+        <w:numPr>
+          <w:ilvl w:val="0"/>
+          <w:numId w:val="4"/>
+        </w:numPr>
+        <w:rPr>
+          <w:sz w:val="20"/>
+          <w:szCs w:val="20"/>
+        </w:rPr>
+      </w:pPr>
+      <w:r>
+        <w:rPr>
+          <w:sz w:val="20"/>
+          <w:szCs w:val="20"/>
+        </w:rPr>
+        <w:t>Chapman, P., Clinton, J., Kerber, R., Khabaza, T., Reinartz, T., Shearer, C. and Wirth, R. (2000) CRISP-DM 1.0: step-by-step data mining guide. Chicago: SPSS Inc.</w:t>
+      </w:r>
+    </w:p>
+    <w:p>
+      <w:pPr>
+        <w:pStyle w:val="ListParagraph"/>
+        <w:numPr>
+          <w:ilvl w:val="0"/>
+          <w:numId w:val="4"/>
+        </w:numPr>
+        <w:rPr>
+          <w:sz w:val="20"/>
+          <w:szCs w:val="20"/>
+        </w:rPr>
+      </w:pPr>
+      <w:r>
+        <w:rPr>
+          <w:sz w:val="20"/>
+          <w:szCs w:val="20"/>
+        </w:rPr>
+        <w:t>Chen, T. and Guestrin, C. (2016) 'XGBoost: a scalable tree boosting system', in Proceedings of the 22nd ACM SIGKDD International Conference on Knowledge Discovery and Data Mining. San Francisco: ACM, pp. 785–794.</w:t>
+      </w:r>
+    </w:p>
+    <w:p>
+      <w:pPr>
+        <w:pStyle w:val="ListParagraph"/>
+        <w:numPr>
+          <w:ilvl w:val="0"/>
+          <w:numId w:val="4"/>
+        </w:numPr>
+        <w:rPr>
+          <w:sz w:val="20"/>
+          <w:szCs w:val="20"/>
+        </w:rPr>
+      </w:pPr>
+      <w:r>
+        <w:rPr>
+          <w:sz w:val="20"/>
+          <w:szCs w:val="20"/>
+        </w:rPr>
+        <w:t>European Union (2016) Regulation (EU) 2016/679 of the European Parliament and of the Council (General Data Protection Regulation). Official Journal of the European Union, L119, pp. 1–88. Available at: https://eur-lex.europa.eu/eli/reg/2016/679/oj (Accessed: 24 October 2026).</w:t>
+      </w:r>
+    </w:p>
+    <w:p>
+      <w:pPr>
+        <w:pStyle w:val="ListParagraph"/>
+        <w:numPr>
+          <w:ilvl w:val="0"/>
+          <w:numId w:val="4"/>
+        </w:numPr>
+        <w:rPr>
+          <w:sz w:val="20"/>
+          <w:szCs w:val="20"/>
+        </w:rPr>
+      </w:pPr>
+      <w:r>
+        <w:rPr>
+          <w:sz w:val="20"/>
+          <w:szCs w:val="20"/>
+        </w:rPr>
+        <w:t>Eurostat (2025) Maritime transport of goods – annual data. Statistics Explained. Available at: https://ec.europa.eu/eurostat/statistics-explained/index.php?title=Maritime_transport_of_goods_-_annual_data (Accessed: 2</w:t>
+      </w:r>
+      <w:r>
+        <w:rPr>
+          <w:sz w:val="20"/>
+          <w:szCs w:val="20"/>
+        </w:rPr>
+        <w:t>1</w:t>
+      </w:r>
+      <w:r>
+        <w:rPr>
+          <w:sz w:val="20"/>
+          <w:szCs w:val="20"/>
+        </w:rPr>
+        <w:t xml:space="preserve"> October 2026).</w:t>
+      </w:r>
+    </w:p>
+    <w:p>
+      <w:pPr>
+        <w:pStyle w:val="ListParagraph"/>
+        <w:numPr>
+          <w:ilvl w:val="0"/>
+          <w:numId w:val="4"/>
+        </w:numPr>
+        <w:rPr>
+          <w:sz w:val="20"/>
+          <w:szCs w:val="20"/>
+        </w:rPr>
+      </w:pPr>
+      <w:r>
+        <w:rPr>
+          <w:sz w:val="20"/>
+          <w:szCs w:val="20"/>
+        </w:rPr>
+        <w:t>Hellenic Shipping News (2025) 'EU ports handled 3.4 bn tonnes of freight in 2024', 6 December. Available at: https://www.hellenicshippingnews.com/eu-ports-handled-3-4-bn-tonnes-of-freight-in-2024/ (Accessed: 24 October 2026).</w:t>
+      </w:r>
+    </w:p>
+    <w:p>
+      <w:pPr>
+        <w:pStyle w:val="ListParagraph"/>
+        <w:numPr>
+          <w:ilvl w:val="0"/>
+          <w:numId w:val="4"/>
+        </w:numPr>
+        <w:rPr>
+          <w:sz w:val="20"/>
+          <w:szCs w:val="20"/>
+        </w:rPr>
+      </w:pPr>
+      <w:r>
+        <w:rPr>
+          <w:sz w:val="20"/>
+          <w:szCs w:val="20"/>
+        </w:rPr>
+        <w:t>Hochreiter, S. and Schmidhuber, J. (1997) 'Long short-term memory', Neural Computation, 9(8), pp. 1735–1780.</w:t>
+      </w:r>
+    </w:p>
+    <w:p>
+      <w:pPr>
+        <w:pStyle w:val="ListParagraph"/>
+        <w:numPr>
+          <w:ilvl w:val="0"/>
+          <w:numId w:val="4"/>
+        </w:numPr>
+        <w:rPr>
+          <w:sz w:val="20"/>
+          <w:szCs w:val="20"/>
+        </w:rPr>
+      </w:pPr>
+      <w:r>
+        <w:rPr>
+          <w:sz w:val="20"/>
+          <w:szCs w:val="20"/>
+        </w:rPr>
+        <w:t>Hyndman, R.J. and Athanasopoulos, G. (2021) Forecasting: principles and practice. 3rd edn. Melbourne: OTexts. Available at: https://otexts.com/fpp3/ (Accessed: 24 October 2026).</w:t>
+      </w:r>
+    </w:p>
+    <w:p>
+      <w:pPr>
+        <w:pStyle w:val="ListParagraph"/>
+        <w:numPr>
+          <w:ilvl w:val="0"/>
+          <w:numId w:val="4"/>
+        </w:numPr>
+        <w:rPr>
+          <w:sz w:val="20"/>
+          <w:szCs w:val="20"/>
+        </w:rPr>
+      </w:pPr>
+      <w:r>
+        <w:rPr>
+          <w:sz w:val="20"/>
+          <w:szCs w:val="20"/>
+        </w:rPr>
+        <w:t>Hyndman, R.J. and Koehler, A.B. (2006) 'Another look at measures of forecast accuracy', International Journal of Forecasting, 22(4), pp. 679–688.</w:t>
+      </w:r>
+    </w:p>
+    <w:p>
+      <w:pPr>
+        <w:pStyle w:val="ListParagraph"/>
+        <w:numPr>
+          <w:ilvl w:val="0"/>
+          <w:numId w:val="4"/>
+        </w:numPr>
+        <w:rPr>
+          <w:sz w:val="20"/>
+          <w:szCs w:val="20"/>
+        </w:rPr>
+      </w:pPr>
+      <w:r>
+        <w:rPr>
+          <w:sz w:val="20"/>
+          <w:szCs w:val="20"/>
+        </w:rPr>
+        <w:t>IMF (2026a) PortWatch: Daily Ports Data. Available at: https://portwatch.imf.org/datasets/83b1bbc7b3354c5fb1f40673bb8f852e_0/explore (Accessed: 24 October 2026).</w:t>
+      </w:r>
+    </w:p>
+    <w:p>
+      <w:pPr>
+        <w:pStyle w:val="ListParagraph"/>
+        <w:numPr>
+          <w:ilvl w:val="0"/>
+          <w:numId w:val="4"/>
+        </w:numPr>
+        <w:rPr>
+          <w:sz w:val="20"/>
+          <w:szCs w:val="20"/>
+        </w:rPr>
+      </w:pPr>
+      <w:r>
+        <w:rPr>
+          <w:sz w:val="20"/>
+          <w:szCs w:val="20"/>
+        </w:rPr>
+        <w:t xml:space="preserve">IMF (2026b) Copyright and usage. Available at: https://www.imf.org/en/about/copyright-and-terms (Accessed: </w:t>
+      </w:r>
+      <w:r>
+        <w:rPr>
+          <w:sz w:val="20"/>
+          <w:szCs w:val="20"/>
+        </w:rPr>
+        <w:t>15</w:t>
+      </w:r>
+      <w:r>
+        <w:rPr>
+          <w:sz w:val="20"/>
+          <w:szCs w:val="20"/>
+        </w:rPr>
+        <w:t xml:space="preserve"> October 2026).</w:t>
+      </w:r>
+    </w:p>
+    <w:p>
+      <w:pPr>
+        <w:pStyle w:val="ListParagraph"/>
+        <w:numPr>
+          <w:ilvl w:val="0"/>
+          <w:numId w:val="4"/>
+        </w:numPr>
+        <w:rPr>
+          <w:sz w:val="20"/>
+          <w:szCs w:val="20"/>
+        </w:rPr>
+      </w:pPr>
+      <w:r>
+        <w:rPr>
+          <w:sz w:val="20"/>
+          <w:szCs w:val="20"/>
+        </w:rPr>
+        <w:t>IMF (2026c) PortWatch: Data and methodology. Available at: https://portwatch.imf.org/pages/data-and-methodology (Accessed: 24 October 2026).</w:t>
+      </w:r>
+    </w:p>
+    <w:p>
+      <w:pPr>
+        <w:pStyle w:val="ListParagraph"/>
+        <w:numPr>
+          <w:ilvl w:val="0"/>
+          <w:numId w:val="4"/>
+        </w:numPr>
+        <w:rPr>
+          <w:sz w:val="20"/>
+          <w:szCs w:val="20"/>
+        </w:rPr>
+      </w:pPr>
+      <w:r>
+        <w:rPr>
+          <w:sz w:val="20"/>
+          <w:szCs w:val="20"/>
+        </w:rPr>
+        <w:t>Taylor, S.J. and Letham, B. (2018) 'Forecasting at scale', The American Statistician, 72(1), pp. 37–45.</w:t>
+      </w:r>
+    </w:p>
+    <w:p>
+      <w:pPr>
+        <w:rPr>
+          <w:sz w:val="20"/>
+          <w:szCs w:val="20"/>
+        </w:rPr>
+      </w:pPr>
+    </w:p>
+    <w:p>
+      <w:pPr>
+        <w:rPr>
+          <w:sz w:val="20"/>
+          <w:szCs w:val="20"/>
+        </w:rPr>
+      </w:pPr>
+    </w:p>
+    <w:p>
+      <w:pPr>
+        <w:rPr>
+          <w:sz w:val="20"/>
+          <w:szCs w:val="20"/>
+        </w:rPr>
+      </w:pPr>
+    </w:p>
+    <w:p>
+      <w:pPr>
+        <w:rPr>
+          <w:sz w:val="20"/>
+          <w:szCs w:val="20"/>
+        </w:rPr>
+      </w:pPr>
+    </w:p>
+    <w:p>
+      <w:pPr>
+        <w:rPr>
+          <w:sz w:val="20"/>
+          <w:szCs w:val="20"/>
+        </w:rPr>
+      </w:pPr>
+    </w:p>
+    <w:p>
+      <w:pPr>
+        <w:rPr>
+          <w:sz w:val="20"/>
+          <w:szCs w:val="20"/>
+        </w:rPr>
+      </w:pPr>
+    </w:p>
+    <w:p>
+      <w:pPr>
+        <w:pStyle w:val="Heading2"/>
+      </w:pPr>
+      <w:bookmarkStart w:id="128" w:name="_Toc243855894"/>
+      <w:r>
+        <w:lastRenderedPageBreak/>
+        <w:t>Appendix</w:t>
+      </w:r>
+      <w:bookmarkEnd w:id="128"/>
+    </w:p>
+    <w:p>
+      <w:pPr>
+        <w:rPr>
+          <w:sz w:val="20"/>
+          <w:szCs w:val="20"/>
+        </w:rPr>
+      </w:pPr>
+      <w:r>
+        <w:rPr>
+          <w:sz w:val="20"/>
+          <w:szCs w:val="20"/>
+        </w:rPr>
+        <w:drawing>
+          <wp:inline distT="0" distB="0" distL="0" distR="0" wp14:anchorId="5B24AB1F" wp14:editId="0C030211">
+            <wp:extent cx="5731510" cy="2341245"/>
+            <wp:effectExtent l="19050" t="19050" r="21590" b="20955"/>
+            <wp:docPr id="1478915129" name="Picture 1"/>
+            <wp:cNvGraphicFramePr>
+              <a:graphicFrameLocks xmlns:a="http://schemas.openxmlformats.org/drawingml/2006/main" noChangeAspect="1"/>
+            </wp:cNvGraphicFramePr>
+            <a:graphic xmlns:a="http://schemas.openxmlformats.org/drawingml/2006/main">
+              <a:graphicData uri="http://schemas.openxmlformats.org/drawingml/2006/picture">
+                <pic:pic xmlns:pic="http://schemas.openxmlformats.org/drawingml/2006/picture">
+                  <pic:nvPicPr>
+                    <pic:cNvPr id="1478915129" name=""/>
+                    <pic:cNvPicPr/>
+                  </pic:nvPicPr>
+                  <pic:blipFill>
+                    <a:blip r:embed="rId9"/>
+                    <a:stretch>
+                      <a:fillRect/>
+                    </a:stretch>
+                  </pic:blipFill>
+                  <pic:spPr>
+                    <a:xfrm>
+                      <a:off x="0" y="0"/>
+                      <a:ext cx="5731510" cy="2341245"/>
+                    </a:xfrm>
+                    <a:prstGeom prst="rect">
+                      <a:avLst/>
+                    </a:prstGeom>
+                    <a:ln>
+                      <a:solidFill>
+                        <a:schemeClr val="tx1"/>
+                      </a:solidFill>
+                    </a:ln>
+                  </pic:spPr>
+                </pic:pic>
+              </a:graphicData>
+            </a:graphic>
+          </wp:inline>
+        </w:drawing>
+      </w:r>
+    </w:p>
+    <w:p>
+      <w:pPr>
+        <w:rPr>
+          <w:sz w:val="20"/>
+          <w:szCs w:val="20"/>
+        </w:rPr>
+      </w:pPr>
+      <w:r>
+        <w:rPr>
+          <w:sz w:val="20"/>
+          <w:szCs w:val="20"/>
+        </w:rPr>
+        <w:drawing>
+          <wp:inline distT="0" distB="0" distL="0" distR="0" wp14:anchorId="645BDC65" wp14:editId="71ACF466">
+            <wp:extent cx="5731510" cy="2482850"/>
+            <wp:effectExtent l="19050" t="19050" r="21590" b="12700"/>
+            <wp:docPr id="6742171" name="Picture 1"/>
+            <wp:cNvGraphicFramePr>
+              <a:graphicFrameLocks xmlns:a="http://schemas.openxmlformats.org/drawingml/2006/main" noChangeAspect="1"/>
+            </wp:cNvGraphicFramePr>
+            <a:graphic xmlns:a="http://schemas.openxmlformats.org/drawingml/2006/main">
+              <a:graphicData uri="http://schemas.openxmlformats.org/drawingml/2006/picture">
+                <pic:pic xmlns:pic="http://schemas.openxmlformats.org/drawingml/2006/picture">
+                  <pic:nvPicPr>
+                    <pic:cNvPr id="6742171" name=""/>
+                    <pic:cNvPicPr/>
+                  </pic:nvPicPr>
+                  <pic:blipFill>
+                    <a:blip r:embed="rId10"/>
+                    <a:stretch>
+                      <a:fillRect/>
+                    </a:stretch>
+                  </pic:blipFill>
+                  <pic:spPr>
+                    <a:xfrm>
+                      <a:off x="0" y="0"/>
+                      <a:ext cx="5731510" cy="2482850"/>
+                    </a:xfrm>
+                    <a:prstGeom prst="rect">
+                      <a:avLst/>
+                    </a:prstGeom>
+                    <a:ln>
+                      <a:solidFill>
+                        <a:schemeClr val="tx1"/>
+                      </a:solidFill>
+                    </a:ln>
+                  </pic:spPr>
+                </pic:pic>
+              </a:graphicData>
+            </a:graphic>
+          </wp:inline>
+        </w:drawing>
+      </w:r>
+    </w:p>
+    <w:p>
+      <w:pPr>
+        <w:rPr>
+          <w:sz w:val="20"/>
+          <w:szCs w:val="20"/>
+        </w:rPr>
+      </w:pPr>
+      <w:r>
+        <w:rPr>
+          <w:sz w:val="20"/>
+          <w:szCs w:val="20"/>
+        </w:rPr>
+        <w:drawing>
+          <wp:inline distT="0" distB="0" distL="0" distR="0" wp14:anchorId="7A56C524" wp14:editId="295450B0">
+            <wp:extent cx="5731510" cy="2835910"/>
+            <wp:effectExtent l="19050" t="19050" r="21590" b="21590"/>
+            <wp:docPr id="1208549916" name="Picture 1"/>
+            <wp:cNvGraphicFramePr>
+              <a:graphicFrameLocks xmlns:a="http://schemas.openxmlformats.org/drawingml/2006/main" noChangeAspect="1"/>
+            </wp:cNvGraphicFramePr>
+            <a:graphic xmlns:a="http://schemas.openxmlformats.org/drawingml/2006/main">
+              <a:graphicData uri="http://schemas.openxmlformats.org/drawingml/2006/picture">
+                <pic:pic xmlns:pic="http://schemas.openxmlformats.org/drawingml/2006/picture">
+                  <pic:nvPicPr>
+                    <pic:cNvPr id="1208549916" name=""/>
+                    <pic:cNvPicPr/>
+                  </pic:nvPicPr>
+                  <pic:blipFill>
+                    <a:blip r:embed="rId11"/>
+                    <a:stretch>
+                      <a:fillRect/>
+                    </a:stretch>
+                  </pic:blipFill>
+                  <pic:spPr>
+                    <a:xfrm>
+                      <a:off x="0" y="0"/>
+                      <a:ext cx="5731510" cy="2835910"/>
+                    </a:xfrm>
+                    <a:prstGeom prst="rect">
+                      <a:avLst/>
+                    </a:prstGeom>
+                    <a:ln>
+                      <a:solidFill>
+                        <a:schemeClr val="tx1"/>
+                      </a:solidFill>
+                    </a:ln>
+                  </pic:spPr>
+                </pic:pic>
+              </a:graphicData>
+            </a:graphic>
+          </wp:inline>
+        </w:drawing>
+      </w:r>
+    </w:p>
+    <w:p>
+      <w:pPr>
+        <w:rPr>
+          <w:sz w:val="20"/>
+          <w:szCs w:val="20"/>
+        </w:rPr>
+      </w:pPr>
+      <w:r>
+        <w:rPr>
+          <w:sz w:val="20"/>
+          <w:szCs w:val="20"/>
+        </w:rPr>
+        <w:lastRenderedPageBreak/>
+        <w:drawing>
+          <wp:inline distT="0" distB="0" distL="0" distR="0" wp14:anchorId="004626E8" wp14:editId="0D20BC23">
+            <wp:extent cx="5731510" cy="2821305"/>
+            <wp:effectExtent l="19050" t="19050" r="21590" b="17145"/>
+            <wp:docPr id="280655782" name="Picture 1"/>
+            <wp:cNvGraphicFramePr>
+              <a:graphicFrameLocks xmlns:a="http://schemas.openxmlformats.org/drawingml/2006/main" noChangeAspect="1"/>
+            </wp:cNvGraphicFramePr>
+            <a:graphic xmlns:a="http://schemas.openxmlformats.org/drawingml/2006/main">
+              <a:graphicData uri="http://schemas.openxmlformats.org/drawingml/2006/picture">
+                <pic:pic xmlns:pic="http://schemas.openxmlformats.org/drawingml/2006/picture">
+                  <pic:nvPicPr>
+                    <pic:cNvPr id="280655782" name=""/>
+                    <pic:cNvPicPr/>
+                  </pic:nvPicPr>
+                  <pic:blipFill>
+                    <a:blip r:embed="rId12"/>
+                    <a:stretch>
+                      <a:fillRect/>
+                    </a:stretch>
+                  </pic:blipFill>
+                  <pic:spPr>
+                    <a:xfrm>
+                      <a:off x="0" y="0"/>
+                      <a:ext cx="5731510" cy="2821305"/>
+                    </a:xfrm>
+                    <a:prstGeom prst="rect">
+                      <a:avLst/>
+                    </a:prstGeom>
+                    <a:ln>
+                      <a:solidFill>
+                        <a:schemeClr val="tx1"/>
+                      </a:solidFill>
+                    </a:ln>
+                  </pic:spPr>
+                </pic:pic>
+              </a:graphicData>
+            </a:graphic>
+          </wp:inline>
+        </w:drawing>
+      </w:r>
+    </w:p>
+    <w:p>
+      <w:pPr>
+        <w:rPr>
+          <w:sz w:val="20"/>
+          <w:szCs w:val="20"/>
+        </w:rPr>
+      </w:pPr>
+      <w:r>
+        <w:rPr>
+          <w:sz w:val="20"/>
+          <w:szCs w:val="20"/>
+        </w:rPr>
+        <w:drawing>
+          <wp:inline distT="0" distB="0" distL="0" distR="0" wp14:anchorId="5132232F" wp14:editId="52E6D683">
+            <wp:extent cx="5731510" cy="2248535"/>
+            <wp:effectExtent l="19050" t="19050" r="21590" b="18415"/>
+            <wp:docPr id="1227853933" name="Picture 1"/>
+            <wp:cNvGraphicFramePr>
+              <a:graphicFrameLocks xmlns:a="http://schemas.openxmlformats.org/drawingml/2006/main" noChangeAspect="1"/>
+            </wp:cNvGraphicFramePr>
+            <a:graphic xmlns:a="http://schemas.openxmlformats.org/drawingml/2006/main">
+              <a:graphicData uri="http://schemas.openxmlformats.org/drawingml/2006/picture">
+                <pic:pic xmlns:pic="http://schemas.openxmlformats.org/drawingml/2006/picture">
+                  <pic:nvPicPr>
+                    <pic:cNvPr id="1227853933" name=""/>
+                    <pic:cNvPicPr/>
+                  </pic:nvPicPr>
+                  <pic:blipFill>
+                    <a:blip r:embed="rId13"/>
+                    <a:stretch>
+                      <a:fillRect/>
+                    </a:stretch>
+                  </pic:blipFill>
+                  <pic:spPr>
+                    <a:xfrm>
+                      <a:off x="0" y="0"/>
+                      <a:ext cx="5731510" cy="2248535"/>
+                    </a:xfrm>
+                    <a:prstGeom prst="rect">
+                      <a:avLst/>
+                    </a:prstGeom>
+                    <a:ln>
+                      <a:solidFill>
+                        <a:schemeClr val="tx1"/>
+                      </a:solidFill>
+                    </a:ln>
+                  </pic:spPr>
+                </pic:pic>
+              </a:graphicData>
+            </a:graphic>
+          </wp:inline>
+        </w:drawing>
+      </w:r>
+    </w:p>
     <w:sectPr>
       <w:pgSz w:w="11906" w:h="16838"/>
       <w:pgMar w:top="1440" w:right="1440" w:bottom="1440" w:left="1440" w:header="708" w:footer="708" w:gutter="0"/>
+      <w:pgNumType w:start="0"/>
       <w:cols w:space="708"/>
+      <w:titlePg/>
       <w:docGrid w:linePitch="360"/>
     </w:sectPr>
   </w:body>
 </w:document>
+</file>
+
+<file path=word/numbering.xml><?xml version="1.0" encoding="utf-8"?>
+<w:numbering xmlns:wpc="http://schemas.microsoft.com/office/word/2010/wordprocessingCanvas" xmlns:cx="http://schemas.microsoft.com/office/drawing/2014/chartex" xmlns:cx1="http://schemas.microsoft.com/office/drawing/2015/9/8/chartex" xmlns:cx2="http://schemas.microsoft.com/office/drawing/2015/10/21/chartex" xmlns:cx3="http://schemas.microsoft.com/office/drawing/2016/5/9/chartex" xmlns:cx4="http://schemas.microsoft.com/office/drawing/2016/5/10/chartex" xmlns:cx5="http://schemas.microsoft.com/office/drawing/2016/5/11/chartex" xmlns:cx6="http://schemas.microsoft.com/office/drawing/2016/5/12/chartex" xmlns:cx7="http://schemas.microsoft.com/office/drawing/2016/5/13/chartex" xmlns:cx8="http://schemas.microsoft.com/office/drawing/2016/5/14/chartex" xmlns:mc="http://schemas.openxmlformats.org/markup-compatibility/2006" xmlns:aink="http://schemas.microsoft.com/office/drawing/2016/ink" xmlns:am3d="http://schemas.microsoft.com/office/drawing/2017/model3d" xmlns:o="urn:schemas-microsoft-com:office:office" xmlns:oel="http://schemas.microsoft.com/office/2019/extlst" xmlns:r="http://schemas.openxmlformats.org/officeDocument/2006/relationships" xmlns:m="http://schemas.openxmlformats.org/officeDocument/2006/math" xmlns:v="urn:schemas-microsoft-com:vml" xmlns:wp14="http://schemas.microsoft.com/office/word/2010/wordprocessingDrawing" xmlns:wp="http://schemas.openxmlformats.org/drawingml/2006/wordprocessingDrawing" xmlns:w10="urn:schemas-microsoft-com:office:word" xmlns:w="http://schemas.openxmlformats.org/wordprocessingml/2006/main" xmlns:w14="http://schemas.microsoft.com/office/word/2010/wordml" xmlns:w15="http://schemas.microsoft.com/office/word/2012/wordml" xmlns:w16cex="http://schemas.microsoft.com/office/word/2018/wordml/cex" xmlns:w16cid="http://schemas.microsoft.com/office/word/2016/wordml/cid" xmlns:w16="http://schemas.microsoft.com/office/word/2018/wordml" xmlns:w16du="http://schemas.microsoft.com/office/word/2023/wordml/word16du" xmlns:w16sdtdh="http://schemas.microsoft.com/office/word/2020/wordml/sdtdatahash" xmlns:w16sdtfl="http://schemas.microsoft.com/office/word/2024/wordml/sdtformatlock" xmlns:w16se="http://schemas.microsoft.com/office/word/2015/wordml/symex" xmlns:wpg="http://schemas.microsoft.com/office/word/2010/wordprocessingGroup" xmlns:wpi="http://schemas.microsoft.com/office/word/2010/wordprocessingInk" xmlns:wne="http://schemas.microsoft.com/office/word/2006/wordml" xmlns:wps="http://schemas.microsoft.com/office/word/2010/wordprocessingShape" mc:Ignorable="w14 w15 w16se w16cid w16 w16cex w16sdtdh w16sdtfl w16du wp14">
+  <w:abstractNum w:abstractNumId="0" w15:restartNumberingAfterBreak="0">
+    <w:nsid w:val="1DCA1342"/>
+    <w:multiLevelType w:val="hybridMultilevel"/>
+    <w:tmpl w:val="FE7C8A3A"/>
+    <w:lvl w:ilvl="0" w:tplc="1809000F">
+      <w:start w:val="1"/>
+      <w:numFmt w:val="decimal"/>
+      <w:lvlText w:val="%1."/>
+      <w:lvlJc w:val="left"/>
+      <w:pPr>
+        <w:ind w:left="720" w:hanging="360"/>
+      </w:pPr>
+      <w:rPr>
+        <w:rFonts w:hint="default"/>
+      </w:rPr>
+    </w:lvl>
+    <w:lvl w:ilvl="1" w:tplc="FFFFFFFF" w:tentative="1">
+      <w:start w:val="1"/>
+      <w:numFmt w:val="bullet"/>
+      <w:lvlText w:val="o"/>
+      <w:lvlJc w:val="left"/>
+      <w:pPr>
+        <w:ind w:left="1440" w:hanging="360"/>
+      </w:pPr>
+      <w:rPr>
+        <w:rFonts w:ascii="Courier New" w:hAnsi="Courier New" w:cs="Courier New" w:hint="default"/>
+      </w:rPr>
+    </w:lvl>
+    <w:lvl w:ilvl="2" w:tplc="FFFFFFFF" w:tentative="1">
+      <w:start w:val="1"/>
+      <w:numFmt w:val="bullet"/>
+      <w:lvlText w:val=""/>
+      <w:lvlJc w:val="left"/>
+      <w:pPr>
+        <w:ind w:left="2160" w:hanging="360"/>
+      </w:pPr>
+      <w:rPr>
+        <w:rFonts w:ascii="Wingdings" w:hAnsi="Wingdings" w:hint="default"/>
+      </w:rPr>
+    </w:lvl>
+    <w:lvl w:ilvl="3" w:tplc="FFFFFFFF" w:tentative="1">
+      <w:start w:val="1"/>
+      <w:numFmt w:val="bullet"/>
+      <w:lvlText w:val=""/>
+      <w:lvlJc w:val="left"/>
+      <w:pPr>
+        <w:ind w:left="2880" w:hanging="360"/>
+      </w:pPr>
+      <w:rPr>
+        <w:rFonts w:ascii="Symbol" w:hAnsi="Symbol" w:hint="default"/>
+      </w:rPr>
+    </w:lvl>
+    <w:lvl w:ilvl="4" w:tplc="FFFFFFFF" w:tentative="1">
+      <w:start w:val="1"/>
+      <w:numFmt w:val="bullet"/>
+      <w:lvlText w:val="o"/>
+      <w:lvlJc w:val="left"/>
+      <w:pPr>
+        <w:ind w:left="3600" w:hanging="360"/>
+      </w:pPr>
+      <w:rPr>
+        <w:rFonts w:ascii="Courier New" w:hAnsi="Courier New" w:cs="Courier New" w:hint="default"/>
+      </w:rPr>
+    </w:lvl>
+    <w:lvl w:ilvl="5" w:tplc="FFFFFFFF" w:tentative="1">
+      <w:start w:val="1"/>
+      <w:numFmt w:val="bullet"/>
+      <w:lvlText w:val=""/>
+      <w:lvlJc w:val="left"/>
+      <w:pPr>
+        <w:ind w:left="4320" w:hanging="360"/>
+      </w:pPr>
+      <w:rPr>
+        <w:rFonts w:ascii="Wingdings" w:hAnsi="Wingdings" w:hint="default"/>
+      </w:rPr>
+    </w:lvl>
+    <w:lvl w:ilvl="6" w:tplc="FFFFFFFF" w:tentative="1">
+      <w:start w:val="1"/>
+      <w:numFmt w:val="bullet"/>
+      <w:lvlText w:val=""/>
+      <w:lvlJc w:val="left"/>
+      <w:pPr>
+        <w:ind w:left="5040" w:hanging="360"/>
+      </w:pPr>
+      <w:rPr>
+        <w:rFonts w:ascii="Symbol" w:hAnsi="Symbol" w:hint="default"/>
+      </w:rPr>
+    </w:lvl>
+    <w:lvl w:ilvl="7" w:tplc="FFFFFFFF" w:tentative="1">
+      <w:start w:val="1"/>
+      <w:numFmt w:val="bullet"/>
+      <w:lvlText w:val="o"/>
+      <w:lvlJc w:val="left"/>
+      <w:pPr>
+        <w:ind w:left="5760" w:hanging="360"/>
+      </w:pPr>
+      <w:rPr>
+        <w:rFonts w:ascii="Courier New" w:hAnsi="Courier New" w:cs="Courier New" w:hint="default"/>
+      </w:rPr>
+    </w:lvl>
+    <w:lvl w:ilvl="8" w:tplc="FFFFFFFF" w:tentative="1">
+      <w:start w:val="1"/>
+      <w:numFmt w:val="bullet"/>
+      <w:lvlText w:val=""/>
+      <w:lvlJc w:val="left"/>
+      <w:pPr>
+        <w:ind w:left="6480" w:hanging="360"/>
+      </w:pPr>
+      <w:rPr>
+        <w:rFonts w:ascii="Wingdings" w:hAnsi="Wingdings" w:hint="default"/>
+      </w:rPr>
+    </w:lvl>
+  </w:abstractNum>
+  <w:abstractNum w:abstractNumId="1" w15:restartNumberingAfterBreak="0">
+    <w:nsid w:val="1F9836B3"/>
+    <w:multiLevelType w:val="hybridMultilevel"/>
+    <w:tmpl w:val="7E5AA2D2"/>
+    <w:lvl w:ilvl="0" w:tplc="18090001">
+      <w:start w:val="1"/>
+      <w:numFmt w:val="bullet"/>
+      <w:lvlText w:val=""/>
+      <w:lvlJc w:val="left"/>
+      <w:pPr>
+        <w:ind w:left="720" w:hanging="360"/>
+      </w:pPr>
+      <w:rPr>
+        <w:rFonts w:ascii="Symbol" w:hAnsi="Symbol" w:hint="default"/>
+      </w:rPr>
+    </w:lvl>
+    <w:lvl w:ilvl="1" w:tplc="18090003" w:tentative="1">
+      <w:start w:val="1"/>
+      <w:numFmt w:val="bullet"/>
+      <w:lvlText w:val="o"/>
+      <w:lvlJc w:val="left"/>
+      <w:pPr>
+        <w:ind w:left="1440" w:hanging="360"/>
+      </w:pPr>
+      <w:rPr>
+        <w:rFonts w:ascii="Courier New" w:hAnsi="Courier New" w:cs="Courier New" w:hint="default"/>
+      </w:rPr>
+    </w:lvl>
+    <w:lvl w:ilvl="2" w:tplc="18090005" w:tentative="1">
+      <w:start w:val="1"/>
+      <w:numFmt w:val="bullet"/>
+      <w:lvlText w:val=""/>
+      <w:lvlJc w:val="left"/>
+      <w:pPr>
+        <w:ind w:left="2160" w:hanging="360"/>
+      </w:pPr>
+      <w:rPr>
+        <w:rFonts w:ascii="Wingdings" w:hAnsi="Wingdings" w:hint="default"/>
+      </w:rPr>
+    </w:lvl>
+    <w:lvl w:ilvl="3" w:tplc="18090001" w:tentative="1">
+      <w:start w:val="1"/>
+      <w:numFmt w:val="bullet"/>
+      <w:lvlText w:val=""/>
+      <w:lvlJc w:val="left"/>
+      <w:pPr>
+        <w:ind w:left="2880" w:hanging="360"/>
+      </w:pPr>
+      <w:rPr>
+        <w:rFonts w:ascii="Symbol" w:hAnsi="Symbol" w:hint="default"/>
+      </w:rPr>
+    </w:lvl>
+    <w:lvl w:ilvl="4" w:tplc="18090003" w:tentative="1">
+      <w:start w:val="1"/>
+      <w:numFmt w:val="bullet"/>
+      <w:lvlText w:val="o"/>
+      <w:lvlJc w:val="left"/>
+      <w:pPr>
+        <w:ind w:left="3600" w:hanging="360"/>
+      </w:pPr>
+      <w:rPr>
+        <w:rFonts w:ascii="Courier New" w:hAnsi="Courier New" w:cs="Courier New" w:hint="default"/>
+      </w:rPr>
+    </w:lvl>
+    <w:lvl w:ilvl="5" w:tplc="18090005" w:tentative="1">
+      <w:start w:val="1"/>
+      <w:numFmt w:val="bullet"/>
+      <w:lvlText w:val=""/>
+      <w:lvlJc w:val="left"/>
+      <w:pPr>
+        <w:ind w:left="4320" w:hanging="360"/>
+      </w:pPr>
+      <w:rPr>
+        <w:rFonts w:ascii="Wingdings" w:hAnsi="Wingdings" w:hint="default"/>
+      </w:rPr>
+    </w:lvl>
+    <w:lvl w:ilvl="6" w:tplc="18090001" w:tentative="1">
+      <w:start w:val="1"/>
+      <w:numFmt w:val="bullet"/>
+      <w:lvlText w:val=""/>
+      <w:lvlJc w:val="left"/>
+      <w:pPr>
+        <w:ind w:left="5040" w:hanging="360"/>
+      </w:pPr>
+      <w:rPr>
+        <w:rFonts w:ascii="Symbol" w:hAnsi="Symbol" w:hint="default"/>
+      </w:rPr>
+    </w:lvl>
+    <w:lvl w:ilvl="7" w:tplc="18090003" w:tentative="1">
+      <w:start w:val="1"/>
+      <w:numFmt w:val="bullet"/>
+      <w:lvlText w:val="o"/>
+      <w:lvlJc w:val="left"/>
+      <w:pPr>
+        <w:ind w:left="5760" w:hanging="360"/>
+      </w:pPr>
+      <w:rPr>
+        <w:rFonts w:ascii="Courier New" w:hAnsi="Courier New" w:cs="Courier New" w:hint="default"/>
+      </w:rPr>
+    </w:lvl>
+    <w:lvl w:ilvl="8" w:tplc="18090005" w:tentative="1">
+      <w:start w:val="1"/>
+      <w:numFmt w:val="bullet"/>
+      <w:lvlText w:val=""/>
+      <w:lvlJc w:val="left"/>
+      <w:pPr>
+        <w:ind w:left="6480" w:hanging="360"/>
+      </w:pPr>
+      <w:rPr>
+        <w:rFonts w:ascii="Wingdings" w:hAnsi="Wingdings" w:hint="default"/>
+      </w:rPr>
+    </w:lvl>
+  </w:abstractNum>
+  <w:abstractNum w:abstractNumId="2" w15:restartNumberingAfterBreak="0">
+    <w:nsid w:val="324E16E8"/>
+    <w:multiLevelType w:val="hybridMultilevel"/>
+    <w:tmpl w:val="BCA6B61C"/>
+    <w:lvl w:ilvl="0" w:tplc="18090001">
+      <w:start w:val="1"/>
+      <w:numFmt w:val="bullet"/>
+      <w:lvlText w:val=""/>
+      <w:lvlJc w:val="left"/>
+      <w:pPr>
+        <w:ind w:left="720" w:hanging="360"/>
+      </w:pPr>
+      <w:rPr>
+        <w:rFonts w:ascii="Symbol" w:hAnsi="Symbol" w:hint="default"/>
+      </w:rPr>
+    </w:lvl>
+    <w:lvl w:ilvl="1" w:tplc="FFFFFFFF" w:tentative="1">
+      <w:start w:val="1"/>
+      <w:numFmt w:val="bullet"/>
+      <w:lvlText w:val="o"/>
+      <w:lvlJc w:val="left"/>
+      <w:pPr>
+        <w:ind w:left="1440" w:hanging="360"/>
+      </w:pPr>
+      <w:rPr>
+        <w:rFonts w:ascii="Courier New" w:hAnsi="Courier New" w:cs="Courier New" w:hint="default"/>
+      </w:rPr>
+    </w:lvl>
+    <w:lvl w:ilvl="2" w:tplc="FFFFFFFF" w:tentative="1">
+      <w:start w:val="1"/>
+      <w:numFmt w:val="bullet"/>
+      <w:lvlText w:val=""/>
+      <w:lvlJc w:val="left"/>
+      <w:pPr>
+        <w:ind w:left="2160" w:hanging="360"/>
+      </w:pPr>
+      <w:rPr>
+        <w:rFonts w:ascii="Wingdings" w:hAnsi="Wingdings" w:hint="default"/>
+      </w:rPr>
+    </w:lvl>
+    <w:lvl w:ilvl="3" w:tplc="FFFFFFFF" w:tentative="1">
+      <w:start w:val="1"/>
+      <w:numFmt w:val="bullet"/>
+      <w:lvlText w:val=""/>
+      <w:lvlJc w:val="left"/>
+      <w:pPr>
+        <w:ind w:left="2880" w:hanging="360"/>
+      </w:pPr>
+      <w:rPr>
+        <w:rFonts w:ascii="Symbol" w:hAnsi="Symbol" w:hint="default"/>
+      </w:rPr>
+    </w:lvl>
+    <w:lvl w:ilvl="4" w:tplc="FFFFFFFF" w:tentative="1">
+      <w:start w:val="1"/>
+      <w:numFmt w:val="bullet"/>
+      <w:lvlText w:val="o"/>
+      <w:lvlJc w:val="left"/>
+      <w:pPr>
+        <w:ind w:left="3600" w:hanging="360"/>
+      </w:pPr>
+      <w:rPr>
+        <w:rFonts w:ascii="Courier New" w:hAnsi="Courier New" w:cs="Courier New" w:hint="default"/>
+      </w:rPr>
+    </w:lvl>
+    <w:lvl w:ilvl="5" w:tplc="FFFFFFFF" w:tentative="1">
+      <w:start w:val="1"/>
+      <w:numFmt w:val="bullet"/>
+      <w:lvlText w:val=""/>
+      <w:lvlJc w:val="left"/>
+      <w:pPr>
+        <w:ind w:left="4320" w:hanging="360"/>
+      </w:pPr>
+      <w:rPr>
+        <w:rFonts w:ascii="Wingdings" w:hAnsi="Wingdings" w:hint="default"/>
+      </w:rPr>
+    </w:lvl>
+    <w:lvl w:ilvl="6" w:tplc="FFFFFFFF" w:tentative="1">
+      <w:start w:val="1"/>
+      <w:numFmt w:val="bullet"/>
+      <w:lvlText w:val=""/>
+      <w:lvlJc w:val="left"/>
+      <w:pPr>
+        <w:ind w:left="5040" w:hanging="360"/>
+      </w:pPr>
+      <w:rPr>
+        <w:rFonts w:ascii="Symbol" w:hAnsi="Symbol" w:hint="default"/>
+      </w:rPr>
+    </w:lvl>
+    <w:lvl w:ilvl="7" w:tplc="FFFFFFFF" w:tentative="1">
+      <w:start w:val="1"/>
+      <w:numFmt w:val="bullet"/>
+      <w:lvlText w:val="o"/>
+      <w:lvlJc w:val="left"/>
+      <w:pPr>
+        <w:ind w:left="5760" w:hanging="360"/>
+      </w:pPr>
+      <w:rPr>
+        <w:rFonts w:ascii="Courier New" w:hAnsi="Courier New" w:cs="Courier New" w:hint="default"/>
+      </w:rPr>
+    </w:lvl>
+    <w:lvl w:ilvl="8" w:tplc="FFFFFFFF" w:tentative="1">
+      <w:start w:val="1"/>
+      <w:numFmt w:val="bullet"/>
+      <w:lvlText w:val=""/>
+      <w:lvlJc w:val="left"/>
+      <w:pPr>
+        <w:ind w:left="6480" w:hanging="360"/>
+      </w:pPr>
+      <w:rPr>
+        <w:rFonts w:ascii="Wingdings" w:hAnsi="Wingdings" w:hint="default"/>
+      </w:rPr>
+    </w:lvl>
+  </w:abstractNum>
+  <w:abstractNum w:abstractNumId="3" w15:restartNumberingAfterBreak="0">
+    <w:nsid w:val="5DA24BD9"/>
+    <w:multiLevelType w:val="hybridMultilevel"/>
+    <w:tmpl w:val="BB564C44"/>
+    <w:lvl w:ilvl="0" w:tplc="1809000F">
+      <w:start w:val="1"/>
+      <w:numFmt w:val="decimal"/>
+      <w:lvlText w:val="%1."/>
+      <w:lvlJc w:val="left"/>
+      <w:pPr>
+        <w:ind w:left="720" w:hanging="360"/>
+      </w:pPr>
+      <w:rPr>
+        <w:rFonts w:hint="default"/>
+      </w:rPr>
+    </w:lvl>
+    <w:lvl w:ilvl="1" w:tplc="18090019" w:tentative="1">
+      <w:start w:val="1"/>
+      <w:numFmt w:val="lowerLetter"/>
+      <w:lvlText w:val="%2."/>
+      <w:lvlJc w:val="left"/>
+      <w:pPr>
+        <w:ind w:left="1440" w:hanging="360"/>
+      </w:pPr>
+    </w:lvl>
+    <w:lvl w:ilvl="2" w:tplc="1809001B" w:tentative="1">
+      <w:start w:val="1"/>
+      <w:numFmt w:val="lowerRoman"/>
+      <w:lvlText w:val="%3."/>
+      <w:lvlJc w:val="right"/>
+      <w:pPr>
+        <w:ind w:left="2160" w:hanging="180"/>
+      </w:pPr>
+    </w:lvl>
+    <w:lvl w:ilvl="3" w:tplc="1809000F" w:tentative="1">
+      <w:start w:val="1"/>
+      <w:numFmt w:val="decimal"/>
+      <w:lvlText w:val="%4."/>
+      <w:lvlJc w:val="left"/>
+      <w:pPr>
+        <w:ind w:left="2880" w:hanging="360"/>
+      </w:pPr>
+    </w:lvl>
+    <w:lvl w:ilvl="4" w:tplc="18090019" w:tentative="1">
+      <w:start w:val="1"/>
+      <w:numFmt w:val="lowerLetter"/>
+      <w:lvlText w:val="%5."/>
+      <w:lvlJc w:val="left"/>
+      <w:pPr>
+        <w:ind w:left="3600" w:hanging="360"/>
+      </w:pPr>
+    </w:lvl>
+    <w:lvl w:ilvl="5" w:tplc="1809001B" w:tentative="1">
+      <w:start w:val="1"/>
+      <w:numFmt w:val="lowerRoman"/>
+      <w:lvlText w:val="%6."/>
+      <w:lvlJc w:val="right"/>
+      <w:pPr>
+        <w:ind w:left="4320" w:hanging="180"/>
+      </w:pPr>
+    </w:lvl>
+    <w:lvl w:ilvl="6" w:tplc="1809000F" w:tentative="1">
+      <w:start w:val="1"/>
+      <w:numFmt w:val="decimal"/>
+      <w:lvlText w:val="%7."/>
+      <w:lvlJc w:val="left"/>
+      <w:pPr>
+        <w:ind w:left="5040" w:hanging="360"/>
+      </w:pPr>
+    </w:lvl>
+    <w:lvl w:ilvl="7" w:tplc="18090019" w:tentative="1">
+      <w:start w:val="1"/>
+      <w:numFmt w:val="lowerLetter"/>
+      <w:lvlText w:val="%8."/>
+      <w:lvlJc w:val="left"/>
+      <w:pPr>
+        <w:ind w:left="5760" w:hanging="360"/>
+      </w:pPr>
+    </w:lvl>
+    <w:lvl w:ilvl="8" w:tplc="1809001B" w:tentative="1">
+      <w:start w:val="1"/>
+      <w:numFmt w:val="lowerRoman"/>
+      <w:lvlText w:val="%9."/>
+      <w:lvlJc w:val="right"/>
+      <w:pPr>
+        <w:ind w:left="6480" w:hanging="180"/>
+      </w:pPr>
+    </w:lvl>
+  </w:abstractNum>
+  <w:num w:numId="1" w16cid:durableId="824861261">
+    <w:abstractNumId w:val="3"/>
+  </w:num>
+  <w:num w:numId="2" w16cid:durableId="1490176999">
+    <w:abstractNumId w:val="1"/>
+  </w:num>
+  <w:num w:numId="3" w16cid:durableId="296450095">
+    <w:abstractNumId w:val="0"/>
+  </w:num>
+  <w:num w:numId="4" w16cid:durableId="1707289091">
+    <w:abstractNumId w:val="2"/>
+  </w:num>
+</w:numbering>
+</file>
+
+<file path=word/people.xml><?xml version="1.0" encoding="utf-8"?>
+<w15:people xmlns:wpc="http://schemas.microsoft.com/office/word/2010/wordprocessingCanvas" xmlns:cx="http://schemas.microsoft.com/office/drawing/2014/chartex" xmlns:cx1="http://schemas.microsoft.com/office/drawing/2015/9/8/chartex" xmlns:cx2="http://schemas.microsoft.com/office/drawing/2015/10/21/chartex" xmlns:cx3="http://schemas.microsoft.com/office/drawing/2016/5/9/chartex" xmlns:cx4="http://schemas.microsoft.com/office/drawing/2016/5/10/chartex" xmlns:cx5="http://schemas.microsoft.com/office/drawing/2016/5/11/chartex" xmlns:cx6="http://schemas.microsoft.com/office/drawing/2016/5/12/chartex" xmlns:cx7="http://schemas.microsoft.com/office/drawing/2016/5/13/chartex" xmlns:cx8="http://schemas.microsoft.com/office/drawing/2016/5/14/chartex" xmlns:mc="http://schemas.openxmlformats.org/markup-compatibility/2006" xmlns:aink="http://schemas.microsoft.com/office/drawing/2016/ink" xmlns:am3d="http://schemas.microsoft.com/office/drawing/2017/model3d" xmlns:o="urn:schemas-microsoft-com:office:office" xmlns:oel="http://schemas.microsoft.com/office/2019/extlst" xmlns:r="http://schemas.openxmlformats.org/officeDocument/2006/relationships" xmlns:m="http://schemas.openxmlformats.org/officeDocument/2006/math" xmlns:v="urn:schemas-microsoft-com:vml" xmlns:wp14="http://schemas.microsoft.com/office/word/2010/wordprocessingDrawing" xmlns:wp="http://schemas.openxmlformats.org/drawingml/2006/wordprocessingDrawing" xmlns:w10="urn:schemas-microsoft-com:office:word" xmlns:w="http://schemas.openxmlformats.org/wordprocessingml/2006/main" xmlns:w14="http://schemas.microsoft.com/office/word/2010/wordml" xmlns:w15="http://schemas.microsoft.com/office/word/2012/wordml" xmlns:w16cex="http://schemas.microsoft.com/office/word/2018/wordml/cex" xmlns:w16cid="http://schemas.microsoft.com/office/word/2016/wordml/cid" xmlns:w16="http://schemas.microsoft.com/office/word/2018/wordml" xmlns:w16du="http://schemas.microsoft.com/office/word/2023/wordml/word16du" xmlns:w16sdtdh="http://schemas.microsoft.com/office/word/2020/wordml/sdtdatahash" xmlns:w16sdtfl="http://schemas.microsoft.com/office/word/2024/wordml/sdtformatlock" xmlns:w16se="http://schemas.microsoft.com/office/word/2015/wordml/symex" xmlns:wpg="http://schemas.microsoft.com/office/word/2010/wordprocessingGroup" xmlns:wpi="http://schemas.microsoft.com/office/word/2010/wordprocessingInk" xmlns:wne="http://schemas.microsoft.com/office/word/2006/wordml" xmlns:wps="http://schemas.microsoft.com/office/word/2010/wordprocessingShape" mc:Ignorable="w14 w15 w16se w16cid w16 w16cex w16sdtdh w16sdtfl w16du wp14">
+  <w15:person w15:author="MONICA VALENCIANO BARAJAS">
+    <w15:presenceInfo w15:providerId="Windows Live" w15:userId="0562b4721ef168e2"/>
+  </w15:person>
+</w15:people>
 </file>
 
 <file path=word/styles.xml><?xml version="1.0" encoding="utf-8"?>
@@ -430,7 +8037,7 @@
     </w:pPr>
     <w:rPr>
       <w:rFonts w:asciiTheme="majorHAnsi" w:eastAsiaTheme="majorEastAsia" w:hAnsiTheme="majorHAnsi" w:cstheme="majorBidi"/>
-      <w:color w:val="0F4761" w:themeColor="accent1" w:themeShade="BF"/>
+      <w:color w:val="365F91" w:themeColor="accent1" w:themeShade="BF"/>
       <w:sz w:val="40"/>
       <w:szCs w:val="40"/>
     </w:rPr>
@@ -441,7 +8048,6 @@
     <w:next w:val="Normal"/>
     <w:link w:val="Heading2Char"/>
     <w:uiPriority w:val="9"/>
-    <w:semiHidden/>
     <w:unhideWhenUsed/>
     <w:qFormat/>
     <w:rsid w:val="00707F42"/>
@@ -453,7 +8059,7 @@
     </w:pPr>
     <w:rPr>
       <w:rFonts w:asciiTheme="majorHAnsi" w:eastAsiaTheme="majorEastAsia" w:hAnsiTheme="majorHAnsi" w:cstheme="majorBidi"/>
-      <w:color w:val="0F4761" w:themeColor="accent1" w:themeShade="BF"/>
+      <w:color w:val="365F91" w:themeColor="accent1" w:themeShade="BF"/>
       <w:sz w:val="32"/>
       <w:szCs w:val="32"/>
     </w:rPr>
@@ -476,7 +8082,7 @@
     </w:pPr>
     <w:rPr>
       <w:rFonts w:eastAsiaTheme="majorEastAsia" w:cstheme="majorBidi"/>
-      <w:color w:val="0F4761" w:themeColor="accent1" w:themeShade="BF"/>
+      <w:color w:val="365F91" w:themeColor="accent1" w:themeShade="BF"/>
       <w:sz w:val="28"/>
       <w:szCs w:val="28"/>
     </w:rPr>
@@ -501,7 +8107,7 @@
       <w:rFonts w:eastAsiaTheme="majorEastAsia" w:cstheme="majorBidi"/>
       <w:i/>
       <w:iCs/>
-      <w:color w:val="0F4761" w:themeColor="accent1" w:themeShade="BF"/>
+      <w:color w:val="365F91" w:themeColor="accent1" w:themeShade="BF"/>
     </w:rPr>
   </w:style>
   <w:style w:type="paragraph" w:styleId="Heading5">
@@ -522,7 +8128,7 @@
     </w:pPr>
     <w:rPr>
       <w:rFonts w:eastAsiaTheme="majorEastAsia" w:cstheme="majorBidi"/>
-      <w:color w:val="0F4761" w:themeColor="accent1" w:themeShade="BF"/>
+      <w:color w:val="365F91" w:themeColor="accent1" w:themeShade="BF"/>
     </w:rPr>
   </w:style>
   <w:style w:type="paragraph" w:styleId="Heading6">
@@ -616,7 +8222,6 @@
   <w:style w:type="character" w:default="1" w:styleId="DefaultParagraphFont">
     <w:name w:val="Default Paragraph Font"/>
     <w:uiPriority w:val="1"/>
-    <w:semiHidden/>
     <w:unhideWhenUsed/>
   </w:style>
   <w:style w:type="table" w:default="1" w:styleId="TableNormal">
@@ -648,7 +8253,7 @@
     <w:rsid w:val="00707F42"/>
     <w:rPr>
       <w:rFonts w:asciiTheme="majorHAnsi" w:eastAsiaTheme="majorEastAsia" w:hAnsiTheme="majorHAnsi" w:cstheme="majorBidi"/>
-      <w:color w:val="0F4761" w:themeColor="accent1" w:themeShade="BF"/>
+      <w:color w:val="365F91" w:themeColor="accent1" w:themeShade="BF"/>
       <w:sz w:val="40"/>
       <w:szCs w:val="40"/>
     </w:rPr>
@@ -658,11 +8263,10 @@
     <w:basedOn w:val="DefaultParagraphFont"/>
     <w:link w:val="Heading2"/>
     <w:uiPriority w:val="9"/>
-    <w:semiHidden/>
     <w:rsid w:val="00707F42"/>
     <w:rPr>
       <w:rFonts w:asciiTheme="majorHAnsi" w:eastAsiaTheme="majorEastAsia" w:hAnsiTheme="majorHAnsi" w:cstheme="majorBidi"/>
-      <w:color w:val="0F4761" w:themeColor="accent1" w:themeShade="BF"/>
+      <w:color w:val="365F91" w:themeColor="accent1" w:themeShade="BF"/>
       <w:sz w:val="32"/>
       <w:szCs w:val="32"/>
     </w:rPr>
@@ -676,7 +8280,7 @@
     <w:rsid w:val="00707F42"/>
     <w:rPr>
       <w:rFonts w:eastAsiaTheme="majorEastAsia" w:cstheme="majorBidi"/>
-      <w:color w:val="0F4761" w:themeColor="accent1" w:themeShade="BF"/>
+      <w:color w:val="365F91" w:themeColor="accent1" w:themeShade="BF"/>
       <w:sz w:val="28"/>
       <w:szCs w:val="28"/>
     </w:rPr>
@@ -692,7 +8296,7 @@
       <w:rFonts w:eastAsiaTheme="majorEastAsia" w:cstheme="majorBidi"/>
       <w:i/>
       <w:iCs/>
-      <w:color w:val="0F4761" w:themeColor="accent1" w:themeShade="BF"/>
+      <w:color w:val="365F91" w:themeColor="accent1" w:themeShade="BF"/>
     </w:rPr>
   </w:style>
   <w:style w:type="character" w:customStyle="1" w:styleId="Heading5Char">
@@ -704,7 +8308,7 @@
     <w:rsid w:val="00707F42"/>
     <w:rPr>
       <w:rFonts w:eastAsiaTheme="majorEastAsia" w:cstheme="majorBidi"/>
-      <w:color w:val="0F4761" w:themeColor="accent1" w:themeShade="BF"/>
+      <w:color w:val="365F91" w:themeColor="accent1" w:themeShade="BF"/>
     </w:rPr>
   </w:style>
   <w:style w:type="character" w:customStyle="1" w:styleId="Heading6Char">
@@ -878,7 +8482,7 @@
     <w:rPr>
       <w:i/>
       <w:iCs/>
-      <w:color w:val="0F4761" w:themeColor="accent1" w:themeShade="BF"/>
+      <w:color w:val="365F91" w:themeColor="accent1" w:themeShade="BF"/>
     </w:rPr>
   </w:style>
   <w:style w:type="paragraph" w:styleId="IntenseQuote">
@@ -891,8 +8495,8 @@
     <w:rsid w:val="00707F42"/>
     <w:pPr>
       <w:pBdr>
-        <w:top w:val="single" w:sz="4" w:space="10" w:color="0F4761" w:themeColor="accent1" w:themeShade="BF"/>
-        <w:bottom w:val="single" w:sz="4" w:space="10" w:color="0F4761" w:themeColor="accent1" w:themeShade="BF"/>
+        <w:top w:val="single" w:sz="4" w:space="10" w:color="365F91" w:themeColor="accent1" w:themeShade="BF"/>
+        <w:bottom w:val="single" w:sz="4" w:space="10" w:color="365F91" w:themeColor="accent1" w:themeShade="BF"/>
       </w:pBdr>
       <w:spacing w:before="360" w:after="360"/>
       <w:ind w:left="864" w:right="864"/>
@@ -901,7 +8505,7 @@
     <w:rPr>
       <w:i/>
       <w:iCs/>
-      <w:color w:val="0F4761" w:themeColor="accent1" w:themeShade="BF"/>
+      <w:color w:val="365F91" w:themeColor="accent1" w:themeShade="BF"/>
     </w:rPr>
   </w:style>
   <w:style w:type="character" w:customStyle="1" w:styleId="IntenseQuoteChar">
@@ -913,7 +8517,7 @@
     <w:rPr>
       <w:i/>
       <w:iCs/>
-      <w:color w:val="0F4761" w:themeColor="accent1" w:themeShade="BF"/>
+      <w:color w:val="365F91" w:themeColor="accent1" w:themeShade="BF"/>
     </w:rPr>
   </w:style>
   <w:style w:type="character" w:styleId="IntenseReference">
@@ -926,9 +8530,108 @@
       <w:b/>
       <w:bCs/>
       <w:smallCaps/>
-      <w:color w:val="0F4761" w:themeColor="accent1" w:themeShade="BF"/>
+      <w:color w:val="365F91" w:themeColor="accent1" w:themeShade="BF"/>
       <w:spacing w:val="5"/>
     </w:rPr>
+  </w:style>
+  <w:style w:type="paragraph" w:styleId="NoSpacing">
+    <w:name w:val="No Spacing"/>
+    <w:link w:val="NoSpacingChar"/>
+    <w:uiPriority w:val="1"/>
+    <w:qFormat/>
+    <w:rsid w:val="005B2A1C"/>
+    <w:pPr>
+      <w:spacing w:after="0" w:line="240" w:lineRule="auto"/>
+    </w:pPr>
+    <w:rPr>
+      <w:rFonts w:eastAsiaTheme="minorEastAsia"/>
+      <w:kern w:val="0"/>
+      <w:sz w:val="22"/>
+      <w:szCs w:val="22"/>
+      <w:lang w:val="en-US"/>
+      <w14:ligatures w14:val="none"/>
+    </w:rPr>
+  </w:style>
+  <w:style w:type="character" w:customStyle="1" w:styleId="NoSpacingChar">
+    <w:name w:val="No Spacing Char"/>
+    <w:basedOn w:val="DefaultParagraphFont"/>
+    <w:link w:val="NoSpacing"/>
+    <w:uiPriority w:val="1"/>
+    <w:rsid w:val="005B2A1C"/>
+    <w:rPr>
+      <w:rFonts w:eastAsiaTheme="minorEastAsia"/>
+      <w:kern w:val="0"/>
+      <w:sz w:val="22"/>
+      <w:szCs w:val="22"/>
+      <w:lang w:val="en-US"/>
+      <w14:ligatures w14:val="none"/>
+    </w:rPr>
+  </w:style>
+  <w:style w:type="paragraph" w:styleId="Revision">
+    <w:name w:val="Revision"/>
+    <w:hidden/>
+    <w:uiPriority w:val="99"/>
+    <w:semiHidden/>
+    <w:rsid w:val="00090647"/>
+    <w:pPr>
+      <w:spacing w:after="0" w:line="240" w:lineRule="auto"/>
+    </w:pPr>
+  </w:style>
+  <w:style w:type="paragraph" w:styleId="TOCHeading">
+    <w:name w:val="TOC Heading"/>
+    <w:basedOn w:val="Heading1"/>
+    <w:next w:val="Normal"/>
+    <w:uiPriority w:val="39"/>
+    <w:unhideWhenUsed/>
+    <w:qFormat/>
+    <w:rsid w:val="00BF1927"/>
+    <w:pPr>
+      <w:spacing w:before="240" w:after="0" w:line="259" w:lineRule="auto"/>
+      <w:outlineLvl w:val="9"/>
+    </w:pPr>
+    <w:rPr>
+      <w:kern w:val="0"/>
+      <w:sz w:val="32"/>
+      <w:szCs w:val="32"/>
+      <w:lang w:val="en-US"/>
+      <w14:ligatures w14:val="none"/>
+    </w:rPr>
+  </w:style>
+  <w:style w:type="paragraph" w:styleId="TOC2">
+    <w:name w:val="toc 2"/>
+    <w:basedOn w:val="Normal"/>
+    <w:next w:val="Normal"/>
+    <w:autoRedefine/>
+    <w:uiPriority w:val="39"/>
+    <w:unhideWhenUsed/>
+    <w:rsid w:val="00BF1927"/>
+    <w:pPr>
+      <w:spacing w:after="100"/>
+      <w:ind w:left="240"/>
+    </w:pPr>
+  </w:style>
+  <w:style w:type="character" w:styleId="Hyperlink">
+    <w:name w:val="Hyperlink"/>
+    <w:basedOn w:val="DefaultParagraphFont"/>
+    <w:uiPriority w:val="99"/>
+    <w:unhideWhenUsed/>
+    <w:rsid w:val="00BF1927"/>
+    <w:rPr>
+      <w:color w:val="0000FF" w:themeColor="hyperlink"/>
+      <w:u w:val="single"/>
+    </w:rPr>
+  </w:style>
+  <w:style w:type="paragraph" w:styleId="TOC1">
+    <w:name w:val="toc 1"/>
+    <w:basedOn w:val="Normal"/>
+    <w:next w:val="Normal"/>
+    <w:autoRedefine/>
+    <w:uiPriority w:val="39"/>
+    <w:unhideWhenUsed/>
+    <w:rsid w:val="00BF1927"/>
+    <w:pPr>
+      <w:spacing w:after="100"/>
+    </w:pPr>
   </w:style>
 </w:styles>
 </file>
@@ -936,7 +8639,7 @@
 <file path=word/theme/theme1.xml><?xml version="1.0" encoding="utf-8"?>
 <a:theme xmlns:a="http://schemas.openxmlformats.org/drawingml/2006/main" name="Office Theme">
   <a:themeElements>
-    <a:clrScheme name="Office">
+    <a:clrScheme name="Office 2007 - 2010">
       <a:dk1>
         <a:sysClr val="windowText" lastClr="000000"/>
       </a:dk1>
@@ -944,34 +8647,34 @@
         <a:sysClr val="window" lastClr="FFFFFF"/>
       </a:lt1>
       <a:dk2>
-        <a:srgbClr val="0E2841"/>
+        <a:srgbClr val="1F497D"/>
       </a:dk2>
       <a:lt2>
-        <a:srgbClr val="E8E8E8"/>
+        <a:srgbClr val="EEECE1"/>
       </a:lt2>
       <a:accent1>
-        <a:srgbClr val="156082"/>
+        <a:srgbClr val="4F81BD"/>
       </a:accent1>
       <a:accent2>
-        <a:srgbClr val="E97132"/>
+        <a:srgbClr val="C0504D"/>
       </a:accent2>
       <a:accent3>
-        <a:srgbClr val="196B24"/>
+        <a:srgbClr val="9BBB59"/>
       </a:accent3>
       <a:accent4>
-        <a:srgbClr val="0F9ED5"/>
+        <a:srgbClr val="8064A2"/>
       </a:accent4>
       <a:accent5>
-        <a:srgbClr val="A02B93"/>
+        <a:srgbClr val="4BACC6"/>
       </a:accent5>
       <a:accent6>
-        <a:srgbClr val="4EA72E"/>
+        <a:srgbClr val="F79646"/>
       </a:accent6>
       <a:hlink>
-        <a:srgbClr val="467886"/>
+        <a:srgbClr val="0000FF"/>
       </a:hlink>
       <a:folHlink>
-        <a:srgbClr val="96607D"/>
+        <a:srgbClr val="800080"/>
       </a:folHlink>
     </a:clrScheme>
     <a:fontScheme name="Office">
@@ -1246,4 +8949,16 @@
     </a:ext>
   </a:extLst>
 </a:theme>
+</file>
+
+<file path=customXml/item1.xml><?xml version="1.0" encoding="utf-8"?>
+<b:Sources xmlns:b="http://schemas.openxmlformats.org/officeDocument/2006/bibliography" xmlns="http://schemas.openxmlformats.org/officeDocument/2006/bibliography" SelectedStyle="\APASixthEditionOfficeOnline.xsl" StyleName="APA" Version="6"/>
+</file>
+
+<file path=customXml/itemProps1.xml><?xml version="1.0" encoding="utf-8"?>
+<ds:datastoreItem xmlns:ds="http://schemas.openxmlformats.org/officeDocument/2006/customXml" ds:itemID="{292F8B1D-FD0B-407C-8440-F6652C71D8F5}">
+  <ds:schemaRefs>
+    <ds:schemaRef ds:uri="http://schemas.openxmlformats.org/officeDocument/2006/bibliography"/>
+  </ds:schemaRefs>
+</ds:datastoreItem>
 </file>